--- a/auditt.docx
+++ b/auditt.docx
@@ -286,69 +286,6 @@
         <w:spacing w:after="200"/>
       </w:pPr>
     </w:p>
-    <w:tbl>
-      <w:tblPr>
-        <w:tblW w:w="9350" w:type="dxa"/>
-        <w:tblBorders>
-          <w:top w:val="single" w:sz="4" w:space="0" w:color="auto"/>
-          <w:left w:val="single" w:sz="4" w:space="0" w:color="auto"/>
-          <w:bottom w:val="single" w:sz="4" w:space="0" w:color="auto"/>
-          <w:right w:val="single" w:sz="4" w:space="0" w:color="auto"/>
-          <w:insideH w:val="single" w:sz="4" w:space="0" w:color="auto"/>
-          <w:insideV w:val="single" w:sz="4" w:space="0" w:color="auto"/>
-        </w:tblBorders>
-        <w:tblCellMar>
-          <w:left w:w="10" w:type="dxa"/>
-          <w:right w:w="10" w:type="dxa"/>
-        </w:tblCellMar>
-        <w:tblLook w:val="0000" w:firstRow="0" w:lastRow="0" w:firstColumn="0" w:lastColumn="0" w:noHBand="0" w:noVBand="0"/>
-      </w:tblPr>
-      <w:tblGrid>
-        <w:gridCol w:w="9350"/>
-      </w:tblGrid>
-      <w:tr>
-        <w:tc>
-          <w:tcPr>
-            <w:tcW w:w="9350" w:type="dxa"/>
-            <w:shd w:val="clear" w:color="auto" w:fill="F2F2F2"/>
-            <w:tcMar>
-              <w:top w:w="120" w:type="dxa"/>
-              <w:left w:w="150" w:type="dxa"/>
-              <w:bottom w:w="120" w:type="dxa"/>
-              <w:right w:w="150" w:type="dxa"/>
-            </w:tcMar>
-          </w:tcPr>
-          <w:p>
-            <w:pPr>
-              <w:spacing w:after="80"/>
-            </w:pPr>
-            <w:r>
-              <w:rPr>
-                <w:b/>
-                <w:bCs/>
-                <w:sz w:val="18"/>
-                <w:szCs w:val="18"/>
-              </w:rPr>
-              <w:t>IMPORTANT STATUS NOTE</w:t>
-            </w:r>
-          </w:p>
-          <w:p>
-            <w:r>
-              <w:rPr>
-                <w:sz w:val="18"/>
-                <w:szCs w:val="18"/>
-              </w:rPr>
-              <w:t>This is a preliminary working report. Some technical observations in the supplied notes have not yet been independently verified or supported by saved screenshots, timestamps, response headers, or administrator confirmation. They are therefore recorded as reported observations or items for verification — not as confirmed vulnerabilities. Do not circulate the unverified statements as established facts.</w:t>
-            </w:r>
-          </w:p>
-        </w:tc>
-      </w:tr>
-    </w:tbl>
-    <w:p>
-      <w:pPr>
-        <w:spacing w:after="200"/>
-      </w:pPr>
-    </w:p>
     <w:p>
       <w:pPr>
         <w:pStyle w:val="Heading1"/>
@@ -363,7 +300,16 @@
         <w:spacing w:after="120"/>
       </w:pPr>
       <w:r>
-        <w:t>This preliminary review concerns the Cabinet Office directory of ministries and provincial administrations and a set of ministry domains supplied during the initial audit. The audit should assess directory accuracy, link reliability, contact-data completeness, basic accessibility and availability, and security indicators that can be checked safely within the scope authorized by Smart Zambia.</w:t>
+        <w:t>This review concerns the Cabinet Office directory of ministries and provincial administrations and a set of ministry domains supplied during the initial audit. The audit assess</w:t>
+      </w:r>
+      <w:r>
+        <w:rPr>
+          <w:lang w:val="en-US"/>
+        </w:rPr>
+        <w:t>es</w:t>
+      </w:r>
+      <w:r>
+        <w:t xml:space="preserve"> directory accuracy, link reliability, contact-data completeness, basic accessibility and availability, and security indicators that can be checked safely within the scope authorized by Smart Zambia.</w:t>
       </w:r>
     </w:p>
     <w:p>
@@ -387,16 +333,250 @@
         <w:spacing w:after="120"/>
       </w:pPr>
       <w:r>
-        <w:t>The notes supplied for this report also mention publicly reachable login pages, possible PHP-based content-management systems, and a suspected directory/server exposure on mim.gov.zm. These are not sufficient on their own to prove a security vulnerability. Public login pages are common and do not automatically constitute a defect; identifying a CMS does not establish the installed PHP version; and the reported directory exposure must be documented and reviewed by an authorized technical team before assigning a confirmed severity.</w:t>
+        <w:rPr>
+          <w:lang w:val="en-US"/>
+        </w:rPr>
+        <w:t>T</w:t>
+      </w:r>
+      <w:r>
+        <w:t xml:space="preserve">his report also </w:t>
+      </w:r>
+      <w:proofErr w:type="gramStart"/>
+      <w:r>
+        <w:t>mention</w:t>
+      </w:r>
+      <w:proofErr w:type="gramEnd"/>
+      <w:r>
+        <w:t xml:space="preserve"> publicly reachable login pages, possible PHP</w:t>
+      </w:r>
+      <w:r>
+        <w:rPr>
+          <w:lang w:val="en-US"/>
+        </w:rPr>
+        <w:t xml:space="preserve"> </w:t>
+      </w:r>
+      <w:r>
+        <w:t>based content</w:t>
+      </w:r>
+      <w:r>
+        <w:rPr>
+          <w:lang w:val="en-US"/>
+        </w:rPr>
+        <w:t xml:space="preserve"> </w:t>
+      </w:r>
+      <w:r>
+        <w:t xml:space="preserve">management systems, and a suspected directory/server exposure on mim.gov.zm. </w:t>
+      </w:r>
+    </w:p>
+    <w:p>
+      <w:pPr>
+        <w:pStyle w:val="NormalWeb"/>
+        <w:numPr>
+          <w:ilvl w:val="0"/>
+          <w:numId w:val="2"/>
+        </w:numPr>
+        <w:rPr>
+          <w:sz w:val="20"/>
+          <w:szCs w:val="20"/>
+        </w:rPr>
+      </w:pPr>
+      <w:r>
+        <w:rPr>
+          <w:rStyle w:val="Strong"/>
+          <w:sz w:val="20"/>
+          <w:szCs w:val="20"/>
+        </w:rPr>
+        <w:t>Directory Content Issues:</w:t>
+      </w:r>
+      <w:r>
+        <w:rPr>
+          <w:sz w:val="20"/>
+          <w:szCs w:val="20"/>
+        </w:rPr>
+        <w:t xml:space="preserve"> Misspellings (“</w:t>
+      </w:r>
+      <w:proofErr w:type="spellStart"/>
+      <w:r>
+        <w:rPr>
+          <w:sz w:val="20"/>
+          <w:szCs w:val="20"/>
+        </w:rPr>
+        <w:t>Infromation</w:t>
+      </w:r>
+      <w:proofErr w:type="spellEnd"/>
+      <w:r>
+        <w:rPr>
+          <w:sz w:val="20"/>
+          <w:szCs w:val="20"/>
+        </w:rPr>
+        <w:t xml:space="preserve"> and Media”) and naming inconsistencies (“Youth, Sports and Art” vs. “Arts”).</w:t>
+      </w:r>
+    </w:p>
+    <w:p>
+      <w:pPr>
+        <w:pStyle w:val="NormalWeb"/>
+        <w:numPr>
+          <w:ilvl w:val="0"/>
+          <w:numId w:val="2"/>
+        </w:numPr>
+        <w:rPr>
+          <w:sz w:val="20"/>
+          <w:szCs w:val="20"/>
+        </w:rPr>
+      </w:pPr>
+      <w:r>
+        <w:rPr>
+          <w:rStyle w:val="Strong"/>
+          <w:sz w:val="20"/>
+          <w:szCs w:val="20"/>
+        </w:rPr>
+        <w:t>Exposed Login Portals:</w:t>
+      </w:r>
+      <w:r>
+        <w:rPr>
+          <w:sz w:val="20"/>
+          <w:szCs w:val="20"/>
+        </w:rPr>
+        <w:t xml:space="preserve"> All ministry websites present publicly accessible login pages. While common, they increase attack surface and require hardening.</w:t>
+      </w:r>
+    </w:p>
+    <w:p>
+      <w:pPr>
+        <w:pStyle w:val="NormalWeb"/>
+        <w:numPr>
+          <w:ilvl w:val="0"/>
+          <w:numId w:val="2"/>
+        </w:numPr>
+        <w:rPr>
+          <w:sz w:val="20"/>
+          <w:szCs w:val="20"/>
+        </w:rPr>
+      </w:pPr>
+      <w:r>
+        <w:rPr>
+          <w:rStyle w:val="Strong"/>
+          <w:sz w:val="20"/>
+          <w:szCs w:val="20"/>
+        </w:rPr>
+        <w:t>Critical Misconfiguration:</w:t>
+      </w:r>
+      <w:r>
+        <w:rPr>
+          <w:sz w:val="20"/>
+          <w:szCs w:val="20"/>
+        </w:rPr>
+        <w:t xml:space="preserve"> The Ministry of Information &amp; Media (</w:t>
+      </w:r>
+      <w:r>
+        <w:rPr>
+          <w:rStyle w:val="Strong"/>
+          <w:sz w:val="20"/>
+          <w:szCs w:val="20"/>
+        </w:rPr>
+        <w:t>mim.gov.zm</w:t>
+      </w:r>
+      <w:r>
+        <w:rPr>
+          <w:sz w:val="20"/>
+          <w:szCs w:val="20"/>
+        </w:rPr>
+        <w:t>) appears to expose server/machine/file directories instead of serving the public site. This is potentially severe if confirmed.</w:t>
+      </w:r>
+    </w:p>
+    <w:p>
+      <w:pPr>
+        <w:pStyle w:val="NormalWeb"/>
+        <w:numPr>
+          <w:ilvl w:val="0"/>
+          <w:numId w:val="2"/>
+        </w:numPr>
+        <w:rPr>
+          <w:sz w:val="20"/>
+          <w:szCs w:val="20"/>
+        </w:rPr>
+      </w:pPr>
+      <w:r>
+        <w:rPr>
+          <w:rStyle w:val="Strong"/>
+          <w:sz w:val="20"/>
+          <w:szCs w:val="20"/>
+        </w:rPr>
+        <w:t>PHP Vulnerabilities:</w:t>
+      </w:r>
+      <w:r>
+        <w:rPr>
+          <w:sz w:val="20"/>
+          <w:szCs w:val="20"/>
+        </w:rPr>
+        <w:t xml:space="preserve"> The PHP project announced critical flaws (CVE</w:t>
+      </w:r>
+      <w:r>
+        <w:rPr>
+          <w:sz w:val="20"/>
+          <w:szCs w:val="20"/>
+        </w:rPr>
+        <w:noBreakHyphen/>
+        <w:t>2026</w:t>
+      </w:r>
+      <w:r>
+        <w:rPr>
+          <w:sz w:val="20"/>
+          <w:szCs w:val="20"/>
+        </w:rPr>
+        <w:noBreakHyphen/>
+        <w:t>109618/109619) allowing unauthenticated remote code execution. No evidence yet confirms affected PHP versions on ministry sites, but patch verification is essential.</w:t>
+      </w:r>
+    </w:p>
+    <w:p>
+      <w:pPr>
+        <w:pStyle w:val="NormalWeb"/>
+        <w:rPr>
+          <w:sz w:val="20"/>
+          <w:szCs w:val="20"/>
+        </w:rPr>
+      </w:pPr>
+      <w:r>
+        <w:rPr>
+          <w:sz w:val="20"/>
+          <w:szCs w:val="20"/>
+        </w:rPr>
+        <w:t xml:space="preserve">Overall risk level: </w:t>
+      </w:r>
+      <w:r>
+        <w:rPr>
+          <w:rStyle w:val="Strong"/>
+          <w:sz w:val="20"/>
+          <w:szCs w:val="20"/>
+        </w:rPr>
+        <w:t>High</w:t>
+      </w:r>
+      <w:r>
+        <w:rPr>
+          <w:sz w:val="20"/>
+          <w:szCs w:val="20"/>
+        </w:rPr>
+        <w:t xml:space="preserve"> across all ministries, with </w:t>
+      </w:r>
+      <w:r>
+        <w:rPr>
+          <w:rStyle w:val="Strong"/>
+          <w:sz w:val="20"/>
+          <w:szCs w:val="20"/>
+        </w:rPr>
+        <w:t>Critical</w:t>
+      </w:r>
+      <w:r>
+        <w:rPr>
+          <w:sz w:val="20"/>
+          <w:szCs w:val="20"/>
+        </w:rPr>
+        <w:t xml:space="preserve"> exposure for the Ministry of Information &amp; Media.</w:t>
       </w:r>
     </w:p>
     <w:p>
       <w:pPr>
         <w:spacing w:after="120"/>
       </w:pPr>
-      <w:r>
-        <w:t>The official PHP project announced security releases on 21 October 2026 for CVE-2026-109618 and CVE-2026-109619. The advisory states that the vulnerabilities can permit unauthenticated remote code execution in affected PHP installations. However, no evidence currently in this report confirms that any listed Zambian ministry website runs an affected PHP version or deployment configuration.</w:t>
-      </w:r>
     </w:p>
     <w:p>
       <w:pPr>
@@ -487,10 +667,91 @@
     </w:p>
     <w:p>
       <w:pPr>
+        <w:pStyle w:val="ListParagraph"/>
+        <w:numPr>
+          <w:ilvl w:val="0"/>
+          <w:numId w:val="1"/>
+        </w:numPr>
+        <w:spacing w:after="60"/>
+      </w:pPr>
+      <w:r>
+        <w:rPr>
+          <w:lang w:val="en-US"/>
+        </w:rPr>
+        <w:t xml:space="preserve">Check if the sites use updated </w:t>
+      </w:r>
+      <w:proofErr w:type="spellStart"/>
+      <w:proofErr w:type="gramStart"/>
+      <w:r>
+        <w:rPr>
+          <w:lang w:val="en-US"/>
+        </w:rPr>
+        <w:t>php</w:t>
+      </w:r>
+      <w:proofErr w:type="spellEnd"/>
+      <w:proofErr w:type="gramEnd"/>
+    </w:p>
+    <w:p>
+      <w:pPr>
+        <w:pStyle w:val="ListParagraph"/>
+        <w:numPr>
+          <w:ilvl w:val="0"/>
+          <w:numId w:val="1"/>
+        </w:numPr>
+        <w:spacing w:after="60"/>
+      </w:pPr>
+      <w:r>
+        <w:rPr>
+          <w:lang w:val="en-US"/>
+        </w:rPr>
+        <w:t xml:space="preserve">Check if the admin login is </w:t>
+      </w:r>
+      <w:proofErr w:type="gramStart"/>
+      <w:r>
+        <w:rPr>
+          <w:lang w:val="en-US"/>
+        </w:rPr>
+        <w:t>hidden</w:t>
+      </w:r>
+      <w:proofErr w:type="gramEnd"/>
+    </w:p>
+    <w:p>
+      <w:pPr>
+        <w:pStyle w:val="ListParagraph"/>
+        <w:numPr>
+          <w:ilvl w:val="0"/>
+          <w:numId w:val="1"/>
+        </w:numPr>
+        <w:spacing w:after="60"/>
+      </w:pPr>
+      <w:r>
+        <w:rPr>
+          <w:lang w:val="en-US"/>
+        </w:rPr>
+        <w:t xml:space="preserve">Assess if the sites are prone to the </w:t>
+      </w:r>
+      <w:proofErr w:type="spellStart"/>
+      <w:r>
+        <w:rPr>
+          <w:lang w:val="en-US"/>
+        </w:rPr>
+        <w:t>php</w:t>
+      </w:r>
+      <w:proofErr w:type="spellEnd"/>
+      <w:r>
+        <w:rPr>
+          <w:lang w:val="en-US"/>
+        </w:rPr>
+        <w:t xml:space="preserve"> vulnerability</w:t>
+      </w:r>
+    </w:p>
+    <w:p>
+      <w:pPr>
         <w:pStyle w:val="Heading1"/>
         <w:spacing w:before="300" w:after="150"/>
       </w:pPr>
       <w:r>
+        <w:lastRenderedPageBreak/>
         <w:t>3. Scope and Method</w:t>
       </w:r>
     </w:p>
@@ -499,7 +760,6 @@
         <w:spacing w:after="120"/>
       </w:pPr>
       <w:r>
-        <w:lastRenderedPageBreak/>
         <w:t xml:space="preserve">Primary directory: the official Cabinet Office search result currently resolves to the directory page below; the URL supplied in the original notes used </w:t>
       </w:r>
       <w:proofErr w:type="spellStart"/>
@@ -531,15 +791,16 @@
         <w:spacing w:after="120"/>
       </w:pPr>
       <w:r>
-        <w:t>Method: manual review of the public directory and supplied domain list, plus planned non-invasive checks. The current draft does not claim that a comprehensive scan of every ministry website has been completed. No intrusive testing, authentication attempts, exploitation, or access to non-public data is included.</w:t>
+        <w:t>Method: manual review of the public directory and supplied domain list, plus planned non</w:t>
       </w:r>
-    </w:p>
-    <w:p>
-      <w:pPr>
-        <w:spacing w:after="120"/>
-      </w:pPr>
       <w:r>
-        <w:t>For each site, record the date/time, exact URL, expected result, actual result, evidence reference (screenshot or saved output), verification status, impact, and recommended action.</w:t>
+        <w:rPr>
+          <w:lang w:val="en-US"/>
+        </w:rPr>
+        <w:t xml:space="preserve"> </w:t>
+      </w:r>
+      <w:r>
+        <w:t xml:space="preserve">invasive checks. </w:t>
       </w:r>
     </w:p>
     <w:p>
@@ -1553,7 +1814,6 @@
                 <w:sz w:val="16"/>
                 <w:szCs w:val="16"/>
               </w:rPr>
-              <w:lastRenderedPageBreak/>
               <w:t>Risk Rating</w:t>
             </w:r>
           </w:p>
@@ -1591,6 +1851,7 @@
         <w:spacing w:before="200" w:after="100"/>
       </w:pPr>
       <w:r>
+        <w:lastRenderedPageBreak/>
         <w:t>4.2.2 Cabinet Office</w:t>
       </w:r>
     </w:p>
@@ -2903,7 +3164,6 @@
                 <w:sz w:val="16"/>
                 <w:szCs w:val="16"/>
               </w:rPr>
-              <w:lastRenderedPageBreak/>
               <w:t>Reachable</w:t>
             </w:r>
           </w:p>
@@ -3004,6 +3264,7 @@
                 <w:sz w:val="16"/>
                 <w:szCs w:val="16"/>
               </w:rPr>
+              <w:lastRenderedPageBreak/>
               <w:t>PHP Version</w:t>
             </w:r>
           </w:p>
@@ -4430,7 +4691,6 @@
                 <w:sz w:val="16"/>
                 <w:szCs w:val="16"/>
               </w:rPr>
-              <w:lastRenderedPageBreak/>
               <w:t>CVE-2026-109618/9 Exposure</w:t>
             </w:r>
           </w:p>
@@ -4531,6 +4791,7 @@
                 <w:sz w:val="16"/>
                 <w:szCs w:val="16"/>
               </w:rPr>
+              <w:lastRenderedPageBreak/>
               <w:t>Other Observations</w:t>
             </w:r>
           </w:p>
@@ -5988,6 +6249,7 @@
                 <w:sz w:val="16"/>
                 <w:szCs w:val="16"/>
               </w:rPr>
+              <w:lastRenderedPageBreak/>
               <w:t>Domain</w:t>
             </w:r>
           </w:p>
@@ -7412,7 +7674,6 @@
                 <w:sz w:val="16"/>
                 <w:szCs w:val="16"/>
               </w:rPr>
-              <w:lastRenderedPageBreak/>
               <w:t>CMS / Stack</w:t>
             </w:r>
           </w:p>
@@ -7533,6 +7794,7 @@
                 <w:sz w:val="16"/>
                 <w:szCs w:val="16"/>
               </w:rPr>
+              <w:lastRenderedPageBreak/>
               <w:t>CVE-2026-109618/9 Exposure</w:t>
             </w:r>
           </w:p>
@@ -8908,107 +9170,107 @@
                 <w:sz w:val="16"/>
                 <w:szCs w:val="16"/>
               </w:rPr>
+              <w:t>Admin/Login Portal Exposure</w:t>
+            </w:r>
+          </w:p>
+        </w:tc>
+        <w:tc>
+          <w:tcPr>
+            <w:tcW w:w="6750" w:type="dxa"/>
+            <w:tcMar>
+              <w:top w:w="80" w:type="dxa"/>
+              <w:left w:w="100" w:type="dxa"/>
+              <w:bottom w:w="80" w:type="dxa"/>
+              <w:right w:w="100" w:type="dxa"/>
+            </w:tcMar>
+          </w:tcPr>
+          <w:p>
+            <w:pPr>
+              <w:rPr>
+                <w:lang w:val="en-US"/>
+              </w:rPr>
+            </w:pPr>
+            <w:r>
+              <w:rPr>
+                <w:lang w:val="en-US"/>
+              </w:rPr>
+              <w:t>exposed</w:t>
+            </w:r>
+          </w:p>
+        </w:tc>
+      </w:tr>
+      <w:tr>
+        <w:tc>
+          <w:tcPr>
+            <w:tcW w:w="2600" w:type="dxa"/>
+            <w:shd w:val="clear" w:color="auto" w:fill="D9D9D9"/>
+            <w:tcMar>
+              <w:top w:w="80" w:type="dxa"/>
+              <w:left w:w="100" w:type="dxa"/>
+              <w:bottom w:w="80" w:type="dxa"/>
+              <w:right w:w="100" w:type="dxa"/>
+            </w:tcMar>
+          </w:tcPr>
+          <w:p>
+            <w:r>
+              <w:rPr>
+                <w:b/>
+                <w:bCs/>
+                <w:sz w:val="16"/>
+                <w:szCs w:val="16"/>
+              </w:rPr>
+              <w:t>Current Audit Status</w:t>
+            </w:r>
+          </w:p>
+        </w:tc>
+        <w:tc>
+          <w:tcPr>
+            <w:tcW w:w="6750" w:type="dxa"/>
+            <w:tcMar>
+              <w:top w:w="80" w:type="dxa"/>
+              <w:left w:w="100" w:type="dxa"/>
+              <w:bottom w:w="80" w:type="dxa"/>
+              <w:right w:w="100" w:type="dxa"/>
+            </w:tcMar>
+          </w:tcPr>
+          <w:p>
+            <w:pPr>
+              <w:rPr>
+                <w:lang w:val="en-US"/>
+              </w:rPr>
+            </w:pPr>
+            <w:r>
+              <w:rPr>
+                <w:sz w:val="16"/>
+                <w:szCs w:val="16"/>
+                <w:lang w:val="en-US"/>
+              </w:rPr>
+              <w:t>verified</w:t>
+            </w:r>
+          </w:p>
+        </w:tc>
+      </w:tr>
+      <w:tr>
+        <w:tc>
+          <w:tcPr>
+            <w:tcW w:w="2600" w:type="dxa"/>
+            <w:shd w:val="clear" w:color="auto" w:fill="D9D9D9"/>
+            <w:tcMar>
+              <w:top w:w="80" w:type="dxa"/>
+              <w:left w:w="100" w:type="dxa"/>
+              <w:bottom w:w="80" w:type="dxa"/>
+              <w:right w:w="100" w:type="dxa"/>
+            </w:tcMar>
+          </w:tcPr>
+          <w:p>
+            <w:r>
+              <w:rPr>
+                <w:b/>
+                <w:bCs/>
+                <w:sz w:val="16"/>
+                <w:szCs w:val="16"/>
+              </w:rPr>
               <w:lastRenderedPageBreak/>
-              <w:t>Admin/Login Portal Exposure</w:t>
-            </w:r>
-          </w:p>
-        </w:tc>
-        <w:tc>
-          <w:tcPr>
-            <w:tcW w:w="6750" w:type="dxa"/>
-            <w:tcMar>
-              <w:top w:w="80" w:type="dxa"/>
-              <w:left w:w="100" w:type="dxa"/>
-              <w:bottom w:w="80" w:type="dxa"/>
-              <w:right w:w="100" w:type="dxa"/>
-            </w:tcMar>
-          </w:tcPr>
-          <w:p>
-            <w:pPr>
-              <w:rPr>
-                <w:lang w:val="en-US"/>
-              </w:rPr>
-            </w:pPr>
-            <w:r>
-              <w:rPr>
-                <w:lang w:val="en-US"/>
-              </w:rPr>
-              <w:t>exposed</w:t>
-            </w:r>
-          </w:p>
-        </w:tc>
-      </w:tr>
-      <w:tr>
-        <w:tc>
-          <w:tcPr>
-            <w:tcW w:w="2600" w:type="dxa"/>
-            <w:shd w:val="clear" w:color="auto" w:fill="D9D9D9"/>
-            <w:tcMar>
-              <w:top w:w="80" w:type="dxa"/>
-              <w:left w:w="100" w:type="dxa"/>
-              <w:bottom w:w="80" w:type="dxa"/>
-              <w:right w:w="100" w:type="dxa"/>
-            </w:tcMar>
-          </w:tcPr>
-          <w:p>
-            <w:r>
-              <w:rPr>
-                <w:b/>
-                <w:bCs/>
-                <w:sz w:val="16"/>
-                <w:szCs w:val="16"/>
-              </w:rPr>
-              <w:t>Current Audit Status</w:t>
-            </w:r>
-          </w:p>
-        </w:tc>
-        <w:tc>
-          <w:tcPr>
-            <w:tcW w:w="6750" w:type="dxa"/>
-            <w:tcMar>
-              <w:top w:w="80" w:type="dxa"/>
-              <w:left w:w="100" w:type="dxa"/>
-              <w:bottom w:w="80" w:type="dxa"/>
-              <w:right w:w="100" w:type="dxa"/>
-            </w:tcMar>
-          </w:tcPr>
-          <w:p>
-            <w:pPr>
-              <w:rPr>
-                <w:lang w:val="en-US"/>
-              </w:rPr>
-            </w:pPr>
-            <w:r>
-              <w:rPr>
-                <w:sz w:val="16"/>
-                <w:szCs w:val="16"/>
-                <w:lang w:val="en-US"/>
-              </w:rPr>
-              <w:t>verified</w:t>
-            </w:r>
-          </w:p>
-        </w:tc>
-      </w:tr>
-      <w:tr>
-        <w:tc>
-          <w:tcPr>
-            <w:tcW w:w="2600" w:type="dxa"/>
-            <w:shd w:val="clear" w:color="auto" w:fill="D9D9D9"/>
-            <w:tcMar>
-              <w:top w:w="80" w:type="dxa"/>
-              <w:left w:w="100" w:type="dxa"/>
-              <w:bottom w:w="80" w:type="dxa"/>
-              <w:right w:w="100" w:type="dxa"/>
-            </w:tcMar>
-          </w:tcPr>
-          <w:p>
-            <w:r>
-              <w:rPr>
-                <w:b/>
-                <w:bCs/>
-                <w:sz w:val="16"/>
-                <w:szCs w:val="16"/>
-              </w:rPr>
               <w:t>Risk Rating</w:t>
             </w:r>
           </w:p>
@@ -10357,97 +10619,97 @@
                 <w:sz w:val="16"/>
                 <w:szCs w:val="16"/>
               </w:rPr>
+              <w:t>HTTPS / Security Headers</w:t>
+            </w:r>
+          </w:p>
+        </w:tc>
+        <w:tc>
+          <w:tcPr>
+            <w:tcW w:w="6750" w:type="dxa"/>
+            <w:tcMar>
+              <w:top w:w="80" w:type="dxa"/>
+              <w:left w:w="100" w:type="dxa"/>
+              <w:bottom w:w="80" w:type="dxa"/>
+              <w:right w:w="100" w:type="dxa"/>
+            </w:tcMar>
+          </w:tcPr>
+          <w:p>
+            <w:r>
+              <w:rPr>
+                <w:sz w:val="16"/>
+                <w:szCs w:val="16"/>
+              </w:rPr>
+              <w:t>TBD</w:t>
+            </w:r>
+          </w:p>
+        </w:tc>
+      </w:tr>
+      <w:tr>
+        <w:tc>
+          <w:tcPr>
+            <w:tcW w:w="2600" w:type="dxa"/>
+            <w:shd w:val="clear" w:color="auto" w:fill="D9D9D9"/>
+            <w:tcMar>
+              <w:top w:w="80" w:type="dxa"/>
+              <w:left w:w="100" w:type="dxa"/>
+              <w:bottom w:w="80" w:type="dxa"/>
+              <w:right w:w="100" w:type="dxa"/>
+            </w:tcMar>
+          </w:tcPr>
+          <w:p>
+            <w:r>
+              <w:rPr>
+                <w:b/>
+                <w:bCs/>
+                <w:sz w:val="16"/>
+                <w:szCs w:val="16"/>
+              </w:rPr>
+              <w:t>WAF / CDN Present</w:t>
+            </w:r>
+          </w:p>
+        </w:tc>
+        <w:tc>
+          <w:tcPr>
+            <w:tcW w:w="6750" w:type="dxa"/>
+            <w:tcMar>
+              <w:top w:w="80" w:type="dxa"/>
+              <w:left w:w="100" w:type="dxa"/>
+              <w:bottom w:w="80" w:type="dxa"/>
+              <w:right w:w="100" w:type="dxa"/>
+            </w:tcMar>
+          </w:tcPr>
+          <w:p>
+            <w:r>
+              <w:rPr>
+                <w:sz w:val="16"/>
+                <w:szCs w:val="16"/>
+              </w:rPr>
+              <w:t>TBD</w:t>
+            </w:r>
+          </w:p>
+        </w:tc>
+      </w:tr>
+      <w:tr>
+        <w:tc>
+          <w:tcPr>
+            <w:tcW w:w="2600" w:type="dxa"/>
+            <w:shd w:val="clear" w:color="auto" w:fill="D9D9D9"/>
+            <w:tcMar>
+              <w:top w:w="80" w:type="dxa"/>
+              <w:left w:w="100" w:type="dxa"/>
+              <w:bottom w:w="80" w:type="dxa"/>
+              <w:right w:w="100" w:type="dxa"/>
+            </w:tcMar>
+          </w:tcPr>
+          <w:p>
+            <w:r>
+              <w:rPr>
+                <w:b/>
+                <w:bCs/>
+                <w:sz w:val="16"/>
+                <w:szCs w:val="16"/>
+              </w:rPr>
               <w:lastRenderedPageBreak/>
-              <w:t>HTTPS / Security Headers</w:t>
-            </w:r>
-          </w:p>
-        </w:tc>
-        <w:tc>
-          <w:tcPr>
-            <w:tcW w:w="6750" w:type="dxa"/>
-            <w:tcMar>
-              <w:top w:w="80" w:type="dxa"/>
-              <w:left w:w="100" w:type="dxa"/>
-              <w:bottom w:w="80" w:type="dxa"/>
-              <w:right w:w="100" w:type="dxa"/>
-            </w:tcMar>
-          </w:tcPr>
-          <w:p>
-            <w:r>
-              <w:rPr>
-                <w:sz w:val="16"/>
-                <w:szCs w:val="16"/>
-              </w:rPr>
-              <w:t>TBD</w:t>
-            </w:r>
-          </w:p>
-        </w:tc>
-      </w:tr>
-      <w:tr>
-        <w:tc>
-          <w:tcPr>
-            <w:tcW w:w="2600" w:type="dxa"/>
-            <w:shd w:val="clear" w:color="auto" w:fill="D9D9D9"/>
-            <w:tcMar>
-              <w:top w:w="80" w:type="dxa"/>
-              <w:left w:w="100" w:type="dxa"/>
-              <w:bottom w:w="80" w:type="dxa"/>
-              <w:right w:w="100" w:type="dxa"/>
-            </w:tcMar>
-          </w:tcPr>
-          <w:p>
-            <w:r>
-              <w:rPr>
-                <w:b/>
-                <w:bCs/>
-                <w:sz w:val="16"/>
-                <w:szCs w:val="16"/>
-              </w:rPr>
-              <w:t>WAF / CDN Present</w:t>
-            </w:r>
-          </w:p>
-        </w:tc>
-        <w:tc>
-          <w:tcPr>
-            <w:tcW w:w="6750" w:type="dxa"/>
-            <w:tcMar>
-              <w:top w:w="80" w:type="dxa"/>
-              <w:left w:w="100" w:type="dxa"/>
-              <w:bottom w:w="80" w:type="dxa"/>
-              <w:right w:w="100" w:type="dxa"/>
-            </w:tcMar>
-          </w:tcPr>
-          <w:p>
-            <w:r>
-              <w:rPr>
-                <w:sz w:val="16"/>
-                <w:szCs w:val="16"/>
-              </w:rPr>
-              <w:t>TBD</w:t>
-            </w:r>
-          </w:p>
-        </w:tc>
-      </w:tr>
-      <w:tr>
-        <w:tc>
-          <w:tcPr>
-            <w:tcW w:w="2600" w:type="dxa"/>
-            <w:shd w:val="clear" w:color="auto" w:fill="D9D9D9"/>
-            <w:tcMar>
-              <w:top w:w="80" w:type="dxa"/>
-              <w:left w:w="100" w:type="dxa"/>
-              <w:bottom w:w="80" w:type="dxa"/>
-              <w:right w:w="100" w:type="dxa"/>
-            </w:tcMar>
-          </w:tcPr>
-          <w:p>
-            <w:r>
-              <w:rPr>
-                <w:b/>
-                <w:bCs/>
-                <w:sz w:val="16"/>
-                <w:szCs w:val="16"/>
-              </w:rPr>
               <w:t>CMS &amp; Plugin Currency</w:t>
             </w:r>
           </w:p>
@@ -11855,7 +12117,6 @@
                 <w:sz w:val="16"/>
                 <w:szCs w:val="16"/>
               </w:rPr>
-              <w:lastRenderedPageBreak/>
               <w:t>Risk Rating</w:t>
             </w:r>
           </w:p>
@@ -13301,97 +13562,97 @@
                 <w:sz w:val="16"/>
                 <w:szCs w:val="16"/>
               </w:rPr>
+              <w:t>Reachable</w:t>
+            </w:r>
+          </w:p>
+        </w:tc>
+        <w:tc>
+          <w:tcPr>
+            <w:tcW w:w="6750" w:type="dxa"/>
+            <w:tcMar>
+              <w:top w:w="80" w:type="dxa"/>
+              <w:left w:w="100" w:type="dxa"/>
+              <w:bottom w:w="80" w:type="dxa"/>
+              <w:right w:w="100" w:type="dxa"/>
+            </w:tcMar>
+          </w:tcPr>
+          <w:p>
+            <w:r>
+              <w:rPr>
+                <w:sz w:val="16"/>
+                <w:szCs w:val="16"/>
+              </w:rPr>
+              <w:t>TBD</w:t>
+            </w:r>
+          </w:p>
+        </w:tc>
+      </w:tr>
+      <w:tr>
+        <w:tc>
+          <w:tcPr>
+            <w:tcW w:w="2600" w:type="dxa"/>
+            <w:shd w:val="clear" w:color="auto" w:fill="D9D9D9"/>
+            <w:tcMar>
+              <w:top w:w="80" w:type="dxa"/>
+              <w:left w:w="100" w:type="dxa"/>
+              <w:bottom w:w="80" w:type="dxa"/>
+              <w:right w:w="100" w:type="dxa"/>
+            </w:tcMar>
+          </w:tcPr>
+          <w:p>
+            <w:r>
+              <w:rPr>
+                <w:b/>
+                <w:bCs/>
+                <w:sz w:val="16"/>
+                <w:szCs w:val="16"/>
+              </w:rPr>
+              <w:t>CMS / Stack</w:t>
+            </w:r>
+          </w:p>
+        </w:tc>
+        <w:tc>
+          <w:tcPr>
+            <w:tcW w:w="6750" w:type="dxa"/>
+            <w:tcMar>
+              <w:top w:w="80" w:type="dxa"/>
+              <w:left w:w="100" w:type="dxa"/>
+              <w:bottom w:w="80" w:type="dxa"/>
+              <w:right w:w="100" w:type="dxa"/>
+            </w:tcMar>
+          </w:tcPr>
+          <w:p>
+            <w:r>
+              <w:rPr>
+                <w:sz w:val="16"/>
+                <w:szCs w:val="16"/>
+              </w:rPr>
+              <w:t>TBD</w:t>
+            </w:r>
+          </w:p>
+        </w:tc>
+      </w:tr>
+      <w:tr>
+        <w:tc>
+          <w:tcPr>
+            <w:tcW w:w="2600" w:type="dxa"/>
+            <w:shd w:val="clear" w:color="auto" w:fill="D9D9D9"/>
+            <w:tcMar>
+              <w:top w:w="80" w:type="dxa"/>
+              <w:left w:w="100" w:type="dxa"/>
+              <w:bottom w:w="80" w:type="dxa"/>
+              <w:right w:w="100" w:type="dxa"/>
+            </w:tcMar>
+          </w:tcPr>
+          <w:p>
+            <w:r>
+              <w:rPr>
+                <w:b/>
+                <w:bCs/>
+                <w:sz w:val="16"/>
+                <w:szCs w:val="16"/>
+              </w:rPr>
               <w:lastRenderedPageBreak/>
-              <w:t>Reachable</w:t>
-            </w:r>
-          </w:p>
-        </w:tc>
-        <w:tc>
-          <w:tcPr>
-            <w:tcW w:w="6750" w:type="dxa"/>
-            <w:tcMar>
-              <w:top w:w="80" w:type="dxa"/>
-              <w:left w:w="100" w:type="dxa"/>
-              <w:bottom w:w="80" w:type="dxa"/>
-              <w:right w:w="100" w:type="dxa"/>
-            </w:tcMar>
-          </w:tcPr>
-          <w:p>
-            <w:r>
-              <w:rPr>
-                <w:sz w:val="16"/>
-                <w:szCs w:val="16"/>
-              </w:rPr>
-              <w:t>TBD</w:t>
-            </w:r>
-          </w:p>
-        </w:tc>
-      </w:tr>
-      <w:tr>
-        <w:tc>
-          <w:tcPr>
-            <w:tcW w:w="2600" w:type="dxa"/>
-            <w:shd w:val="clear" w:color="auto" w:fill="D9D9D9"/>
-            <w:tcMar>
-              <w:top w:w="80" w:type="dxa"/>
-              <w:left w:w="100" w:type="dxa"/>
-              <w:bottom w:w="80" w:type="dxa"/>
-              <w:right w:w="100" w:type="dxa"/>
-            </w:tcMar>
-          </w:tcPr>
-          <w:p>
-            <w:r>
-              <w:rPr>
-                <w:b/>
-                <w:bCs/>
-                <w:sz w:val="16"/>
-                <w:szCs w:val="16"/>
-              </w:rPr>
-              <w:t>CMS / Stack</w:t>
-            </w:r>
-          </w:p>
-        </w:tc>
-        <w:tc>
-          <w:tcPr>
-            <w:tcW w:w="6750" w:type="dxa"/>
-            <w:tcMar>
-              <w:top w:w="80" w:type="dxa"/>
-              <w:left w:w="100" w:type="dxa"/>
-              <w:bottom w:w="80" w:type="dxa"/>
-              <w:right w:w="100" w:type="dxa"/>
-            </w:tcMar>
-          </w:tcPr>
-          <w:p>
-            <w:r>
-              <w:rPr>
-                <w:sz w:val="16"/>
-                <w:szCs w:val="16"/>
-              </w:rPr>
-              <w:t>TBD</w:t>
-            </w:r>
-          </w:p>
-        </w:tc>
-      </w:tr>
-      <w:tr>
-        <w:tc>
-          <w:tcPr>
-            <w:tcW w:w="2600" w:type="dxa"/>
-            <w:shd w:val="clear" w:color="auto" w:fill="D9D9D9"/>
-            <w:tcMar>
-              <w:top w:w="80" w:type="dxa"/>
-              <w:left w:w="100" w:type="dxa"/>
-              <w:bottom w:w="80" w:type="dxa"/>
-              <w:right w:w="100" w:type="dxa"/>
-            </w:tcMar>
-          </w:tcPr>
-          <w:p>
-            <w:r>
-              <w:rPr>
-                <w:b/>
-                <w:bCs/>
-                <w:sz w:val="16"/>
-                <w:szCs w:val="16"/>
-              </w:rPr>
               <w:t>PHP Version</w:t>
             </w:r>
           </w:p>
@@ -14756,97 +15017,97 @@
                 <w:sz w:val="16"/>
                 <w:szCs w:val="16"/>
               </w:rPr>
+              <w:t>Admin/Login Portal Exposure</w:t>
+            </w:r>
+          </w:p>
+        </w:tc>
+        <w:tc>
+          <w:tcPr>
+            <w:tcW w:w="6750" w:type="dxa"/>
+            <w:tcMar>
+              <w:top w:w="80" w:type="dxa"/>
+              <w:left w:w="100" w:type="dxa"/>
+              <w:bottom w:w="80" w:type="dxa"/>
+              <w:right w:w="100" w:type="dxa"/>
+            </w:tcMar>
+          </w:tcPr>
+          <w:p>
+            <w:r>
+              <w:rPr>
+                <w:sz w:val="16"/>
+                <w:szCs w:val="16"/>
+              </w:rPr>
+              <w:t>TBD</w:t>
+            </w:r>
+          </w:p>
+        </w:tc>
+      </w:tr>
+      <w:tr>
+        <w:tc>
+          <w:tcPr>
+            <w:tcW w:w="2600" w:type="dxa"/>
+            <w:shd w:val="clear" w:color="auto" w:fill="D9D9D9"/>
+            <w:tcMar>
+              <w:top w:w="80" w:type="dxa"/>
+              <w:left w:w="100" w:type="dxa"/>
+              <w:bottom w:w="80" w:type="dxa"/>
+              <w:right w:w="100" w:type="dxa"/>
+            </w:tcMar>
+          </w:tcPr>
+          <w:p>
+            <w:r>
+              <w:rPr>
+                <w:b/>
+                <w:bCs/>
+                <w:sz w:val="16"/>
+                <w:szCs w:val="16"/>
+              </w:rPr>
+              <w:t>HTTPS / Security Headers</w:t>
+            </w:r>
+          </w:p>
+        </w:tc>
+        <w:tc>
+          <w:tcPr>
+            <w:tcW w:w="6750" w:type="dxa"/>
+            <w:tcMar>
+              <w:top w:w="80" w:type="dxa"/>
+              <w:left w:w="100" w:type="dxa"/>
+              <w:bottom w:w="80" w:type="dxa"/>
+              <w:right w:w="100" w:type="dxa"/>
+            </w:tcMar>
+          </w:tcPr>
+          <w:p>
+            <w:r>
+              <w:rPr>
+                <w:sz w:val="16"/>
+                <w:szCs w:val="16"/>
+              </w:rPr>
+              <w:t>TBD</w:t>
+            </w:r>
+          </w:p>
+        </w:tc>
+      </w:tr>
+      <w:tr>
+        <w:tc>
+          <w:tcPr>
+            <w:tcW w:w="2600" w:type="dxa"/>
+            <w:shd w:val="clear" w:color="auto" w:fill="D9D9D9"/>
+            <w:tcMar>
+              <w:top w:w="80" w:type="dxa"/>
+              <w:left w:w="100" w:type="dxa"/>
+              <w:bottom w:w="80" w:type="dxa"/>
+              <w:right w:w="100" w:type="dxa"/>
+            </w:tcMar>
+          </w:tcPr>
+          <w:p>
+            <w:r>
+              <w:rPr>
+                <w:b/>
+                <w:bCs/>
+                <w:sz w:val="16"/>
+                <w:szCs w:val="16"/>
+              </w:rPr>
               <w:lastRenderedPageBreak/>
-              <w:t>Admin/Login Portal Exposure</w:t>
-            </w:r>
-          </w:p>
-        </w:tc>
-        <w:tc>
-          <w:tcPr>
-            <w:tcW w:w="6750" w:type="dxa"/>
-            <w:tcMar>
-              <w:top w:w="80" w:type="dxa"/>
-              <w:left w:w="100" w:type="dxa"/>
-              <w:bottom w:w="80" w:type="dxa"/>
-              <w:right w:w="100" w:type="dxa"/>
-            </w:tcMar>
-          </w:tcPr>
-          <w:p>
-            <w:r>
-              <w:rPr>
-                <w:sz w:val="16"/>
-                <w:szCs w:val="16"/>
-              </w:rPr>
-              <w:t>TBD</w:t>
-            </w:r>
-          </w:p>
-        </w:tc>
-      </w:tr>
-      <w:tr>
-        <w:tc>
-          <w:tcPr>
-            <w:tcW w:w="2600" w:type="dxa"/>
-            <w:shd w:val="clear" w:color="auto" w:fill="D9D9D9"/>
-            <w:tcMar>
-              <w:top w:w="80" w:type="dxa"/>
-              <w:left w:w="100" w:type="dxa"/>
-              <w:bottom w:w="80" w:type="dxa"/>
-              <w:right w:w="100" w:type="dxa"/>
-            </w:tcMar>
-          </w:tcPr>
-          <w:p>
-            <w:r>
-              <w:rPr>
-                <w:b/>
-                <w:bCs/>
-                <w:sz w:val="16"/>
-                <w:szCs w:val="16"/>
-              </w:rPr>
-              <w:t>HTTPS / Security Headers</w:t>
-            </w:r>
-          </w:p>
-        </w:tc>
-        <w:tc>
-          <w:tcPr>
-            <w:tcW w:w="6750" w:type="dxa"/>
-            <w:tcMar>
-              <w:top w:w="80" w:type="dxa"/>
-              <w:left w:w="100" w:type="dxa"/>
-              <w:bottom w:w="80" w:type="dxa"/>
-              <w:right w:w="100" w:type="dxa"/>
-            </w:tcMar>
-          </w:tcPr>
-          <w:p>
-            <w:r>
-              <w:rPr>
-                <w:sz w:val="16"/>
-                <w:szCs w:val="16"/>
-              </w:rPr>
-              <w:t>TBD</w:t>
-            </w:r>
-          </w:p>
-        </w:tc>
-      </w:tr>
-      <w:tr>
-        <w:tc>
-          <w:tcPr>
-            <w:tcW w:w="2600" w:type="dxa"/>
-            <w:shd w:val="clear" w:color="auto" w:fill="D9D9D9"/>
-            <w:tcMar>
-              <w:top w:w="80" w:type="dxa"/>
-              <w:left w:w="100" w:type="dxa"/>
-              <w:bottom w:w="80" w:type="dxa"/>
-              <w:right w:w="100" w:type="dxa"/>
-            </w:tcMar>
-          </w:tcPr>
-          <w:p>
-            <w:r>
-              <w:rPr>
-                <w:b/>
-                <w:bCs/>
-                <w:sz w:val="16"/>
-                <w:szCs w:val="16"/>
-              </w:rPr>
               <w:t>WAF / CDN Present</w:t>
             </w:r>
           </w:p>
@@ -16278,97 +16539,97 @@
                 <w:sz w:val="16"/>
                 <w:szCs w:val="16"/>
               </w:rPr>
+              <w:t>Current Audit Status</w:t>
+            </w:r>
+          </w:p>
+        </w:tc>
+        <w:tc>
+          <w:tcPr>
+            <w:tcW w:w="6750" w:type="dxa"/>
+            <w:tcMar>
+              <w:top w:w="80" w:type="dxa"/>
+              <w:left w:w="100" w:type="dxa"/>
+              <w:bottom w:w="80" w:type="dxa"/>
+              <w:right w:w="100" w:type="dxa"/>
+            </w:tcMar>
+          </w:tcPr>
+          <w:p>
+            <w:r>
+              <w:rPr>
+                <w:sz w:val="16"/>
+                <w:szCs w:val="16"/>
+              </w:rPr>
+              <w:t>Unverified — see Section 4.3/4.4 before drawing conclusions. Treat as a verification-queue item only.</w:t>
+            </w:r>
+          </w:p>
+        </w:tc>
+      </w:tr>
+      <w:tr>
+        <w:tc>
+          <w:tcPr>
+            <w:tcW w:w="2600" w:type="dxa"/>
+            <w:shd w:val="clear" w:color="auto" w:fill="D9D9D9"/>
+            <w:tcMar>
+              <w:top w:w="80" w:type="dxa"/>
+              <w:left w:w="100" w:type="dxa"/>
+              <w:bottom w:w="80" w:type="dxa"/>
+              <w:right w:w="100" w:type="dxa"/>
+            </w:tcMar>
+          </w:tcPr>
+          <w:p>
+            <w:r>
+              <w:rPr>
+                <w:b/>
+                <w:bCs/>
+                <w:sz w:val="16"/>
+                <w:szCs w:val="16"/>
+              </w:rPr>
+              <w:t>Risk Rating</w:t>
+            </w:r>
+          </w:p>
+        </w:tc>
+        <w:tc>
+          <w:tcPr>
+            <w:tcW w:w="6750" w:type="dxa"/>
+            <w:tcMar>
+              <w:top w:w="80" w:type="dxa"/>
+              <w:left w:w="100" w:type="dxa"/>
+              <w:bottom w:w="80" w:type="dxa"/>
+              <w:right w:w="100" w:type="dxa"/>
+            </w:tcMar>
+          </w:tcPr>
+          <w:p>
+            <w:r>
+              <w:rPr>
+                <w:sz w:val="16"/>
+                <w:szCs w:val="16"/>
+              </w:rPr>
+              <w:t>TBD — High / Medium / Low / Unknown</w:t>
+            </w:r>
+          </w:p>
+        </w:tc>
+      </w:tr>
+      <w:tr>
+        <w:tc>
+          <w:tcPr>
+            <w:tcW w:w="2600" w:type="dxa"/>
+            <w:shd w:val="clear" w:color="auto" w:fill="D9D9D9"/>
+            <w:tcMar>
+              <w:top w:w="80" w:type="dxa"/>
+              <w:left w:w="100" w:type="dxa"/>
+              <w:bottom w:w="80" w:type="dxa"/>
+              <w:right w:w="100" w:type="dxa"/>
+            </w:tcMar>
+          </w:tcPr>
+          <w:p>
+            <w:r>
+              <w:rPr>
+                <w:b/>
+                <w:bCs/>
+                <w:sz w:val="16"/>
+                <w:szCs w:val="16"/>
+              </w:rPr>
               <w:lastRenderedPageBreak/>
-              <w:t>Current Audit Status</w:t>
-            </w:r>
-          </w:p>
-        </w:tc>
-        <w:tc>
-          <w:tcPr>
-            <w:tcW w:w="6750" w:type="dxa"/>
-            <w:tcMar>
-              <w:top w:w="80" w:type="dxa"/>
-              <w:left w:w="100" w:type="dxa"/>
-              <w:bottom w:w="80" w:type="dxa"/>
-              <w:right w:w="100" w:type="dxa"/>
-            </w:tcMar>
-          </w:tcPr>
-          <w:p>
-            <w:r>
-              <w:rPr>
-                <w:sz w:val="16"/>
-                <w:szCs w:val="16"/>
-              </w:rPr>
-              <w:t>Unverified — see Section 4.3/4.4 before drawing conclusions. Treat as a verification-queue item only.</w:t>
-            </w:r>
-          </w:p>
-        </w:tc>
-      </w:tr>
-      <w:tr>
-        <w:tc>
-          <w:tcPr>
-            <w:tcW w:w="2600" w:type="dxa"/>
-            <w:shd w:val="clear" w:color="auto" w:fill="D9D9D9"/>
-            <w:tcMar>
-              <w:top w:w="80" w:type="dxa"/>
-              <w:left w:w="100" w:type="dxa"/>
-              <w:bottom w:w="80" w:type="dxa"/>
-              <w:right w:w="100" w:type="dxa"/>
-            </w:tcMar>
-          </w:tcPr>
-          <w:p>
-            <w:r>
-              <w:rPr>
-                <w:b/>
-                <w:bCs/>
-                <w:sz w:val="16"/>
-                <w:szCs w:val="16"/>
-              </w:rPr>
-              <w:t>Risk Rating</w:t>
-            </w:r>
-          </w:p>
-        </w:tc>
-        <w:tc>
-          <w:tcPr>
-            <w:tcW w:w="6750" w:type="dxa"/>
-            <w:tcMar>
-              <w:top w:w="80" w:type="dxa"/>
-              <w:left w:w="100" w:type="dxa"/>
-              <w:bottom w:w="80" w:type="dxa"/>
-              <w:right w:w="100" w:type="dxa"/>
-            </w:tcMar>
-          </w:tcPr>
-          <w:p>
-            <w:r>
-              <w:rPr>
-                <w:sz w:val="16"/>
-                <w:szCs w:val="16"/>
-              </w:rPr>
-              <w:t>TBD — High / Medium / Low / Unknown</w:t>
-            </w:r>
-          </w:p>
-        </w:tc>
-      </w:tr>
-      <w:tr>
-        <w:tc>
-          <w:tcPr>
-            <w:tcW w:w="2600" w:type="dxa"/>
-            <w:shd w:val="clear" w:color="auto" w:fill="D9D9D9"/>
-            <w:tcMar>
-              <w:top w:w="80" w:type="dxa"/>
-              <w:left w:w="100" w:type="dxa"/>
-              <w:bottom w:w="80" w:type="dxa"/>
-              <w:right w:w="100" w:type="dxa"/>
-            </w:tcMar>
-          </w:tcPr>
-          <w:p>
-            <w:r>
-              <w:rPr>
-                <w:b/>
-                <w:bCs/>
-                <w:sz w:val="16"/>
-                <w:szCs w:val="16"/>
-              </w:rPr>
               <w:t>Recommended Action</w:t>
             </w:r>
           </w:p>
@@ -17740,97 +18001,97 @@
                 <w:sz w:val="16"/>
                 <w:szCs w:val="16"/>
               </w:rPr>
+              <w:t>Domain</w:t>
+            </w:r>
+          </w:p>
+        </w:tc>
+        <w:tc>
+          <w:tcPr>
+            <w:tcW w:w="6750" w:type="dxa"/>
+            <w:tcMar>
+              <w:top w:w="80" w:type="dxa"/>
+              <w:left w:w="100" w:type="dxa"/>
+              <w:bottom w:w="80" w:type="dxa"/>
+              <w:right w:w="100" w:type="dxa"/>
+            </w:tcMar>
+          </w:tcPr>
+          <w:p>
+            <w:r>
+              <w:rPr>
+                <w:sz w:val="16"/>
+                <w:szCs w:val="16"/>
+              </w:rPr>
+              <w:t>TBD — confirm on cabinet.gov.zm</w:t>
+            </w:r>
+          </w:p>
+        </w:tc>
+      </w:tr>
+      <w:tr>
+        <w:tc>
+          <w:tcPr>
+            <w:tcW w:w="2600" w:type="dxa"/>
+            <w:shd w:val="clear" w:color="auto" w:fill="D9D9D9"/>
+            <w:tcMar>
+              <w:top w:w="80" w:type="dxa"/>
+              <w:left w:w="100" w:type="dxa"/>
+              <w:bottom w:w="80" w:type="dxa"/>
+              <w:right w:w="100" w:type="dxa"/>
+            </w:tcMar>
+          </w:tcPr>
+          <w:p>
+            <w:r>
+              <w:rPr>
+                <w:b/>
+                <w:bCs/>
+                <w:sz w:val="16"/>
+                <w:szCs w:val="16"/>
+              </w:rPr>
+              <w:t>Reachable</w:t>
+            </w:r>
+          </w:p>
+        </w:tc>
+        <w:tc>
+          <w:tcPr>
+            <w:tcW w:w="6750" w:type="dxa"/>
+            <w:tcMar>
+              <w:top w:w="80" w:type="dxa"/>
+              <w:left w:w="100" w:type="dxa"/>
+              <w:bottom w:w="80" w:type="dxa"/>
+              <w:right w:w="100" w:type="dxa"/>
+            </w:tcMar>
+          </w:tcPr>
+          <w:p>
+            <w:r>
+              <w:rPr>
+                <w:sz w:val="16"/>
+                <w:szCs w:val="16"/>
+              </w:rPr>
+              <w:t>TBD</w:t>
+            </w:r>
+          </w:p>
+        </w:tc>
+      </w:tr>
+      <w:tr>
+        <w:tc>
+          <w:tcPr>
+            <w:tcW w:w="2600" w:type="dxa"/>
+            <w:shd w:val="clear" w:color="auto" w:fill="D9D9D9"/>
+            <w:tcMar>
+              <w:top w:w="80" w:type="dxa"/>
+              <w:left w:w="100" w:type="dxa"/>
+              <w:bottom w:w="80" w:type="dxa"/>
+              <w:right w:w="100" w:type="dxa"/>
+            </w:tcMar>
+          </w:tcPr>
+          <w:p>
+            <w:r>
+              <w:rPr>
+                <w:b/>
+                <w:bCs/>
+                <w:sz w:val="16"/>
+                <w:szCs w:val="16"/>
+              </w:rPr>
               <w:lastRenderedPageBreak/>
-              <w:t>Domain</w:t>
-            </w:r>
-          </w:p>
-        </w:tc>
-        <w:tc>
-          <w:tcPr>
-            <w:tcW w:w="6750" w:type="dxa"/>
-            <w:tcMar>
-              <w:top w:w="80" w:type="dxa"/>
-              <w:left w:w="100" w:type="dxa"/>
-              <w:bottom w:w="80" w:type="dxa"/>
-              <w:right w:w="100" w:type="dxa"/>
-            </w:tcMar>
-          </w:tcPr>
-          <w:p>
-            <w:r>
-              <w:rPr>
-                <w:sz w:val="16"/>
-                <w:szCs w:val="16"/>
-              </w:rPr>
-              <w:t>TBD — confirm on cabinet.gov.zm</w:t>
-            </w:r>
-          </w:p>
-        </w:tc>
-      </w:tr>
-      <w:tr>
-        <w:tc>
-          <w:tcPr>
-            <w:tcW w:w="2600" w:type="dxa"/>
-            <w:shd w:val="clear" w:color="auto" w:fill="D9D9D9"/>
-            <w:tcMar>
-              <w:top w:w="80" w:type="dxa"/>
-              <w:left w:w="100" w:type="dxa"/>
-              <w:bottom w:w="80" w:type="dxa"/>
-              <w:right w:w="100" w:type="dxa"/>
-            </w:tcMar>
-          </w:tcPr>
-          <w:p>
-            <w:r>
-              <w:rPr>
-                <w:b/>
-                <w:bCs/>
-                <w:sz w:val="16"/>
-                <w:szCs w:val="16"/>
-              </w:rPr>
-              <w:t>Reachable</w:t>
-            </w:r>
-          </w:p>
-        </w:tc>
-        <w:tc>
-          <w:tcPr>
-            <w:tcW w:w="6750" w:type="dxa"/>
-            <w:tcMar>
-              <w:top w:w="80" w:type="dxa"/>
-              <w:left w:w="100" w:type="dxa"/>
-              <w:bottom w:w="80" w:type="dxa"/>
-              <w:right w:w="100" w:type="dxa"/>
-            </w:tcMar>
-          </w:tcPr>
-          <w:p>
-            <w:r>
-              <w:rPr>
-                <w:sz w:val="16"/>
-                <w:szCs w:val="16"/>
-              </w:rPr>
-              <w:t>TBD</w:t>
-            </w:r>
-          </w:p>
-        </w:tc>
-      </w:tr>
-      <w:tr>
-        <w:tc>
-          <w:tcPr>
-            <w:tcW w:w="2600" w:type="dxa"/>
-            <w:shd w:val="clear" w:color="auto" w:fill="D9D9D9"/>
-            <w:tcMar>
-              <w:top w:w="80" w:type="dxa"/>
-              <w:left w:w="100" w:type="dxa"/>
-              <w:bottom w:w="80" w:type="dxa"/>
-              <w:right w:w="100" w:type="dxa"/>
-            </w:tcMar>
-          </w:tcPr>
-          <w:p>
-            <w:r>
-              <w:rPr>
-                <w:b/>
-                <w:bCs/>
-                <w:sz w:val="16"/>
-                <w:szCs w:val="16"/>
-              </w:rPr>
               <w:t>CMS / Stack</w:t>
             </w:r>
           </w:p>
@@ -19244,97 +19505,97 @@
                 <w:sz w:val="16"/>
                 <w:szCs w:val="16"/>
               </w:rPr>
+              <w:t>Admin/Login Portal Exposure</w:t>
+            </w:r>
+          </w:p>
+        </w:tc>
+        <w:tc>
+          <w:tcPr>
+            <w:tcW w:w="6750" w:type="dxa"/>
+            <w:tcMar>
+              <w:top w:w="80" w:type="dxa"/>
+              <w:left w:w="100" w:type="dxa"/>
+              <w:bottom w:w="80" w:type="dxa"/>
+              <w:right w:w="100" w:type="dxa"/>
+            </w:tcMar>
+          </w:tcPr>
+          <w:p>
+            <w:r>
+              <w:rPr>
+                <w:sz w:val="16"/>
+                <w:szCs w:val="16"/>
+              </w:rPr>
+              <w:t>TBD</w:t>
+            </w:r>
+          </w:p>
+        </w:tc>
+      </w:tr>
+      <w:tr>
+        <w:tc>
+          <w:tcPr>
+            <w:tcW w:w="2600" w:type="dxa"/>
+            <w:shd w:val="clear" w:color="auto" w:fill="D9D9D9"/>
+            <w:tcMar>
+              <w:top w:w="80" w:type="dxa"/>
+              <w:left w:w="100" w:type="dxa"/>
+              <w:bottom w:w="80" w:type="dxa"/>
+              <w:right w:w="100" w:type="dxa"/>
+            </w:tcMar>
+          </w:tcPr>
+          <w:p>
+            <w:r>
+              <w:rPr>
+                <w:b/>
+                <w:bCs/>
+                <w:sz w:val="16"/>
+                <w:szCs w:val="16"/>
+              </w:rPr>
+              <w:t>HTTPS / Security Headers</w:t>
+            </w:r>
+          </w:p>
+        </w:tc>
+        <w:tc>
+          <w:tcPr>
+            <w:tcW w:w="6750" w:type="dxa"/>
+            <w:tcMar>
+              <w:top w:w="80" w:type="dxa"/>
+              <w:left w:w="100" w:type="dxa"/>
+              <w:bottom w:w="80" w:type="dxa"/>
+              <w:right w:w="100" w:type="dxa"/>
+            </w:tcMar>
+          </w:tcPr>
+          <w:p>
+            <w:r>
+              <w:rPr>
+                <w:sz w:val="16"/>
+                <w:szCs w:val="16"/>
+              </w:rPr>
+              <w:t>TBD</w:t>
+            </w:r>
+          </w:p>
+        </w:tc>
+      </w:tr>
+      <w:tr>
+        <w:tc>
+          <w:tcPr>
+            <w:tcW w:w="2600" w:type="dxa"/>
+            <w:shd w:val="clear" w:color="auto" w:fill="D9D9D9"/>
+            <w:tcMar>
+              <w:top w:w="80" w:type="dxa"/>
+              <w:left w:w="100" w:type="dxa"/>
+              <w:bottom w:w="80" w:type="dxa"/>
+              <w:right w:w="100" w:type="dxa"/>
+            </w:tcMar>
+          </w:tcPr>
+          <w:p>
+            <w:r>
+              <w:rPr>
+                <w:b/>
+                <w:bCs/>
+                <w:sz w:val="16"/>
+                <w:szCs w:val="16"/>
+              </w:rPr>
               <w:lastRenderedPageBreak/>
-              <w:t>Admin/Login Portal Exposure</w:t>
-            </w:r>
-          </w:p>
-        </w:tc>
-        <w:tc>
-          <w:tcPr>
-            <w:tcW w:w="6750" w:type="dxa"/>
-            <w:tcMar>
-              <w:top w:w="80" w:type="dxa"/>
-              <w:left w:w="100" w:type="dxa"/>
-              <w:bottom w:w="80" w:type="dxa"/>
-              <w:right w:w="100" w:type="dxa"/>
-            </w:tcMar>
-          </w:tcPr>
-          <w:p>
-            <w:r>
-              <w:rPr>
-                <w:sz w:val="16"/>
-                <w:szCs w:val="16"/>
-              </w:rPr>
-              <w:t>TBD</w:t>
-            </w:r>
-          </w:p>
-        </w:tc>
-      </w:tr>
-      <w:tr>
-        <w:tc>
-          <w:tcPr>
-            <w:tcW w:w="2600" w:type="dxa"/>
-            <w:shd w:val="clear" w:color="auto" w:fill="D9D9D9"/>
-            <w:tcMar>
-              <w:top w:w="80" w:type="dxa"/>
-              <w:left w:w="100" w:type="dxa"/>
-              <w:bottom w:w="80" w:type="dxa"/>
-              <w:right w:w="100" w:type="dxa"/>
-            </w:tcMar>
-          </w:tcPr>
-          <w:p>
-            <w:r>
-              <w:rPr>
-                <w:b/>
-                <w:bCs/>
-                <w:sz w:val="16"/>
-                <w:szCs w:val="16"/>
-              </w:rPr>
-              <w:t>HTTPS / Security Headers</w:t>
-            </w:r>
-          </w:p>
-        </w:tc>
-        <w:tc>
-          <w:tcPr>
-            <w:tcW w:w="6750" w:type="dxa"/>
-            <w:tcMar>
-              <w:top w:w="80" w:type="dxa"/>
-              <w:left w:w="100" w:type="dxa"/>
-              <w:bottom w:w="80" w:type="dxa"/>
-              <w:right w:w="100" w:type="dxa"/>
-            </w:tcMar>
-          </w:tcPr>
-          <w:p>
-            <w:r>
-              <w:rPr>
-                <w:sz w:val="16"/>
-                <w:szCs w:val="16"/>
-              </w:rPr>
-              <w:t>TBD</w:t>
-            </w:r>
-          </w:p>
-        </w:tc>
-      </w:tr>
-      <w:tr>
-        <w:tc>
-          <w:tcPr>
-            <w:tcW w:w="2600" w:type="dxa"/>
-            <w:shd w:val="clear" w:color="auto" w:fill="D9D9D9"/>
-            <w:tcMar>
-              <w:top w:w="80" w:type="dxa"/>
-              <w:left w:w="100" w:type="dxa"/>
-              <w:bottom w:w="80" w:type="dxa"/>
-              <w:right w:w="100" w:type="dxa"/>
-            </w:tcMar>
-          </w:tcPr>
-          <w:p>
-            <w:r>
-              <w:rPr>
-                <w:b/>
-                <w:bCs/>
-                <w:sz w:val="16"/>
-                <w:szCs w:val="16"/>
-              </w:rPr>
               <w:t>WAF / CDN Present</w:t>
             </w:r>
           </w:p>
@@ -20760,97 +21021,97 @@
                 <w:sz w:val="16"/>
                 <w:szCs w:val="16"/>
               </w:rPr>
+              <w:t>Current Audit Status</w:t>
+            </w:r>
+          </w:p>
+        </w:tc>
+        <w:tc>
+          <w:tcPr>
+            <w:tcW w:w="6750" w:type="dxa"/>
+            <w:tcMar>
+              <w:top w:w="80" w:type="dxa"/>
+              <w:left w:w="100" w:type="dxa"/>
+              <w:bottom w:w="80" w:type="dxa"/>
+              <w:right w:w="100" w:type="dxa"/>
+            </w:tcMar>
+          </w:tcPr>
+          <w:p>
+            <w:r>
+              <w:rPr>
+                <w:sz w:val="16"/>
+                <w:szCs w:val="16"/>
+              </w:rPr>
+              <w:t>Unverified — see Section 4.3/4.4 before drawing conclusions. Treat as a verification-queue item only.</w:t>
+            </w:r>
+          </w:p>
+        </w:tc>
+      </w:tr>
+      <w:tr>
+        <w:tc>
+          <w:tcPr>
+            <w:tcW w:w="2600" w:type="dxa"/>
+            <w:shd w:val="clear" w:color="auto" w:fill="D9D9D9"/>
+            <w:tcMar>
+              <w:top w:w="80" w:type="dxa"/>
+              <w:left w:w="100" w:type="dxa"/>
+              <w:bottom w:w="80" w:type="dxa"/>
+              <w:right w:w="100" w:type="dxa"/>
+            </w:tcMar>
+          </w:tcPr>
+          <w:p>
+            <w:r>
+              <w:rPr>
+                <w:b/>
+                <w:bCs/>
+                <w:sz w:val="16"/>
+                <w:szCs w:val="16"/>
+              </w:rPr>
+              <w:t>Risk Rating</w:t>
+            </w:r>
+          </w:p>
+        </w:tc>
+        <w:tc>
+          <w:tcPr>
+            <w:tcW w:w="6750" w:type="dxa"/>
+            <w:tcMar>
+              <w:top w:w="80" w:type="dxa"/>
+              <w:left w:w="100" w:type="dxa"/>
+              <w:bottom w:w="80" w:type="dxa"/>
+              <w:right w:w="100" w:type="dxa"/>
+            </w:tcMar>
+          </w:tcPr>
+          <w:p>
+            <w:r>
+              <w:rPr>
+                <w:sz w:val="16"/>
+                <w:szCs w:val="16"/>
+              </w:rPr>
+              <w:t>TBD — High / Medium / Low / Unknown</w:t>
+            </w:r>
+          </w:p>
+        </w:tc>
+      </w:tr>
+      <w:tr>
+        <w:tc>
+          <w:tcPr>
+            <w:tcW w:w="2600" w:type="dxa"/>
+            <w:shd w:val="clear" w:color="auto" w:fill="D9D9D9"/>
+            <w:tcMar>
+              <w:top w:w="80" w:type="dxa"/>
+              <w:left w:w="100" w:type="dxa"/>
+              <w:bottom w:w="80" w:type="dxa"/>
+              <w:right w:w="100" w:type="dxa"/>
+            </w:tcMar>
+          </w:tcPr>
+          <w:p>
+            <w:r>
+              <w:rPr>
+                <w:b/>
+                <w:bCs/>
+                <w:sz w:val="16"/>
+                <w:szCs w:val="16"/>
+              </w:rPr>
               <w:lastRenderedPageBreak/>
-              <w:t>Current Audit Status</w:t>
-            </w:r>
-          </w:p>
-        </w:tc>
-        <w:tc>
-          <w:tcPr>
-            <w:tcW w:w="6750" w:type="dxa"/>
-            <w:tcMar>
-              <w:top w:w="80" w:type="dxa"/>
-              <w:left w:w="100" w:type="dxa"/>
-              <w:bottom w:w="80" w:type="dxa"/>
-              <w:right w:w="100" w:type="dxa"/>
-            </w:tcMar>
-          </w:tcPr>
-          <w:p>
-            <w:r>
-              <w:rPr>
-                <w:sz w:val="16"/>
-                <w:szCs w:val="16"/>
-              </w:rPr>
-              <w:t>Unverified — see Section 4.3/4.4 before drawing conclusions. Treat as a verification-queue item only.</w:t>
-            </w:r>
-          </w:p>
-        </w:tc>
-      </w:tr>
-      <w:tr>
-        <w:tc>
-          <w:tcPr>
-            <w:tcW w:w="2600" w:type="dxa"/>
-            <w:shd w:val="clear" w:color="auto" w:fill="D9D9D9"/>
-            <w:tcMar>
-              <w:top w:w="80" w:type="dxa"/>
-              <w:left w:w="100" w:type="dxa"/>
-              <w:bottom w:w="80" w:type="dxa"/>
-              <w:right w:w="100" w:type="dxa"/>
-            </w:tcMar>
-          </w:tcPr>
-          <w:p>
-            <w:r>
-              <w:rPr>
-                <w:b/>
-                <w:bCs/>
-                <w:sz w:val="16"/>
-                <w:szCs w:val="16"/>
-              </w:rPr>
-              <w:t>Risk Rating</w:t>
-            </w:r>
-          </w:p>
-        </w:tc>
-        <w:tc>
-          <w:tcPr>
-            <w:tcW w:w="6750" w:type="dxa"/>
-            <w:tcMar>
-              <w:top w:w="80" w:type="dxa"/>
-              <w:left w:w="100" w:type="dxa"/>
-              <w:bottom w:w="80" w:type="dxa"/>
-              <w:right w:w="100" w:type="dxa"/>
-            </w:tcMar>
-          </w:tcPr>
-          <w:p>
-            <w:r>
-              <w:rPr>
-                <w:sz w:val="16"/>
-                <w:szCs w:val="16"/>
-              </w:rPr>
-              <w:t>TBD — High / Medium / Low / Unknown</w:t>
-            </w:r>
-          </w:p>
-        </w:tc>
-      </w:tr>
-      <w:tr>
-        <w:tc>
-          <w:tcPr>
-            <w:tcW w:w="2600" w:type="dxa"/>
-            <w:shd w:val="clear" w:color="auto" w:fill="D9D9D9"/>
-            <w:tcMar>
-              <w:top w:w="80" w:type="dxa"/>
-              <w:left w:w="100" w:type="dxa"/>
-              <w:bottom w:w="80" w:type="dxa"/>
-              <w:right w:w="100" w:type="dxa"/>
-            </w:tcMar>
-          </w:tcPr>
-          <w:p>
-            <w:r>
-              <w:rPr>
-                <w:b/>
-                <w:bCs/>
-                <w:sz w:val="16"/>
-                <w:szCs w:val="16"/>
-              </w:rPr>
               <w:t>Recommended Action</w:t>
             </w:r>
           </w:p>
@@ -22572,6 +22833,155 @@
 <file path=word/numbering.xml><?xml version="1.0" encoding="utf-8"?>
 <w:numbering xmlns:wpc="http://schemas.microsoft.com/office/word/2010/wordprocessingCanvas" xmlns:cx="http://schemas.microsoft.com/office/drawing/2014/chartex" xmlns:cx1="http://schemas.microsoft.com/office/drawing/2015/9/8/chartex" xmlns:cx2="http://schemas.microsoft.com/office/drawing/2015/10/21/chartex" xmlns:cx3="http://schemas.microsoft.com/office/drawing/2016/5/9/chartex" xmlns:cx4="http://schemas.microsoft.com/office/drawing/2016/5/10/chartex" xmlns:cx5="http://schemas.microsoft.com/office/drawing/2016/5/11/chartex" xmlns:cx6="http://schemas.microsoft.com/office/drawing/2016/5/12/chartex" xmlns:cx7="http://schemas.microsoft.com/office/drawing/2016/5/13/chartex" xmlns:cx8="http://schemas.microsoft.com/office/drawing/2016/5/14/chartex" xmlns:mc="http://schemas.openxmlformats.org/markup-compatibility/2006" xmlns:aink="http://schemas.microsoft.com/office/drawing/2016/ink" xmlns:am3d="http://schemas.microsoft.com/office/drawing/2017/model3d" xmlns:o="urn:schemas-microsoft-com:office:office" xmlns:oel="http://schemas.microsoft.com/office/2019/extlst" xmlns:r="http://schemas.openxmlformats.org/officeDocument/2006/relationships" xmlns:m="http://schemas.openxmlformats.org/officeDocument/2006/math" xmlns:v="urn:schemas-microsoft-com:vml" xmlns:wp14="http://schemas.microsoft.com/office/word/2010/wordprocessingDrawing" xmlns:wp="http://schemas.openxmlformats.org/drawingml/2006/wordprocessingDrawing" xmlns:w10="urn:schemas-microsoft-com:office:word" xmlns:w="http://schemas.openxmlformats.org/wordprocessingml/2006/main" xmlns:w14="http://schemas.microsoft.com/office/word/2010/wordml" xmlns:w15="http://schemas.microsoft.com/office/word/2012/wordml" xmlns:w16cex="http://schemas.microsoft.com/office/word/2018/wordml/cex" xmlns:w16cid="http://schemas.microsoft.com/office/word/2016/wordml/cid" xmlns:w16="http://schemas.microsoft.com/office/word/2018/wordml" xmlns:w16du="http://schemas.microsoft.com/office/word/2023/wordml/word16du" xmlns:w16sdtdh="http://schemas.microsoft.com/office/word/2020/wordml/sdtdatahash" xmlns:w16se="http://schemas.microsoft.com/office/word/2015/wordml/symex" xmlns:wpg="http://schemas.microsoft.com/office/word/2010/wordprocessingGroup" xmlns:wpi="http://schemas.microsoft.com/office/word/2010/wordprocessingInk" xmlns:wne="http://schemas.microsoft.com/office/word/2006/wordml" xmlns:wps="http://schemas.microsoft.com/office/word/2010/wordprocessingShape" mc:Ignorable="w14 w15 w16se w16cid w16 w16cex w16sdtdh wp14">
   <w:abstractNum w:abstractNumId="0" w15:restartNumberingAfterBreak="0">
+    <w:nsid w:val="01984245"/>
+    <w:multiLevelType w:val="multilevel"/>
+    <w:tmpl w:val="0C86CCEA"/>
+    <w:lvl w:ilvl="0">
+      <w:start w:val="1"/>
+      <w:numFmt w:val="bullet"/>
+      <w:lvlText w:val=""/>
+      <w:lvlJc w:val="left"/>
+      <w:pPr>
+        <w:tabs>
+          <w:tab w:val="num" w:pos="720"/>
+        </w:tabs>
+        <w:ind w:left="720" w:hanging="360"/>
+      </w:pPr>
+      <w:rPr>
+        <w:rFonts w:ascii="Symbol" w:hAnsi="Symbol" w:hint="default"/>
+        <w:sz w:val="20"/>
+      </w:rPr>
+    </w:lvl>
+    <w:lvl w:ilvl="1" w:tentative="1">
+      <w:start w:val="1"/>
+      <w:numFmt w:val="bullet"/>
+      <w:lvlText w:val="o"/>
+      <w:lvlJc w:val="left"/>
+      <w:pPr>
+        <w:tabs>
+          <w:tab w:val="num" w:pos="1440"/>
+        </w:tabs>
+        <w:ind w:left="1440" w:hanging="360"/>
+      </w:pPr>
+      <w:rPr>
+        <w:rFonts w:ascii="Courier New" w:hAnsi="Courier New" w:hint="default"/>
+        <w:sz w:val="20"/>
+      </w:rPr>
+    </w:lvl>
+    <w:lvl w:ilvl="2" w:tentative="1">
+      <w:start w:val="1"/>
+      <w:numFmt w:val="bullet"/>
+      <w:lvlText w:val=""/>
+      <w:lvlJc w:val="left"/>
+      <w:pPr>
+        <w:tabs>
+          <w:tab w:val="num" w:pos="2160"/>
+        </w:tabs>
+        <w:ind w:left="2160" w:hanging="360"/>
+      </w:pPr>
+      <w:rPr>
+        <w:rFonts w:ascii="Wingdings" w:hAnsi="Wingdings" w:hint="default"/>
+        <w:sz w:val="20"/>
+      </w:rPr>
+    </w:lvl>
+    <w:lvl w:ilvl="3" w:tentative="1">
+      <w:start w:val="1"/>
+      <w:numFmt w:val="bullet"/>
+      <w:lvlText w:val=""/>
+      <w:lvlJc w:val="left"/>
+      <w:pPr>
+        <w:tabs>
+          <w:tab w:val="num" w:pos="2880"/>
+        </w:tabs>
+        <w:ind w:left="2880" w:hanging="360"/>
+      </w:pPr>
+      <w:rPr>
+        <w:rFonts w:ascii="Wingdings" w:hAnsi="Wingdings" w:hint="default"/>
+        <w:sz w:val="20"/>
+      </w:rPr>
+    </w:lvl>
+    <w:lvl w:ilvl="4" w:tentative="1">
+      <w:start w:val="1"/>
+      <w:numFmt w:val="bullet"/>
+      <w:lvlText w:val=""/>
+      <w:lvlJc w:val="left"/>
+      <w:pPr>
+        <w:tabs>
+          <w:tab w:val="num" w:pos="3600"/>
+        </w:tabs>
+        <w:ind w:left="3600" w:hanging="360"/>
+      </w:pPr>
+      <w:rPr>
+        <w:rFonts w:ascii="Wingdings" w:hAnsi="Wingdings" w:hint="default"/>
+        <w:sz w:val="20"/>
+      </w:rPr>
+    </w:lvl>
+    <w:lvl w:ilvl="5" w:tentative="1">
+      <w:start w:val="1"/>
+      <w:numFmt w:val="bullet"/>
+      <w:lvlText w:val=""/>
+      <w:lvlJc w:val="left"/>
+      <w:pPr>
+        <w:tabs>
+          <w:tab w:val="num" w:pos="4320"/>
+        </w:tabs>
+        <w:ind w:left="4320" w:hanging="360"/>
+      </w:pPr>
+      <w:rPr>
+        <w:rFonts w:ascii="Wingdings" w:hAnsi="Wingdings" w:hint="default"/>
+        <w:sz w:val="20"/>
+      </w:rPr>
+    </w:lvl>
+    <w:lvl w:ilvl="6" w:tentative="1">
+      <w:start w:val="1"/>
+      <w:numFmt w:val="bullet"/>
+      <w:lvlText w:val=""/>
+      <w:lvlJc w:val="left"/>
+      <w:pPr>
+        <w:tabs>
+          <w:tab w:val="num" w:pos="5040"/>
+        </w:tabs>
+        <w:ind w:left="5040" w:hanging="360"/>
+      </w:pPr>
+      <w:rPr>
+        <w:rFonts w:ascii="Wingdings" w:hAnsi="Wingdings" w:hint="default"/>
+        <w:sz w:val="20"/>
+      </w:rPr>
+    </w:lvl>
+    <w:lvl w:ilvl="7" w:tentative="1">
+      <w:start w:val="1"/>
+      <w:numFmt w:val="bullet"/>
+      <w:lvlText w:val=""/>
+      <w:lvlJc w:val="left"/>
+      <w:pPr>
+        <w:tabs>
+          <w:tab w:val="num" w:pos="5760"/>
+        </w:tabs>
+        <w:ind w:left="5760" w:hanging="360"/>
+      </w:pPr>
+      <w:rPr>
+        <w:rFonts w:ascii="Wingdings" w:hAnsi="Wingdings" w:hint="default"/>
+        <w:sz w:val="20"/>
+      </w:rPr>
+    </w:lvl>
+    <w:lvl w:ilvl="8" w:tentative="1">
+      <w:start w:val="1"/>
+      <w:numFmt w:val="bullet"/>
+      <w:lvlText w:val=""/>
+      <w:lvlJc w:val="left"/>
+      <w:pPr>
+        <w:tabs>
+          <w:tab w:val="num" w:pos="6480"/>
+        </w:tabs>
+        <w:ind w:left="6480" w:hanging="360"/>
+      </w:pPr>
+      <w:rPr>
+        <w:rFonts w:ascii="Wingdings" w:hAnsi="Wingdings" w:hint="default"/>
+        <w:sz w:val="20"/>
+      </w:rPr>
+    </w:lvl>
+  </w:abstractNum>
+  <w:abstractNum w:abstractNumId="1" w15:restartNumberingAfterBreak="0">
     <w:nsid w:val="3DDF4BD1"/>
     <w:multiLevelType w:val="hybridMultilevel"/>
     <w:tmpl w:val="A790EA0C"/>
@@ -22658,10 +23068,13 @@
     </w:lvl>
   </w:abstractNum>
   <w:num w:numId="1" w16cid:durableId="1475440660">
-    <w:abstractNumId w:val="0"/>
+    <w:abstractNumId w:val="1"/>
     <w:lvlOverride w:ilvl="0">
       <w:startOverride w:val="1"/>
     </w:lvlOverride>
+  </w:num>
+  <w:num w:numId="2" w16cid:durableId="2013994757">
+    <w:abstractNumId w:val="0"/>
   </w:num>
 </w:numbering>
 </file>
@@ -23252,6 +23665,32 @@
       <w:szCs w:val="20"/>
     </w:rPr>
   </w:style>
+  <w:style w:type="paragraph" w:styleId="NormalWeb">
+    <w:name w:val="Normal (Web)"/>
+    <w:basedOn w:val="Normal"/>
+    <w:uiPriority w:val="99"/>
+    <w:semiHidden/>
+    <w:unhideWhenUsed/>
+    <w:rsid w:val="00114F0D"/>
+    <w:pPr>
+      <w:spacing w:before="100" w:beforeAutospacing="1" w:after="100" w:afterAutospacing="1"/>
+    </w:pPr>
+    <w:rPr>
+      <w:sz w:val="24"/>
+      <w:szCs w:val="24"/>
+    </w:rPr>
+  </w:style>
+  <w:style w:type="character" w:styleId="Strong">
+    <w:name w:val="Strong"/>
+    <w:basedOn w:val="DefaultParagraphFont"/>
+    <w:uiPriority w:val="22"/>
+    <w:qFormat/>
+    <w:rsid w:val="00114F0D"/>
+    <w:rPr>
+      <w:b/>
+      <w:bCs/>
+    </w:rPr>
+  </w:style>
 </w:styles>
 </file>
 

--- a/auditt.docx
+++ b/auditt.docx
@@ -742,8 +742,16 @@
         <w:rPr>
           <w:lang w:val="en-US"/>
         </w:rPr>
-        <w:t xml:space="preserve"> vulnerability</w:t>
+        <w:t xml:space="preserve"> </w:t>
       </w:r>
+      <w:proofErr w:type="gramStart"/>
+      <w:r>
+        <w:rPr>
+          <w:lang w:val="en-US"/>
+        </w:rPr>
+        <w:t>vulnerability</w:t>
+      </w:r>
+      <w:proofErr w:type="gramEnd"/>
     </w:p>
     <w:p>
       <w:pPr>
@@ -818,12 +826,20 @@
         <w:spacing w:before="240" w:after="120"/>
       </w:pPr>
       <w:r>
-        <w:t>4.1 Cabinet Office directory — content and data quality</w:t>
+        <w:t xml:space="preserve">4.1 Cabinet Office </w:t>
+      </w:r>
+      <w:proofErr w:type="gramStart"/>
+      <w:r>
+        <w:t>directory  content</w:t>
+      </w:r>
+      <w:proofErr w:type="gramEnd"/>
+      <w:r>
+        <w:t xml:space="preserve"> and data quality</w:t>
       </w:r>
     </w:p>
     <w:tbl>
       <w:tblPr>
-        <w:tblW w:w="9350" w:type="dxa"/>
+        <w:tblW w:w="7300" w:type="dxa"/>
         <w:tblBorders>
           <w:top w:val="single" w:sz="4" w:space="0" w:color="auto"/>
           <w:left w:val="single" w:sz="4" w:space="0" w:color="auto"/>
@@ -843,7 +859,6 @@
         <w:gridCol w:w="2600"/>
         <w:gridCol w:w="1800"/>
         <w:gridCol w:w="2000"/>
-        <w:gridCol w:w="2050"/>
       </w:tblGrid>
       <w:tr>
         <w:trPr>
@@ -941,29 +956,6 @@
             </w:r>
           </w:p>
         </w:tc>
-        <w:tc>
-          <w:tcPr>
-            <w:tcW w:w="2050" w:type="dxa"/>
-            <w:shd w:val="clear" w:color="auto" w:fill="D9D9D9"/>
-            <w:tcMar>
-              <w:top w:w="80" w:type="dxa"/>
-              <w:left w:w="100" w:type="dxa"/>
-              <w:bottom w:w="80" w:type="dxa"/>
-              <w:right w:w="100" w:type="dxa"/>
-            </w:tcMar>
-          </w:tcPr>
-          <w:p>
-            <w:r>
-              <w:rPr>
-                <w:b/>
-                <w:bCs/>
-                <w:sz w:val="16"/>
-                <w:szCs w:val="16"/>
-              </w:rPr>
-              <w:t>Recommended action</w:t>
-            </w:r>
-          </w:p>
-        </w:tc>
       </w:tr>
       <w:tr>
         <w:tc>
@@ -1038,7 +1030,7 @@
                 <w:sz w:val="16"/>
                 <w:szCs w:val="16"/>
               </w:rPr>
-              <w:t>Observed in directory text; capture screenshot before final issue.</w:t>
+              <w:t xml:space="preserve">Observed in directory text; </w:t>
             </w:r>
           </w:p>
         </w:tc>
@@ -1062,26 +1054,6 @@
             </w:r>
           </w:p>
         </w:tc>
-        <w:tc>
-          <w:tcPr>
-            <w:tcW w:w="2050" w:type="dxa"/>
-            <w:tcMar>
-              <w:top w:w="80" w:type="dxa"/>
-              <w:left w:w="100" w:type="dxa"/>
-              <w:bottom w:w="80" w:type="dxa"/>
-              <w:right w:w="100" w:type="dxa"/>
-            </w:tcMar>
-          </w:tcPr>
-          <w:p>
-            <w:r>
-              <w:rPr>
-                <w:sz w:val="16"/>
-                <w:szCs w:val="16"/>
-              </w:rPr>
-              <w:t>Correct the spelling after confirming the ministry’s official name; check the page and related navigation labels.</w:t>
-            </w:r>
-          </w:p>
-        </w:tc>
       </w:tr>
       <w:tr>
         <w:tc>
@@ -1115,6 +1087,11 @@
             </w:tcMar>
           </w:tcPr>
           <w:p>
+            <w:pPr>
+              <w:rPr>
+                <w:lang w:val="en-US"/>
+              </w:rPr>
+            </w:pPr>
             <w:r>
               <w:rPr>
                 <w:sz w:val="16"/>
@@ -1122,6 +1099,57 @@
               </w:rPr>
               <w:t>The directory displays “Ministry of Youth, Sports and Art”; official naming may use “Arts.”</w:t>
             </w:r>
+            <w:r>
+              <w:rPr>
+                <w:sz w:val="16"/>
+                <w:szCs w:val="16"/>
+                <w:lang w:val="en-US"/>
+              </w:rPr>
+              <w:t>,</w:t>
+            </w:r>
+            <w:r>
+              <w:rPr>
+                <w:rStyle w:val="Title"/>
+                <w:rFonts w:ascii="Arial" w:hAnsi="Arial" w:cs="Arial"/>
+                <w:color w:val="111111"/>
+                <w:sz w:val="22"/>
+                <w:szCs w:val="22"/>
+              </w:rPr>
+              <w:t xml:space="preserve"> </w:t>
+            </w:r>
+            <w:proofErr w:type="spellStart"/>
+            <w:r>
+              <w:rPr>
+                <w:rStyle w:val="Strong"/>
+                <w:rFonts w:asciiTheme="majorHAnsi" w:hAnsiTheme="majorHAnsi" w:cstheme="majorHAnsi"/>
+                <w:color w:val="111111"/>
+                <w:sz w:val="14"/>
+                <w:szCs w:val="14"/>
+              </w:rPr>
+              <w:t>Ministery</w:t>
+            </w:r>
+            <w:proofErr w:type="spellEnd"/>
+            <w:r>
+              <w:rPr>
+                <w:rStyle w:val="Strong"/>
+                <w:rFonts w:asciiTheme="majorHAnsi" w:hAnsiTheme="majorHAnsi" w:cstheme="majorHAnsi"/>
+                <w:color w:val="111111"/>
+                <w:sz w:val="14"/>
+                <w:szCs w:val="14"/>
+              </w:rPr>
+              <w:t xml:space="preserve"> of Small and Medium Enterprise Development</w:t>
+            </w:r>
+            <w:r>
+              <w:rPr>
+                <w:rStyle w:val="Strong"/>
+                <w:rFonts w:asciiTheme="majorHAnsi" w:hAnsiTheme="majorHAnsi" w:cstheme="majorHAnsi"/>
+                <w:color w:val="111111"/>
+                <w:sz w:val="14"/>
+                <w:szCs w:val="14"/>
+                <w:lang w:val="en-US"/>
+              </w:rPr>
+              <w:t>.</w:t>
+            </w:r>
           </w:p>
         </w:tc>
         <w:tc>
@@ -1135,12 +1163,20 @@
             </w:tcMar>
           </w:tcPr>
           <w:p>
-            <w:r>
-              <w:rPr>
-                <w:sz w:val="16"/>
-                <w:szCs w:val="16"/>
-              </w:rPr>
-              <w:t>Needs verification against current official ministry source.</w:t>
+            <w:pPr>
+              <w:rPr>
+                <w:rFonts w:ascii="Arial" w:hAnsi="Arial" w:cs="Arial"/>
+                <w:lang w:val="en-US"/>
+              </w:rPr>
+            </w:pPr>
+            <w:r>
+              <w:rPr>
+                <w:rFonts w:ascii="Arial" w:hAnsi="Arial" w:cs="Arial"/>
+                <w:sz w:val="12"/>
+                <w:szCs w:val="12"/>
+                <w:lang w:val="en-US"/>
+              </w:rPr>
+              <w:t xml:space="preserve">Errors found in the spelling </w:t>
             </w:r>
           </w:p>
         </w:tc>
@@ -1164,26 +1200,6 @@
             </w:r>
           </w:p>
         </w:tc>
-        <w:tc>
-          <w:tcPr>
-            <w:tcW w:w="2050" w:type="dxa"/>
-            <w:tcMar>
-              <w:top w:w="80" w:type="dxa"/>
-              <w:left w:w="100" w:type="dxa"/>
-              <w:bottom w:w="80" w:type="dxa"/>
-              <w:right w:w="100" w:type="dxa"/>
-            </w:tcMar>
-          </w:tcPr>
-          <w:p>
-            <w:r>
-              <w:rPr>
-                <w:sz w:val="16"/>
-                <w:szCs w:val="16"/>
-              </w:rPr>
-              <w:t>Confirm the current official name and use it consistently across the directory.</w:t>
-            </w:r>
-          </w:p>
-        </w:tc>
       </w:tr>
       <w:tr>
         <w:tc>
@@ -1237,12 +1253,36 @@
             </w:tcMar>
           </w:tcPr>
           <w:p>
-            <w:r>
-              <w:rPr>
-                <w:sz w:val="16"/>
-                <w:szCs w:val="16"/>
-              </w:rPr>
-              <w:t>Audit task / not yet measured for every entry.</w:t>
+            <w:pPr>
+              <w:rPr>
+                <w:lang w:val="en-US"/>
+              </w:rPr>
+            </w:pPr>
+            <w:r>
+              <w:rPr>
+                <w:sz w:val="16"/>
+                <w:szCs w:val="16"/>
+                <w:lang w:val="en-US"/>
+              </w:rPr>
+              <w:t xml:space="preserve">Looks clean, needs verification weather the contacts are reachable and are the official </w:t>
+            </w:r>
+            <w:proofErr w:type="spellStart"/>
+            <w:r>
+              <w:rPr>
+                <w:sz w:val="16"/>
+                <w:szCs w:val="16"/>
+                <w:lang w:val="en-US"/>
+              </w:rPr>
+              <w:t>cintacts</w:t>
+            </w:r>
+            <w:proofErr w:type="spellEnd"/>
+            <w:r>
+              <w:rPr>
+                <w:sz w:val="16"/>
+                <w:szCs w:val="16"/>
+                <w:lang w:val="en-US"/>
+              </w:rPr>
+              <w:t xml:space="preserve"> without errors</w:t>
             </w:r>
           </w:p>
         </w:tc>
@@ -1266,26 +1306,6 @@
             </w:r>
           </w:p>
         </w:tc>
-        <w:tc>
-          <w:tcPr>
-            <w:tcW w:w="2050" w:type="dxa"/>
-            <w:tcMar>
-              <w:top w:w="80" w:type="dxa"/>
-              <w:left w:w="100" w:type="dxa"/>
-              <w:bottom w:w="80" w:type="dxa"/>
-              <w:right w:w="100" w:type="dxa"/>
-            </w:tcMar>
-          </w:tcPr>
-          <w:p>
-            <w:r>
-              <w:rPr>
-                <w:sz w:val="16"/>
-                <w:szCs w:val="16"/>
-              </w:rPr>
-              <w:t>Create a row-by-row register and compare each field with the ministry’s official website or verified government contact source.</w:t>
-            </w:r>
-          </w:p>
-        </w:tc>
       </w:tr>
       <w:tr>
         <w:tc>
@@ -1339,12 +1359,18 @@
             </w:tcMar>
           </w:tcPr>
           <w:p>
-            <w:r>
-              <w:rPr>
-                <w:sz w:val="16"/>
-                <w:szCs w:val="16"/>
-              </w:rPr>
-              <w:t>Audit task / individual results not recorded in supplied notes.</w:t>
+            <w:pPr>
+              <w:rPr>
+                <w:lang w:val="en-US"/>
+              </w:rPr>
+            </w:pPr>
+            <w:r>
+              <w:rPr>
+                <w:sz w:val="16"/>
+                <w:szCs w:val="16"/>
+                <w:lang w:val="en-US"/>
+              </w:rPr>
+              <w:t>Needs to be worked on some are not clickable and some don’t open the right site</w:t>
             </w:r>
           </w:p>
         </w:tc>
@@ -1365,42 +1391,6 @@
                 <w:szCs w:val="16"/>
               </w:rPr>
               <w:t>Broken, redirected, or incorrect links can disrupt access to government services.</w:t>
-            </w:r>
-          </w:p>
-        </w:tc>
-        <w:tc>
-          <w:tcPr>
-            <w:tcW w:w="2050" w:type="dxa"/>
-            <w:tcMar>
-              <w:top w:w="80" w:type="dxa"/>
-              <w:left w:w="100" w:type="dxa"/>
-              <w:bottom w:w="80" w:type="dxa"/>
-              <w:right w:w="100" w:type="dxa"/>
-            </w:tcMar>
-          </w:tcPr>
-          <w:p>
-            <w:r>
-              <w:rPr>
-                <w:sz w:val="16"/>
-                <w:szCs w:val="16"/>
-              </w:rPr>
-              <w:t xml:space="preserve">Record the link target and </w:t>
-            </w:r>
-            <w:proofErr w:type="gramStart"/>
-            <w:r>
-              <w:rPr>
-                <w:sz w:val="16"/>
-                <w:szCs w:val="16"/>
-              </w:rPr>
-              <w:t>final destination</w:t>
-            </w:r>
-            <w:proofErr w:type="gramEnd"/>
-            <w:r>
-              <w:rPr>
-                <w:sz w:val="16"/>
-                <w:szCs w:val="16"/>
-              </w:rPr>
-              <w:t xml:space="preserve"> for every entry; flag broken or unexpected destinations for review.</w:t>
             </w:r>
           </w:p>
         </w:tc>
@@ -1417,20 +1407,7 @@
         <w:spacing w:before="240" w:after="120"/>
       </w:pPr>
       <w:r>
-        <w:t xml:space="preserve">4.2 Ministry/institution website observations supplied for </w:t>
-      </w:r>
-      <w:proofErr w:type="gramStart"/>
-      <w:r>
-        <w:t>review</w:t>
-      </w:r>
-      <w:proofErr w:type="gramEnd"/>
-    </w:p>
-    <w:p>
-      <w:pPr>
-        <w:spacing w:after="120"/>
-      </w:pPr>
-      <w:r>
-        <w:t>Each institution below is recorded as its own entry, consistent with the full scope list used in the earlier draft (ministries, Office of the Vice President, Cabinet Office, and provincial administrations). Every field except Domain and Other Observations is a placeholder (“TBD”) to be completed only from data collected through an authorized process. Domains left blank should be confirmed against cabinet.gov.zm before data collection begins.</w:t>
+        <w:t>4.2 Ministry/institution website observations supplied for review</w:t>
       </w:r>
     </w:p>
     <w:p>
@@ -1851,7 +1828,6 @@
         <w:spacing w:before="200" w:after="100"/>
       </w:pPr>
       <w:r>
-        <w:lastRenderedPageBreak/>
         <w:t>4.2.2 Cabinet Office</w:t>
       </w:r>
     </w:p>
@@ -1990,6 +1966,7 @@
                 <w:sz w:val="16"/>
                 <w:szCs w:val="16"/>
               </w:rPr>
+              <w:lastRenderedPageBreak/>
               <w:t>CMS / Stack</w:t>
             </w:r>
           </w:p>
@@ -3264,154 +3241,154 @@
                 <w:sz w:val="16"/>
                 <w:szCs w:val="16"/>
               </w:rPr>
+              <w:t>PHP Version</w:t>
+            </w:r>
+          </w:p>
+        </w:tc>
+        <w:tc>
+          <w:tcPr>
+            <w:tcW w:w="6750" w:type="dxa"/>
+            <w:tcMar>
+              <w:top w:w="80" w:type="dxa"/>
+              <w:left w:w="100" w:type="dxa"/>
+              <w:bottom w:w="80" w:type="dxa"/>
+              <w:right w:w="100" w:type="dxa"/>
+            </w:tcMar>
+          </w:tcPr>
+          <w:p>
+            <w:pPr>
+              <w:rPr>
+                <w:lang w:val="en-US"/>
+              </w:rPr>
+            </w:pPr>
+            <w:r>
+              <w:rPr>
+                <w:lang w:val="en-US"/>
+              </w:rPr>
+              <w:t>outdated</w:t>
+            </w:r>
+          </w:p>
+        </w:tc>
+      </w:tr>
+      <w:tr>
+        <w:tc>
+          <w:tcPr>
+            <w:tcW w:w="2600" w:type="dxa"/>
+            <w:shd w:val="clear" w:color="auto" w:fill="D9D9D9"/>
+            <w:tcMar>
+              <w:top w:w="80" w:type="dxa"/>
+              <w:left w:w="100" w:type="dxa"/>
+              <w:bottom w:w="80" w:type="dxa"/>
+              <w:right w:w="100" w:type="dxa"/>
+            </w:tcMar>
+          </w:tcPr>
+          <w:p>
+            <w:r>
+              <w:rPr>
+                <w:b/>
+                <w:bCs/>
+                <w:sz w:val="16"/>
+                <w:szCs w:val="16"/>
+              </w:rPr>
+              <w:t>CVE-2026-109618/9 Exposure</w:t>
+            </w:r>
+          </w:p>
+        </w:tc>
+        <w:tc>
+          <w:tcPr>
+            <w:tcW w:w="6750" w:type="dxa"/>
+            <w:tcMar>
+              <w:top w:w="80" w:type="dxa"/>
+              <w:left w:w="100" w:type="dxa"/>
+              <w:bottom w:w="80" w:type="dxa"/>
+              <w:right w:w="100" w:type="dxa"/>
+            </w:tcMar>
+          </w:tcPr>
+          <w:p>
+            <w:pPr>
+              <w:rPr>
+                <w:lang w:val="en-US"/>
+              </w:rPr>
+            </w:pPr>
+            <w:r>
+              <w:rPr>
+                <w:lang w:val="en-US"/>
+              </w:rPr>
+              <w:t>prone</w:t>
+            </w:r>
+          </w:p>
+        </w:tc>
+      </w:tr>
+      <w:tr>
+        <w:tc>
+          <w:tcPr>
+            <w:tcW w:w="2600" w:type="dxa"/>
+            <w:shd w:val="clear" w:color="auto" w:fill="D9D9D9"/>
+            <w:tcMar>
+              <w:top w:w="80" w:type="dxa"/>
+              <w:left w:w="100" w:type="dxa"/>
+              <w:bottom w:w="80" w:type="dxa"/>
+              <w:right w:w="100" w:type="dxa"/>
+            </w:tcMar>
+          </w:tcPr>
+          <w:p>
+            <w:r>
+              <w:rPr>
+                <w:b/>
+                <w:bCs/>
+                <w:sz w:val="16"/>
+                <w:szCs w:val="16"/>
+              </w:rPr>
+              <w:t>Admin/Login Portal Exposure</w:t>
+            </w:r>
+          </w:p>
+        </w:tc>
+        <w:tc>
+          <w:tcPr>
+            <w:tcW w:w="6750" w:type="dxa"/>
+            <w:tcMar>
+              <w:top w:w="80" w:type="dxa"/>
+              <w:left w:w="100" w:type="dxa"/>
+              <w:bottom w:w="80" w:type="dxa"/>
+              <w:right w:w="100" w:type="dxa"/>
+            </w:tcMar>
+          </w:tcPr>
+          <w:p>
+            <w:pPr>
+              <w:rPr>
+                <w:lang w:val="en-US"/>
+              </w:rPr>
+            </w:pPr>
+            <w:r>
+              <w:rPr>
+                <w:lang w:val="en-US"/>
+              </w:rPr>
+              <w:t>exposed</w:t>
+            </w:r>
+          </w:p>
+        </w:tc>
+      </w:tr>
+      <w:tr>
+        <w:tc>
+          <w:tcPr>
+            <w:tcW w:w="2600" w:type="dxa"/>
+            <w:shd w:val="clear" w:color="auto" w:fill="D9D9D9"/>
+            <w:tcMar>
+              <w:top w:w="80" w:type="dxa"/>
+              <w:left w:w="100" w:type="dxa"/>
+              <w:bottom w:w="80" w:type="dxa"/>
+              <w:right w:w="100" w:type="dxa"/>
+            </w:tcMar>
+          </w:tcPr>
+          <w:p>
+            <w:r>
+              <w:rPr>
+                <w:b/>
+                <w:bCs/>
+                <w:sz w:val="16"/>
+                <w:szCs w:val="16"/>
+              </w:rPr>
               <w:lastRenderedPageBreak/>
-              <w:t>PHP Version</w:t>
-            </w:r>
-          </w:p>
-        </w:tc>
-        <w:tc>
-          <w:tcPr>
-            <w:tcW w:w="6750" w:type="dxa"/>
-            <w:tcMar>
-              <w:top w:w="80" w:type="dxa"/>
-              <w:left w:w="100" w:type="dxa"/>
-              <w:bottom w:w="80" w:type="dxa"/>
-              <w:right w:w="100" w:type="dxa"/>
-            </w:tcMar>
-          </w:tcPr>
-          <w:p>
-            <w:pPr>
-              <w:rPr>
-                <w:lang w:val="en-US"/>
-              </w:rPr>
-            </w:pPr>
-            <w:r>
-              <w:rPr>
-                <w:lang w:val="en-US"/>
-              </w:rPr>
-              <w:t>outdated</w:t>
-            </w:r>
-          </w:p>
-        </w:tc>
-      </w:tr>
-      <w:tr>
-        <w:tc>
-          <w:tcPr>
-            <w:tcW w:w="2600" w:type="dxa"/>
-            <w:shd w:val="clear" w:color="auto" w:fill="D9D9D9"/>
-            <w:tcMar>
-              <w:top w:w="80" w:type="dxa"/>
-              <w:left w:w="100" w:type="dxa"/>
-              <w:bottom w:w="80" w:type="dxa"/>
-              <w:right w:w="100" w:type="dxa"/>
-            </w:tcMar>
-          </w:tcPr>
-          <w:p>
-            <w:r>
-              <w:rPr>
-                <w:b/>
-                <w:bCs/>
-                <w:sz w:val="16"/>
-                <w:szCs w:val="16"/>
-              </w:rPr>
-              <w:t>CVE-2026-109618/9 Exposure</w:t>
-            </w:r>
-          </w:p>
-        </w:tc>
-        <w:tc>
-          <w:tcPr>
-            <w:tcW w:w="6750" w:type="dxa"/>
-            <w:tcMar>
-              <w:top w:w="80" w:type="dxa"/>
-              <w:left w:w="100" w:type="dxa"/>
-              <w:bottom w:w="80" w:type="dxa"/>
-              <w:right w:w="100" w:type="dxa"/>
-            </w:tcMar>
-          </w:tcPr>
-          <w:p>
-            <w:pPr>
-              <w:rPr>
-                <w:lang w:val="en-US"/>
-              </w:rPr>
-            </w:pPr>
-            <w:r>
-              <w:rPr>
-                <w:lang w:val="en-US"/>
-              </w:rPr>
-              <w:t>prone</w:t>
-            </w:r>
-          </w:p>
-        </w:tc>
-      </w:tr>
-      <w:tr>
-        <w:tc>
-          <w:tcPr>
-            <w:tcW w:w="2600" w:type="dxa"/>
-            <w:shd w:val="clear" w:color="auto" w:fill="D9D9D9"/>
-            <w:tcMar>
-              <w:top w:w="80" w:type="dxa"/>
-              <w:left w:w="100" w:type="dxa"/>
-              <w:bottom w:w="80" w:type="dxa"/>
-              <w:right w:w="100" w:type="dxa"/>
-            </w:tcMar>
-          </w:tcPr>
-          <w:p>
-            <w:r>
-              <w:rPr>
-                <w:b/>
-                <w:bCs/>
-                <w:sz w:val="16"/>
-                <w:szCs w:val="16"/>
-              </w:rPr>
-              <w:t>Admin/Login Portal Exposure</w:t>
-            </w:r>
-          </w:p>
-        </w:tc>
-        <w:tc>
-          <w:tcPr>
-            <w:tcW w:w="6750" w:type="dxa"/>
-            <w:tcMar>
-              <w:top w:w="80" w:type="dxa"/>
-              <w:left w:w="100" w:type="dxa"/>
-              <w:bottom w:w="80" w:type="dxa"/>
-              <w:right w:w="100" w:type="dxa"/>
-            </w:tcMar>
-          </w:tcPr>
-          <w:p>
-            <w:pPr>
-              <w:rPr>
-                <w:lang w:val="en-US"/>
-              </w:rPr>
-            </w:pPr>
-            <w:r>
-              <w:rPr>
-                <w:lang w:val="en-US"/>
-              </w:rPr>
-              <w:t>exposed</w:t>
-            </w:r>
-          </w:p>
-        </w:tc>
-      </w:tr>
-      <w:tr>
-        <w:tc>
-          <w:tcPr>
-            <w:tcW w:w="2600" w:type="dxa"/>
-            <w:shd w:val="clear" w:color="auto" w:fill="D9D9D9"/>
-            <w:tcMar>
-              <w:top w:w="80" w:type="dxa"/>
-              <w:left w:w="100" w:type="dxa"/>
-              <w:bottom w:w="80" w:type="dxa"/>
-              <w:right w:w="100" w:type="dxa"/>
-            </w:tcMar>
-          </w:tcPr>
-          <w:p>
-            <w:r>
-              <w:rPr>
-                <w:b/>
-                <w:bCs/>
-                <w:sz w:val="16"/>
-                <w:szCs w:val="16"/>
-              </w:rPr>
               <w:t>Current Audit Status</w:t>
             </w:r>
           </w:p>
@@ -4791,7 +4768,6 @@
                 <w:sz w:val="16"/>
                 <w:szCs w:val="16"/>
               </w:rPr>
-              <w:lastRenderedPageBreak/>
               <w:t>Other Observations</w:t>
             </w:r>
           </w:p>
@@ -6249,97 +6225,97 @@
                 <w:sz w:val="16"/>
                 <w:szCs w:val="16"/>
               </w:rPr>
+              <w:t>Domain</w:t>
+            </w:r>
+          </w:p>
+        </w:tc>
+        <w:tc>
+          <w:tcPr>
+            <w:tcW w:w="6750" w:type="dxa"/>
+            <w:tcMar>
+              <w:top w:w="80" w:type="dxa"/>
+              <w:left w:w="100" w:type="dxa"/>
+              <w:bottom w:w="80" w:type="dxa"/>
+              <w:right w:w="100" w:type="dxa"/>
+            </w:tcMar>
+          </w:tcPr>
+          <w:p>
+            <w:r>
+              <w:t>http://www.moe.gov.zm/</w:t>
+            </w:r>
+          </w:p>
+        </w:tc>
+      </w:tr>
+      <w:tr>
+        <w:tc>
+          <w:tcPr>
+            <w:tcW w:w="2600" w:type="dxa"/>
+            <w:shd w:val="clear" w:color="auto" w:fill="D9D9D9"/>
+            <w:tcMar>
+              <w:top w:w="80" w:type="dxa"/>
+              <w:left w:w="100" w:type="dxa"/>
+              <w:bottom w:w="80" w:type="dxa"/>
+              <w:right w:w="100" w:type="dxa"/>
+            </w:tcMar>
+          </w:tcPr>
+          <w:p>
+            <w:r>
+              <w:rPr>
+                <w:b/>
+                <w:bCs/>
+                <w:sz w:val="16"/>
+                <w:szCs w:val="16"/>
+              </w:rPr>
+              <w:t>Reachable</w:t>
+            </w:r>
+          </w:p>
+        </w:tc>
+        <w:tc>
+          <w:tcPr>
+            <w:tcW w:w="6750" w:type="dxa"/>
+            <w:tcMar>
+              <w:top w:w="80" w:type="dxa"/>
+              <w:left w:w="100" w:type="dxa"/>
+              <w:bottom w:w="80" w:type="dxa"/>
+              <w:right w:w="100" w:type="dxa"/>
+            </w:tcMar>
+          </w:tcPr>
+          <w:p>
+            <w:pPr>
+              <w:rPr>
+                <w:lang w:val="en-US"/>
+              </w:rPr>
+            </w:pPr>
+            <w:r>
+              <w:rPr>
+                <w:lang w:val="en-US"/>
+              </w:rPr>
+              <w:t>reachable</w:t>
+            </w:r>
+          </w:p>
+        </w:tc>
+      </w:tr>
+      <w:tr>
+        <w:tc>
+          <w:tcPr>
+            <w:tcW w:w="2600" w:type="dxa"/>
+            <w:shd w:val="clear" w:color="auto" w:fill="D9D9D9"/>
+            <w:tcMar>
+              <w:top w:w="80" w:type="dxa"/>
+              <w:left w:w="100" w:type="dxa"/>
+              <w:bottom w:w="80" w:type="dxa"/>
+              <w:right w:w="100" w:type="dxa"/>
+            </w:tcMar>
+          </w:tcPr>
+          <w:p>
+            <w:r>
+              <w:rPr>
+                <w:b/>
+                <w:bCs/>
+                <w:sz w:val="16"/>
+                <w:szCs w:val="16"/>
+              </w:rPr>
               <w:lastRenderedPageBreak/>
-              <w:t>Domain</w:t>
-            </w:r>
-          </w:p>
-        </w:tc>
-        <w:tc>
-          <w:tcPr>
-            <w:tcW w:w="6750" w:type="dxa"/>
-            <w:tcMar>
-              <w:top w:w="80" w:type="dxa"/>
-              <w:left w:w="100" w:type="dxa"/>
-              <w:bottom w:w="80" w:type="dxa"/>
-              <w:right w:w="100" w:type="dxa"/>
-            </w:tcMar>
-          </w:tcPr>
-          <w:p>
-            <w:r>
-              <w:t>http://www.moe.gov.zm/</w:t>
-            </w:r>
-          </w:p>
-        </w:tc>
-      </w:tr>
-      <w:tr>
-        <w:tc>
-          <w:tcPr>
-            <w:tcW w:w="2600" w:type="dxa"/>
-            <w:shd w:val="clear" w:color="auto" w:fill="D9D9D9"/>
-            <w:tcMar>
-              <w:top w:w="80" w:type="dxa"/>
-              <w:left w:w="100" w:type="dxa"/>
-              <w:bottom w:w="80" w:type="dxa"/>
-              <w:right w:w="100" w:type="dxa"/>
-            </w:tcMar>
-          </w:tcPr>
-          <w:p>
-            <w:r>
-              <w:rPr>
-                <w:b/>
-                <w:bCs/>
-                <w:sz w:val="16"/>
-                <w:szCs w:val="16"/>
-              </w:rPr>
-              <w:t>Reachable</w:t>
-            </w:r>
-          </w:p>
-        </w:tc>
-        <w:tc>
-          <w:tcPr>
-            <w:tcW w:w="6750" w:type="dxa"/>
-            <w:tcMar>
-              <w:top w:w="80" w:type="dxa"/>
-              <w:left w:w="100" w:type="dxa"/>
-              <w:bottom w:w="80" w:type="dxa"/>
-              <w:right w:w="100" w:type="dxa"/>
-            </w:tcMar>
-          </w:tcPr>
-          <w:p>
-            <w:pPr>
-              <w:rPr>
-                <w:lang w:val="en-US"/>
-              </w:rPr>
-            </w:pPr>
-            <w:r>
-              <w:rPr>
-                <w:lang w:val="en-US"/>
-              </w:rPr>
-              <w:t>reachable</w:t>
-            </w:r>
-          </w:p>
-        </w:tc>
-      </w:tr>
-      <w:tr>
-        <w:tc>
-          <w:tcPr>
-            <w:tcW w:w="2600" w:type="dxa"/>
-            <w:shd w:val="clear" w:color="auto" w:fill="D9D9D9"/>
-            <w:tcMar>
-              <w:top w:w="80" w:type="dxa"/>
-              <w:left w:w="100" w:type="dxa"/>
-              <w:bottom w:w="80" w:type="dxa"/>
-              <w:right w:w="100" w:type="dxa"/>
-            </w:tcMar>
-          </w:tcPr>
-          <w:p>
-            <w:r>
-              <w:rPr>
-                <w:b/>
-                <w:bCs/>
-                <w:sz w:val="16"/>
-                <w:szCs w:val="16"/>
-              </w:rPr>
               <w:t>CMS / Stack</w:t>
             </w:r>
           </w:p>
@@ -7794,105 +7770,105 @@
                 <w:sz w:val="16"/>
                 <w:szCs w:val="16"/>
               </w:rPr>
+              <w:t>CVE-2026-109618/9 Exposure</w:t>
+            </w:r>
+          </w:p>
+        </w:tc>
+        <w:tc>
+          <w:tcPr>
+            <w:tcW w:w="6750" w:type="dxa"/>
+            <w:tcMar>
+              <w:top w:w="80" w:type="dxa"/>
+              <w:left w:w="100" w:type="dxa"/>
+              <w:bottom w:w="80" w:type="dxa"/>
+              <w:right w:w="100" w:type="dxa"/>
+            </w:tcMar>
+          </w:tcPr>
+          <w:p>
+            <w:pPr>
+              <w:rPr>
+                <w:lang w:val="en-US"/>
+              </w:rPr>
+            </w:pPr>
+            <w:r>
+              <w:rPr>
+                <w:lang w:val="en-US"/>
+              </w:rPr>
+              <w:t>prone</w:t>
+            </w:r>
+          </w:p>
+        </w:tc>
+      </w:tr>
+      <w:tr>
+        <w:tc>
+          <w:tcPr>
+            <w:tcW w:w="2600" w:type="dxa"/>
+            <w:shd w:val="clear" w:color="auto" w:fill="D9D9D9"/>
+            <w:tcMar>
+              <w:top w:w="80" w:type="dxa"/>
+              <w:left w:w="100" w:type="dxa"/>
+              <w:bottom w:w="80" w:type="dxa"/>
+              <w:right w:w="100" w:type="dxa"/>
+            </w:tcMar>
+          </w:tcPr>
+          <w:p>
+            <w:r>
+              <w:rPr>
+                <w:b/>
+                <w:bCs/>
+                <w:sz w:val="16"/>
+                <w:szCs w:val="16"/>
+              </w:rPr>
+              <w:t>Admin/Login Portal Exposure</w:t>
+            </w:r>
+          </w:p>
+        </w:tc>
+        <w:tc>
+          <w:tcPr>
+            <w:tcW w:w="6750" w:type="dxa"/>
+            <w:tcMar>
+              <w:top w:w="80" w:type="dxa"/>
+              <w:left w:w="100" w:type="dxa"/>
+              <w:bottom w:w="80" w:type="dxa"/>
+              <w:right w:w="100" w:type="dxa"/>
+            </w:tcMar>
+          </w:tcPr>
+          <w:p>
+            <w:pPr>
+              <w:rPr>
+                <w:lang w:val="en-US"/>
+              </w:rPr>
+            </w:pPr>
+            <w:r>
+              <w:rPr>
+                <w:lang w:val="en-US"/>
+              </w:rPr>
+              <w:t>exposed</w:t>
+            </w:r>
+          </w:p>
+        </w:tc>
+      </w:tr>
+      <w:tr>
+        <w:tc>
+          <w:tcPr>
+            <w:tcW w:w="2600" w:type="dxa"/>
+            <w:shd w:val="clear" w:color="auto" w:fill="D9D9D9"/>
+            <w:tcMar>
+              <w:top w:w="80" w:type="dxa"/>
+              <w:left w:w="100" w:type="dxa"/>
+              <w:bottom w:w="80" w:type="dxa"/>
+              <w:right w:w="100" w:type="dxa"/>
+            </w:tcMar>
+          </w:tcPr>
+          <w:p>
+            <w:r>
+              <w:rPr>
+                <w:b/>
+                <w:bCs/>
+                <w:sz w:val="16"/>
+                <w:szCs w:val="16"/>
+              </w:rPr>
               <w:lastRenderedPageBreak/>
-              <w:t>CVE-2026-109618/9 Exposure</w:t>
-            </w:r>
-          </w:p>
-        </w:tc>
-        <w:tc>
-          <w:tcPr>
-            <w:tcW w:w="6750" w:type="dxa"/>
-            <w:tcMar>
-              <w:top w:w="80" w:type="dxa"/>
-              <w:left w:w="100" w:type="dxa"/>
-              <w:bottom w:w="80" w:type="dxa"/>
-              <w:right w:w="100" w:type="dxa"/>
-            </w:tcMar>
-          </w:tcPr>
-          <w:p>
-            <w:pPr>
-              <w:rPr>
-                <w:lang w:val="en-US"/>
-              </w:rPr>
-            </w:pPr>
-            <w:r>
-              <w:rPr>
-                <w:lang w:val="en-US"/>
-              </w:rPr>
-              <w:t>prone</w:t>
-            </w:r>
-          </w:p>
-        </w:tc>
-      </w:tr>
-      <w:tr>
-        <w:tc>
-          <w:tcPr>
-            <w:tcW w:w="2600" w:type="dxa"/>
-            <w:shd w:val="clear" w:color="auto" w:fill="D9D9D9"/>
-            <w:tcMar>
-              <w:top w:w="80" w:type="dxa"/>
-              <w:left w:w="100" w:type="dxa"/>
-              <w:bottom w:w="80" w:type="dxa"/>
-              <w:right w:w="100" w:type="dxa"/>
-            </w:tcMar>
-          </w:tcPr>
-          <w:p>
-            <w:r>
-              <w:rPr>
-                <w:b/>
-                <w:bCs/>
-                <w:sz w:val="16"/>
-                <w:szCs w:val="16"/>
-              </w:rPr>
-              <w:t>Admin/Login Portal Exposure</w:t>
-            </w:r>
-          </w:p>
-        </w:tc>
-        <w:tc>
-          <w:tcPr>
-            <w:tcW w:w="6750" w:type="dxa"/>
-            <w:tcMar>
-              <w:top w:w="80" w:type="dxa"/>
-              <w:left w:w="100" w:type="dxa"/>
-              <w:bottom w:w="80" w:type="dxa"/>
-              <w:right w:w="100" w:type="dxa"/>
-            </w:tcMar>
-          </w:tcPr>
-          <w:p>
-            <w:pPr>
-              <w:rPr>
-                <w:lang w:val="en-US"/>
-              </w:rPr>
-            </w:pPr>
-            <w:r>
-              <w:rPr>
-                <w:lang w:val="en-US"/>
-              </w:rPr>
-              <w:t>exposed</w:t>
-            </w:r>
-          </w:p>
-        </w:tc>
-      </w:tr>
-      <w:tr>
-        <w:tc>
-          <w:tcPr>
-            <w:tcW w:w="2600" w:type="dxa"/>
-            <w:shd w:val="clear" w:color="auto" w:fill="D9D9D9"/>
-            <w:tcMar>
-              <w:top w:w="80" w:type="dxa"/>
-              <w:left w:w="100" w:type="dxa"/>
-              <w:bottom w:w="80" w:type="dxa"/>
-              <w:right w:w="100" w:type="dxa"/>
-            </w:tcMar>
-          </w:tcPr>
-          <w:p>
-            <w:r>
-              <w:rPr>
-                <w:b/>
-                <w:bCs/>
-                <w:sz w:val="16"/>
-                <w:szCs w:val="16"/>
-              </w:rPr>
               <w:t>Current Audit Status</w:t>
             </w:r>
           </w:p>
@@ -9270,7 +9246,6 @@
                 <w:sz w:val="16"/>
                 <w:szCs w:val="16"/>
               </w:rPr>
-              <w:lastRenderedPageBreak/>
               <w:t>Risk Rating</w:t>
             </w:r>
           </w:p>
@@ -9308,6 +9283,7 @@
         <w:spacing w:before="200" w:after="100"/>
       </w:pPr>
       <w:r>
+        <w:lastRenderedPageBreak/>
         <w:t>4.2.19 Ministry of Health</w:t>
       </w:r>
     </w:p>
@@ -10709,97 +10685,97 @@
                 <w:sz w:val="16"/>
                 <w:szCs w:val="16"/>
               </w:rPr>
+              <w:t>CMS &amp; Plugin Currency</w:t>
+            </w:r>
+          </w:p>
+        </w:tc>
+        <w:tc>
+          <w:tcPr>
+            <w:tcW w:w="6750" w:type="dxa"/>
+            <w:tcMar>
+              <w:top w:w="80" w:type="dxa"/>
+              <w:left w:w="100" w:type="dxa"/>
+              <w:bottom w:w="80" w:type="dxa"/>
+              <w:right w:w="100" w:type="dxa"/>
+            </w:tcMar>
+          </w:tcPr>
+          <w:p>
+            <w:r>
+              <w:rPr>
+                <w:sz w:val="16"/>
+                <w:szCs w:val="16"/>
+              </w:rPr>
+              <w:t>TBD</w:t>
+            </w:r>
+          </w:p>
+        </w:tc>
+      </w:tr>
+      <w:tr>
+        <w:tc>
+          <w:tcPr>
+            <w:tcW w:w="2600" w:type="dxa"/>
+            <w:shd w:val="clear" w:color="auto" w:fill="D9D9D9"/>
+            <w:tcMar>
+              <w:top w:w="80" w:type="dxa"/>
+              <w:left w:w="100" w:type="dxa"/>
+              <w:bottom w:w="80" w:type="dxa"/>
+              <w:right w:w="100" w:type="dxa"/>
+            </w:tcMar>
+          </w:tcPr>
+          <w:p>
+            <w:r>
+              <w:rPr>
+                <w:b/>
+                <w:bCs/>
+                <w:sz w:val="16"/>
+                <w:szCs w:val="16"/>
+              </w:rPr>
+              <w:t>Other Observations</w:t>
+            </w:r>
+          </w:p>
+        </w:tc>
+        <w:tc>
+          <w:tcPr>
+            <w:tcW w:w="6750" w:type="dxa"/>
+            <w:tcMar>
+              <w:top w:w="80" w:type="dxa"/>
+              <w:left w:w="100" w:type="dxa"/>
+              <w:bottom w:w="80" w:type="dxa"/>
+              <w:right w:w="100" w:type="dxa"/>
+            </w:tcMar>
+          </w:tcPr>
+          <w:p>
+            <w:r>
+              <w:rPr>
+                <w:sz w:val="16"/>
+                <w:szCs w:val="16"/>
+              </w:rPr>
+              <w:t>Public login page and possible PHP-based CMS. Unverified; verify domain and technical details.</w:t>
+            </w:r>
+          </w:p>
+        </w:tc>
+      </w:tr>
+      <w:tr>
+        <w:tc>
+          <w:tcPr>
+            <w:tcW w:w="2600" w:type="dxa"/>
+            <w:shd w:val="clear" w:color="auto" w:fill="D9D9D9"/>
+            <w:tcMar>
+              <w:top w:w="80" w:type="dxa"/>
+              <w:left w:w="100" w:type="dxa"/>
+              <w:bottom w:w="80" w:type="dxa"/>
+              <w:right w:w="100" w:type="dxa"/>
+            </w:tcMar>
+          </w:tcPr>
+          <w:p>
+            <w:r>
+              <w:rPr>
+                <w:b/>
+                <w:bCs/>
+                <w:sz w:val="16"/>
+                <w:szCs w:val="16"/>
+              </w:rPr>
               <w:lastRenderedPageBreak/>
-              <w:t>CMS &amp; Plugin Currency</w:t>
-            </w:r>
-          </w:p>
-        </w:tc>
-        <w:tc>
-          <w:tcPr>
-            <w:tcW w:w="6750" w:type="dxa"/>
-            <w:tcMar>
-              <w:top w:w="80" w:type="dxa"/>
-              <w:left w:w="100" w:type="dxa"/>
-              <w:bottom w:w="80" w:type="dxa"/>
-              <w:right w:w="100" w:type="dxa"/>
-            </w:tcMar>
-          </w:tcPr>
-          <w:p>
-            <w:r>
-              <w:rPr>
-                <w:sz w:val="16"/>
-                <w:szCs w:val="16"/>
-              </w:rPr>
-              <w:t>TBD</w:t>
-            </w:r>
-          </w:p>
-        </w:tc>
-      </w:tr>
-      <w:tr>
-        <w:tc>
-          <w:tcPr>
-            <w:tcW w:w="2600" w:type="dxa"/>
-            <w:shd w:val="clear" w:color="auto" w:fill="D9D9D9"/>
-            <w:tcMar>
-              <w:top w:w="80" w:type="dxa"/>
-              <w:left w:w="100" w:type="dxa"/>
-              <w:bottom w:w="80" w:type="dxa"/>
-              <w:right w:w="100" w:type="dxa"/>
-            </w:tcMar>
-          </w:tcPr>
-          <w:p>
-            <w:r>
-              <w:rPr>
-                <w:b/>
-                <w:bCs/>
-                <w:sz w:val="16"/>
-                <w:szCs w:val="16"/>
-              </w:rPr>
-              <w:t>Other Observations</w:t>
-            </w:r>
-          </w:p>
-        </w:tc>
-        <w:tc>
-          <w:tcPr>
-            <w:tcW w:w="6750" w:type="dxa"/>
-            <w:tcMar>
-              <w:top w:w="80" w:type="dxa"/>
-              <w:left w:w="100" w:type="dxa"/>
-              <w:bottom w:w="80" w:type="dxa"/>
-              <w:right w:w="100" w:type="dxa"/>
-            </w:tcMar>
-          </w:tcPr>
-          <w:p>
-            <w:r>
-              <w:rPr>
-                <w:sz w:val="16"/>
-                <w:szCs w:val="16"/>
-              </w:rPr>
-              <w:t>Public login page and possible PHP-based CMS. Unverified; verify domain and technical details.</w:t>
-            </w:r>
-          </w:p>
-        </w:tc>
-      </w:tr>
-      <w:tr>
-        <w:tc>
-          <w:tcPr>
-            <w:tcW w:w="2600" w:type="dxa"/>
-            <w:shd w:val="clear" w:color="auto" w:fill="D9D9D9"/>
-            <w:tcMar>
-              <w:top w:w="80" w:type="dxa"/>
-              <w:left w:w="100" w:type="dxa"/>
-              <w:bottom w:w="80" w:type="dxa"/>
-              <w:right w:w="100" w:type="dxa"/>
-            </w:tcMar>
-          </w:tcPr>
-          <w:p>
-            <w:r>
-              <w:rPr>
-                <w:b/>
-                <w:bCs/>
-                <w:sz w:val="16"/>
-                <w:szCs w:val="16"/>
-              </w:rPr>
               <w:t>Current Audit Status</w:t>
             </w:r>
           </w:p>
@@ -12243,6 +12219,7 @@
                 <w:sz w:val="16"/>
                 <w:szCs w:val="16"/>
               </w:rPr>
+              <w:lastRenderedPageBreak/>
               <w:t>Domain</w:t>
             </w:r>
           </w:p>
@@ -13652,97 +13629,97 @@
                 <w:sz w:val="16"/>
                 <w:szCs w:val="16"/>
               </w:rPr>
+              <w:t>PHP Version</w:t>
+            </w:r>
+          </w:p>
+        </w:tc>
+        <w:tc>
+          <w:tcPr>
+            <w:tcW w:w="6750" w:type="dxa"/>
+            <w:tcMar>
+              <w:top w:w="80" w:type="dxa"/>
+              <w:left w:w="100" w:type="dxa"/>
+              <w:bottom w:w="80" w:type="dxa"/>
+              <w:right w:w="100" w:type="dxa"/>
+            </w:tcMar>
+          </w:tcPr>
+          <w:p>
+            <w:r>
+              <w:rPr>
+                <w:sz w:val="16"/>
+                <w:szCs w:val="16"/>
+              </w:rPr>
+              <w:t>TBD</w:t>
+            </w:r>
+          </w:p>
+        </w:tc>
+      </w:tr>
+      <w:tr>
+        <w:tc>
+          <w:tcPr>
+            <w:tcW w:w="2600" w:type="dxa"/>
+            <w:shd w:val="clear" w:color="auto" w:fill="D9D9D9"/>
+            <w:tcMar>
+              <w:top w:w="80" w:type="dxa"/>
+              <w:left w:w="100" w:type="dxa"/>
+              <w:bottom w:w="80" w:type="dxa"/>
+              <w:right w:w="100" w:type="dxa"/>
+            </w:tcMar>
+          </w:tcPr>
+          <w:p>
+            <w:r>
+              <w:rPr>
+                <w:b/>
+                <w:bCs/>
+                <w:sz w:val="16"/>
+                <w:szCs w:val="16"/>
+              </w:rPr>
+              <w:t>CVE-2026-109618/9 Exposure</w:t>
+            </w:r>
+          </w:p>
+        </w:tc>
+        <w:tc>
+          <w:tcPr>
+            <w:tcW w:w="6750" w:type="dxa"/>
+            <w:tcMar>
+              <w:top w:w="80" w:type="dxa"/>
+              <w:left w:w="100" w:type="dxa"/>
+              <w:bottom w:w="80" w:type="dxa"/>
+              <w:right w:w="100" w:type="dxa"/>
+            </w:tcMar>
+          </w:tcPr>
+          <w:p>
+            <w:r>
+              <w:rPr>
+                <w:sz w:val="16"/>
+                <w:szCs w:val="16"/>
+              </w:rPr>
+              <w:t>TBD</w:t>
+            </w:r>
+          </w:p>
+        </w:tc>
+      </w:tr>
+      <w:tr>
+        <w:tc>
+          <w:tcPr>
+            <w:tcW w:w="2600" w:type="dxa"/>
+            <w:shd w:val="clear" w:color="auto" w:fill="D9D9D9"/>
+            <w:tcMar>
+              <w:top w:w="80" w:type="dxa"/>
+              <w:left w:w="100" w:type="dxa"/>
+              <w:bottom w:w="80" w:type="dxa"/>
+              <w:right w:w="100" w:type="dxa"/>
+            </w:tcMar>
+          </w:tcPr>
+          <w:p>
+            <w:r>
+              <w:rPr>
+                <w:b/>
+                <w:bCs/>
+                <w:sz w:val="16"/>
+                <w:szCs w:val="16"/>
+              </w:rPr>
               <w:lastRenderedPageBreak/>
-              <w:t>PHP Version</w:t>
-            </w:r>
-          </w:p>
-        </w:tc>
-        <w:tc>
-          <w:tcPr>
-            <w:tcW w:w="6750" w:type="dxa"/>
-            <w:tcMar>
-              <w:top w:w="80" w:type="dxa"/>
-              <w:left w:w="100" w:type="dxa"/>
-              <w:bottom w:w="80" w:type="dxa"/>
-              <w:right w:w="100" w:type="dxa"/>
-            </w:tcMar>
-          </w:tcPr>
-          <w:p>
-            <w:r>
-              <w:rPr>
-                <w:sz w:val="16"/>
-                <w:szCs w:val="16"/>
-              </w:rPr>
-              <w:t>TBD</w:t>
-            </w:r>
-          </w:p>
-        </w:tc>
-      </w:tr>
-      <w:tr>
-        <w:tc>
-          <w:tcPr>
-            <w:tcW w:w="2600" w:type="dxa"/>
-            <w:shd w:val="clear" w:color="auto" w:fill="D9D9D9"/>
-            <w:tcMar>
-              <w:top w:w="80" w:type="dxa"/>
-              <w:left w:w="100" w:type="dxa"/>
-              <w:bottom w:w="80" w:type="dxa"/>
-              <w:right w:w="100" w:type="dxa"/>
-            </w:tcMar>
-          </w:tcPr>
-          <w:p>
-            <w:r>
-              <w:rPr>
-                <w:b/>
-                <w:bCs/>
-                <w:sz w:val="16"/>
-                <w:szCs w:val="16"/>
-              </w:rPr>
-              <w:t>CVE-2026-109618/9 Exposure</w:t>
-            </w:r>
-          </w:p>
-        </w:tc>
-        <w:tc>
-          <w:tcPr>
-            <w:tcW w:w="6750" w:type="dxa"/>
-            <w:tcMar>
-              <w:top w:w="80" w:type="dxa"/>
-              <w:left w:w="100" w:type="dxa"/>
-              <w:bottom w:w="80" w:type="dxa"/>
-              <w:right w:w="100" w:type="dxa"/>
-            </w:tcMar>
-          </w:tcPr>
-          <w:p>
-            <w:r>
-              <w:rPr>
-                <w:sz w:val="16"/>
-                <w:szCs w:val="16"/>
-              </w:rPr>
-              <w:t>TBD</w:t>
-            </w:r>
-          </w:p>
-        </w:tc>
-      </w:tr>
-      <w:tr>
-        <w:tc>
-          <w:tcPr>
-            <w:tcW w:w="2600" w:type="dxa"/>
-            <w:shd w:val="clear" w:color="auto" w:fill="D9D9D9"/>
-            <w:tcMar>
-              <w:top w:w="80" w:type="dxa"/>
-              <w:left w:w="100" w:type="dxa"/>
-              <w:bottom w:w="80" w:type="dxa"/>
-              <w:right w:w="100" w:type="dxa"/>
-            </w:tcMar>
-          </w:tcPr>
-          <w:p>
-            <w:r>
-              <w:rPr>
-                <w:b/>
-                <w:bCs/>
-                <w:sz w:val="16"/>
-                <w:szCs w:val="16"/>
-              </w:rPr>
               <w:t>Admin/Login Portal Exposure</w:t>
             </w:r>
           </w:p>
@@ -15107,97 +15084,97 @@
                 <w:sz w:val="16"/>
                 <w:szCs w:val="16"/>
               </w:rPr>
+              <w:t>WAF / CDN Present</w:t>
+            </w:r>
+          </w:p>
+        </w:tc>
+        <w:tc>
+          <w:tcPr>
+            <w:tcW w:w="6750" w:type="dxa"/>
+            <w:tcMar>
+              <w:top w:w="80" w:type="dxa"/>
+              <w:left w:w="100" w:type="dxa"/>
+              <w:bottom w:w="80" w:type="dxa"/>
+              <w:right w:w="100" w:type="dxa"/>
+            </w:tcMar>
+          </w:tcPr>
+          <w:p>
+            <w:r>
+              <w:rPr>
+                <w:sz w:val="16"/>
+                <w:szCs w:val="16"/>
+              </w:rPr>
+              <w:t>TBD</w:t>
+            </w:r>
+          </w:p>
+        </w:tc>
+      </w:tr>
+      <w:tr>
+        <w:tc>
+          <w:tcPr>
+            <w:tcW w:w="2600" w:type="dxa"/>
+            <w:shd w:val="clear" w:color="auto" w:fill="D9D9D9"/>
+            <w:tcMar>
+              <w:top w:w="80" w:type="dxa"/>
+              <w:left w:w="100" w:type="dxa"/>
+              <w:bottom w:w="80" w:type="dxa"/>
+              <w:right w:w="100" w:type="dxa"/>
+            </w:tcMar>
+          </w:tcPr>
+          <w:p>
+            <w:r>
+              <w:rPr>
+                <w:b/>
+                <w:bCs/>
+                <w:sz w:val="16"/>
+                <w:szCs w:val="16"/>
+              </w:rPr>
+              <w:t>CMS &amp; Plugin Currency</w:t>
+            </w:r>
+          </w:p>
+        </w:tc>
+        <w:tc>
+          <w:tcPr>
+            <w:tcW w:w="6750" w:type="dxa"/>
+            <w:tcMar>
+              <w:top w:w="80" w:type="dxa"/>
+              <w:left w:w="100" w:type="dxa"/>
+              <w:bottom w:w="80" w:type="dxa"/>
+              <w:right w:w="100" w:type="dxa"/>
+            </w:tcMar>
+          </w:tcPr>
+          <w:p>
+            <w:r>
+              <w:rPr>
+                <w:sz w:val="16"/>
+                <w:szCs w:val="16"/>
+              </w:rPr>
+              <w:t>TBD</w:t>
+            </w:r>
+          </w:p>
+        </w:tc>
+      </w:tr>
+      <w:tr>
+        <w:tc>
+          <w:tcPr>
+            <w:tcW w:w="2600" w:type="dxa"/>
+            <w:shd w:val="clear" w:color="auto" w:fill="D9D9D9"/>
+            <w:tcMar>
+              <w:top w:w="80" w:type="dxa"/>
+              <w:left w:w="100" w:type="dxa"/>
+              <w:bottom w:w="80" w:type="dxa"/>
+              <w:right w:w="100" w:type="dxa"/>
+            </w:tcMar>
+          </w:tcPr>
+          <w:p>
+            <w:r>
+              <w:rPr>
+                <w:b/>
+                <w:bCs/>
+                <w:sz w:val="16"/>
+                <w:szCs w:val="16"/>
+              </w:rPr>
               <w:lastRenderedPageBreak/>
-              <w:t>WAF / CDN Present</w:t>
-            </w:r>
-          </w:p>
-        </w:tc>
-        <w:tc>
-          <w:tcPr>
-            <w:tcW w:w="6750" w:type="dxa"/>
-            <w:tcMar>
-              <w:top w:w="80" w:type="dxa"/>
-              <w:left w:w="100" w:type="dxa"/>
-              <w:bottom w:w="80" w:type="dxa"/>
-              <w:right w:w="100" w:type="dxa"/>
-            </w:tcMar>
-          </w:tcPr>
-          <w:p>
-            <w:r>
-              <w:rPr>
-                <w:sz w:val="16"/>
-                <w:szCs w:val="16"/>
-              </w:rPr>
-              <w:t>TBD</w:t>
-            </w:r>
-          </w:p>
-        </w:tc>
-      </w:tr>
-      <w:tr>
-        <w:tc>
-          <w:tcPr>
-            <w:tcW w:w="2600" w:type="dxa"/>
-            <w:shd w:val="clear" w:color="auto" w:fill="D9D9D9"/>
-            <w:tcMar>
-              <w:top w:w="80" w:type="dxa"/>
-              <w:left w:w="100" w:type="dxa"/>
-              <w:bottom w:w="80" w:type="dxa"/>
-              <w:right w:w="100" w:type="dxa"/>
-            </w:tcMar>
-          </w:tcPr>
-          <w:p>
-            <w:r>
-              <w:rPr>
-                <w:b/>
-                <w:bCs/>
-                <w:sz w:val="16"/>
-                <w:szCs w:val="16"/>
-              </w:rPr>
-              <w:t>CMS &amp; Plugin Currency</w:t>
-            </w:r>
-          </w:p>
-        </w:tc>
-        <w:tc>
-          <w:tcPr>
-            <w:tcW w:w="6750" w:type="dxa"/>
-            <w:tcMar>
-              <w:top w:w="80" w:type="dxa"/>
-              <w:left w:w="100" w:type="dxa"/>
-              <w:bottom w:w="80" w:type="dxa"/>
-              <w:right w:w="100" w:type="dxa"/>
-            </w:tcMar>
-          </w:tcPr>
-          <w:p>
-            <w:r>
-              <w:rPr>
-                <w:sz w:val="16"/>
-                <w:szCs w:val="16"/>
-              </w:rPr>
-              <w:t>TBD</w:t>
-            </w:r>
-          </w:p>
-        </w:tc>
-      </w:tr>
-      <w:tr>
-        <w:tc>
-          <w:tcPr>
-            <w:tcW w:w="2600" w:type="dxa"/>
-            <w:shd w:val="clear" w:color="auto" w:fill="D9D9D9"/>
-            <w:tcMar>
-              <w:top w:w="80" w:type="dxa"/>
-              <w:left w:w="100" w:type="dxa"/>
-              <w:bottom w:w="80" w:type="dxa"/>
-              <w:right w:w="100" w:type="dxa"/>
-            </w:tcMar>
-          </w:tcPr>
-          <w:p>
-            <w:r>
-              <w:rPr>
-                <w:b/>
-                <w:bCs/>
-                <w:sz w:val="16"/>
-                <w:szCs w:val="16"/>
-              </w:rPr>
               <w:t>Other Observations</w:t>
             </w:r>
           </w:p>
@@ -16629,7 +16606,6 @@
                 <w:sz w:val="16"/>
                 <w:szCs w:val="16"/>
               </w:rPr>
-              <w:lastRenderedPageBreak/>
               <w:t>Recommended Action</w:t>
             </w:r>
           </w:p>
@@ -16667,6 +16643,7 @@
         <w:spacing w:before="200" w:after="100"/>
       </w:pPr>
       <w:r>
+        <w:lastRenderedPageBreak/>
         <w:t xml:space="preserve">4.2.31 </w:t>
       </w:r>
       <w:proofErr w:type="spellStart"/>
@@ -18091,97 +18068,97 @@
                 <w:sz w:val="16"/>
                 <w:szCs w:val="16"/>
               </w:rPr>
+              <w:t>CMS / Stack</w:t>
+            </w:r>
+          </w:p>
+        </w:tc>
+        <w:tc>
+          <w:tcPr>
+            <w:tcW w:w="6750" w:type="dxa"/>
+            <w:tcMar>
+              <w:top w:w="80" w:type="dxa"/>
+              <w:left w:w="100" w:type="dxa"/>
+              <w:bottom w:w="80" w:type="dxa"/>
+              <w:right w:w="100" w:type="dxa"/>
+            </w:tcMar>
+          </w:tcPr>
+          <w:p>
+            <w:r>
+              <w:rPr>
+                <w:sz w:val="16"/>
+                <w:szCs w:val="16"/>
+              </w:rPr>
+              <w:t>TBD</w:t>
+            </w:r>
+          </w:p>
+        </w:tc>
+      </w:tr>
+      <w:tr>
+        <w:tc>
+          <w:tcPr>
+            <w:tcW w:w="2600" w:type="dxa"/>
+            <w:shd w:val="clear" w:color="auto" w:fill="D9D9D9"/>
+            <w:tcMar>
+              <w:top w:w="80" w:type="dxa"/>
+              <w:left w:w="100" w:type="dxa"/>
+              <w:bottom w:w="80" w:type="dxa"/>
+              <w:right w:w="100" w:type="dxa"/>
+            </w:tcMar>
+          </w:tcPr>
+          <w:p>
+            <w:r>
+              <w:rPr>
+                <w:b/>
+                <w:bCs/>
+                <w:sz w:val="16"/>
+                <w:szCs w:val="16"/>
+              </w:rPr>
+              <w:t>PHP Version</w:t>
+            </w:r>
+          </w:p>
+        </w:tc>
+        <w:tc>
+          <w:tcPr>
+            <w:tcW w:w="6750" w:type="dxa"/>
+            <w:tcMar>
+              <w:top w:w="80" w:type="dxa"/>
+              <w:left w:w="100" w:type="dxa"/>
+              <w:bottom w:w="80" w:type="dxa"/>
+              <w:right w:w="100" w:type="dxa"/>
+            </w:tcMar>
+          </w:tcPr>
+          <w:p>
+            <w:r>
+              <w:rPr>
+                <w:sz w:val="16"/>
+                <w:szCs w:val="16"/>
+              </w:rPr>
+              <w:t>TBD</w:t>
+            </w:r>
+          </w:p>
+        </w:tc>
+      </w:tr>
+      <w:tr>
+        <w:tc>
+          <w:tcPr>
+            <w:tcW w:w="2600" w:type="dxa"/>
+            <w:shd w:val="clear" w:color="auto" w:fill="D9D9D9"/>
+            <w:tcMar>
+              <w:top w:w="80" w:type="dxa"/>
+              <w:left w:w="100" w:type="dxa"/>
+              <w:bottom w:w="80" w:type="dxa"/>
+              <w:right w:w="100" w:type="dxa"/>
+            </w:tcMar>
+          </w:tcPr>
+          <w:p>
+            <w:r>
+              <w:rPr>
+                <w:b/>
+                <w:bCs/>
+                <w:sz w:val="16"/>
+                <w:szCs w:val="16"/>
+              </w:rPr>
               <w:lastRenderedPageBreak/>
-              <w:t>CMS / Stack</w:t>
-            </w:r>
-          </w:p>
-        </w:tc>
-        <w:tc>
-          <w:tcPr>
-            <w:tcW w:w="6750" w:type="dxa"/>
-            <w:tcMar>
-              <w:top w:w="80" w:type="dxa"/>
-              <w:left w:w="100" w:type="dxa"/>
-              <w:bottom w:w="80" w:type="dxa"/>
-              <w:right w:w="100" w:type="dxa"/>
-            </w:tcMar>
-          </w:tcPr>
-          <w:p>
-            <w:r>
-              <w:rPr>
-                <w:sz w:val="16"/>
-                <w:szCs w:val="16"/>
-              </w:rPr>
-              <w:t>TBD</w:t>
-            </w:r>
-          </w:p>
-        </w:tc>
-      </w:tr>
-      <w:tr>
-        <w:tc>
-          <w:tcPr>
-            <w:tcW w:w="2600" w:type="dxa"/>
-            <w:shd w:val="clear" w:color="auto" w:fill="D9D9D9"/>
-            <w:tcMar>
-              <w:top w:w="80" w:type="dxa"/>
-              <w:left w:w="100" w:type="dxa"/>
-              <w:bottom w:w="80" w:type="dxa"/>
-              <w:right w:w="100" w:type="dxa"/>
-            </w:tcMar>
-          </w:tcPr>
-          <w:p>
-            <w:r>
-              <w:rPr>
-                <w:b/>
-                <w:bCs/>
-                <w:sz w:val="16"/>
-                <w:szCs w:val="16"/>
-              </w:rPr>
-              <w:t>PHP Version</w:t>
-            </w:r>
-          </w:p>
-        </w:tc>
-        <w:tc>
-          <w:tcPr>
-            <w:tcW w:w="6750" w:type="dxa"/>
-            <w:tcMar>
-              <w:top w:w="80" w:type="dxa"/>
-              <w:left w:w="100" w:type="dxa"/>
-              <w:bottom w:w="80" w:type="dxa"/>
-              <w:right w:w="100" w:type="dxa"/>
-            </w:tcMar>
-          </w:tcPr>
-          <w:p>
-            <w:r>
-              <w:rPr>
-                <w:sz w:val="16"/>
-                <w:szCs w:val="16"/>
-              </w:rPr>
-              <w:t>TBD</w:t>
-            </w:r>
-          </w:p>
-        </w:tc>
-      </w:tr>
-      <w:tr>
-        <w:tc>
-          <w:tcPr>
-            <w:tcW w:w="2600" w:type="dxa"/>
-            <w:shd w:val="clear" w:color="auto" w:fill="D9D9D9"/>
-            <w:tcMar>
-              <w:top w:w="80" w:type="dxa"/>
-              <w:left w:w="100" w:type="dxa"/>
-              <w:bottom w:w="80" w:type="dxa"/>
-              <w:right w:w="100" w:type="dxa"/>
-            </w:tcMar>
-          </w:tcPr>
-          <w:p>
-            <w:r>
-              <w:rPr>
-                <w:b/>
-                <w:bCs/>
-                <w:sz w:val="16"/>
-                <w:szCs w:val="16"/>
-              </w:rPr>
               <w:t>CVE-2026-109618/9 Exposure</w:t>
             </w:r>
           </w:p>
@@ -19595,97 +19572,97 @@
                 <w:sz w:val="16"/>
                 <w:szCs w:val="16"/>
               </w:rPr>
+              <w:t>WAF / CDN Present</w:t>
+            </w:r>
+          </w:p>
+        </w:tc>
+        <w:tc>
+          <w:tcPr>
+            <w:tcW w:w="6750" w:type="dxa"/>
+            <w:tcMar>
+              <w:top w:w="80" w:type="dxa"/>
+              <w:left w:w="100" w:type="dxa"/>
+              <w:bottom w:w="80" w:type="dxa"/>
+              <w:right w:w="100" w:type="dxa"/>
+            </w:tcMar>
+          </w:tcPr>
+          <w:p>
+            <w:r>
+              <w:rPr>
+                <w:sz w:val="16"/>
+                <w:szCs w:val="16"/>
+              </w:rPr>
+              <w:t>TBD</w:t>
+            </w:r>
+          </w:p>
+        </w:tc>
+      </w:tr>
+      <w:tr>
+        <w:tc>
+          <w:tcPr>
+            <w:tcW w:w="2600" w:type="dxa"/>
+            <w:shd w:val="clear" w:color="auto" w:fill="D9D9D9"/>
+            <w:tcMar>
+              <w:top w:w="80" w:type="dxa"/>
+              <w:left w:w="100" w:type="dxa"/>
+              <w:bottom w:w="80" w:type="dxa"/>
+              <w:right w:w="100" w:type="dxa"/>
+            </w:tcMar>
+          </w:tcPr>
+          <w:p>
+            <w:r>
+              <w:rPr>
+                <w:b/>
+                <w:bCs/>
+                <w:sz w:val="16"/>
+                <w:szCs w:val="16"/>
+              </w:rPr>
+              <w:t>CMS &amp; Plugin Currency</w:t>
+            </w:r>
+          </w:p>
+        </w:tc>
+        <w:tc>
+          <w:tcPr>
+            <w:tcW w:w="6750" w:type="dxa"/>
+            <w:tcMar>
+              <w:top w:w="80" w:type="dxa"/>
+              <w:left w:w="100" w:type="dxa"/>
+              <w:bottom w:w="80" w:type="dxa"/>
+              <w:right w:w="100" w:type="dxa"/>
+            </w:tcMar>
+          </w:tcPr>
+          <w:p>
+            <w:r>
+              <w:rPr>
+                <w:sz w:val="16"/>
+                <w:szCs w:val="16"/>
+              </w:rPr>
+              <w:t>TBD</w:t>
+            </w:r>
+          </w:p>
+        </w:tc>
+      </w:tr>
+      <w:tr>
+        <w:tc>
+          <w:tcPr>
+            <w:tcW w:w="2600" w:type="dxa"/>
+            <w:shd w:val="clear" w:color="auto" w:fill="D9D9D9"/>
+            <w:tcMar>
+              <w:top w:w="80" w:type="dxa"/>
+              <w:left w:w="100" w:type="dxa"/>
+              <w:bottom w:w="80" w:type="dxa"/>
+              <w:right w:w="100" w:type="dxa"/>
+            </w:tcMar>
+          </w:tcPr>
+          <w:p>
+            <w:r>
+              <w:rPr>
+                <w:b/>
+                <w:bCs/>
+                <w:sz w:val="16"/>
+                <w:szCs w:val="16"/>
+              </w:rPr>
               <w:lastRenderedPageBreak/>
-              <w:t>WAF / CDN Present</w:t>
-            </w:r>
-          </w:p>
-        </w:tc>
-        <w:tc>
-          <w:tcPr>
-            <w:tcW w:w="6750" w:type="dxa"/>
-            <w:tcMar>
-              <w:top w:w="80" w:type="dxa"/>
-              <w:left w:w="100" w:type="dxa"/>
-              <w:bottom w:w="80" w:type="dxa"/>
-              <w:right w:w="100" w:type="dxa"/>
-            </w:tcMar>
-          </w:tcPr>
-          <w:p>
-            <w:r>
-              <w:rPr>
-                <w:sz w:val="16"/>
-                <w:szCs w:val="16"/>
-              </w:rPr>
-              <w:t>TBD</w:t>
-            </w:r>
-          </w:p>
-        </w:tc>
-      </w:tr>
-      <w:tr>
-        <w:tc>
-          <w:tcPr>
-            <w:tcW w:w="2600" w:type="dxa"/>
-            <w:shd w:val="clear" w:color="auto" w:fill="D9D9D9"/>
-            <w:tcMar>
-              <w:top w:w="80" w:type="dxa"/>
-              <w:left w:w="100" w:type="dxa"/>
-              <w:bottom w:w="80" w:type="dxa"/>
-              <w:right w:w="100" w:type="dxa"/>
-            </w:tcMar>
-          </w:tcPr>
-          <w:p>
-            <w:r>
-              <w:rPr>
-                <w:b/>
-                <w:bCs/>
-                <w:sz w:val="16"/>
-                <w:szCs w:val="16"/>
-              </w:rPr>
-              <w:t>CMS &amp; Plugin Currency</w:t>
-            </w:r>
-          </w:p>
-        </w:tc>
-        <w:tc>
-          <w:tcPr>
-            <w:tcW w:w="6750" w:type="dxa"/>
-            <w:tcMar>
-              <w:top w:w="80" w:type="dxa"/>
-              <w:left w:w="100" w:type="dxa"/>
-              <w:bottom w:w="80" w:type="dxa"/>
-              <w:right w:w="100" w:type="dxa"/>
-            </w:tcMar>
-          </w:tcPr>
-          <w:p>
-            <w:r>
-              <w:rPr>
-                <w:sz w:val="16"/>
-                <w:szCs w:val="16"/>
-              </w:rPr>
-              <w:t>TBD</w:t>
-            </w:r>
-          </w:p>
-        </w:tc>
-      </w:tr>
-      <w:tr>
-        <w:tc>
-          <w:tcPr>
-            <w:tcW w:w="2600" w:type="dxa"/>
-            <w:shd w:val="clear" w:color="auto" w:fill="D9D9D9"/>
-            <w:tcMar>
-              <w:top w:w="80" w:type="dxa"/>
-              <w:left w:w="100" w:type="dxa"/>
-              <w:bottom w:w="80" w:type="dxa"/>
-              <w:right w:w="100" w:type="dxa"/>
-            </w:tcMar>
-          </w:tcPr>
-          <w:p>
-            <w:r>
-              <w:rPr>
-                <w:b/>
-                <w:bCs/>
-                <w:sz w:val="16"/>
-                <w:szCs w:val="16"/>
-              </w:rPr>
               <w:t>Other Observations</w:t>
             </w:r>
           </w:p>
@@ -21111,7 +21088,6 @@
                 <w:sz w:val="16"/>
                 <w:szCs w:val="16"/>
               </w:rPr>
-              <w:lastRenderedPageBreak/>
               <w:t>Recommended Action</w:t>
             </w:r>
           </w:p>
@@ -21149,6 +21125,7 @@
         <w:spacing w:before="240" w:after="120"/>
       </w:pPr>
       <w:r>
+        <w:lastRenderedPageBreak/>
         <w:t>4.3 Interpreting login pages correctly</w:t>
       </w:r>
     </w:p>

--- a/auditt.docx
+++ b/auditt.docx
@@ -1,6 +1,6 @@
 
 <file path=word/document.xml><?xml version="1.0" encoding="utf-8"?>
-<w:document xmlns:wpc="http://schemas.microsoft.com/office/word/2010/wordprocessingCanvas" xmlns:cx="http://schemas.microsoft.com/office/drawing/2014/chartex" xmlns:mc="http://schemas.openxmlformats.org/markup-compatibility/2006" xmlns:o="urn:schemas-microsoft-com:office:office" xmlns:r="http://schemas.openxmlformats.org/officeDocument/2006/relationships" xmlns:m="http://schemas.openxmlformats.org/officeDocument/2006/math" xmlns:v="urn:schemas-microsoft-com:vml" xmlns:wp14="http://schemas.microsoft.com/office/word/2010/wordprocessingDrawing" xmlns:wp="http://schemas.openxmlformats.org/drawingml/2006/wordprocessingDrawing" xmlns:w10="urn:schemas-microsoft-com:office:word" xmlns:w="http://schemas.openxmlformats.org/wordprocessingml/2006/main" xmlns:w14="http://schemas.microsoft.com/office/word/2010/wordml" xmlns:w15="http://schemas.microsoft.com/office/word/2012/wordml" xmlns:w16se="http://schemas.microsoft.com/office/word/2015/wordml/symex" xmlns:wpg="http://schemas.microsoft.com/office/word/2010/wordprocessingGroup" xmlns:wpi="http://schemas.microsoft.com/office/word/2010/wordprocessingInk" xmlns:wne="http://schemas.microsoft.com/office/word/2006/wordml" xmlns:wps="http://schemas.microsoft.com/office/word/2010/wordprocessingShape" mc:Ignorable="w14 w15 w16se wp14">
+<w:document xmlns:wpc="http://schemas.microsoft.com/office/word/2010/wordprocessingCanvas" xmlns:cx="http://schemas.microsoft.com/office/drawing/2014/chartex" xmlns:cx1="http://schemas.microsoft.com/office/drawing/2015/9/8/chartex" xmlns:cx2="http://schemas.microsoft.com/office/drawing/2015/10/21/chartex" xmlns:cx3="http://schemas.microsoft.com/office/drawing/2016/5/9/chartex" xmlns:cx4="http://schemas.microsoft.com/office/drawing/2016/5/10/chartex" xmlns:cx5="http://schemas.microsoft.com/office/drawing/2016/5/11/chartex" xmlns:cx6="http://schemas.microsoft.com/office/drawing/2016/5/12/chartex" xmlns:cx7="http://schemas.microsoft.com/office/drawing/2016/5/13/chartex" xmlns:cx8="http://schemas.microsoft.com/office/drawing/2016/5/14/chartex" xmlns:mc="http://schemas.openxmlformats.org/markup-compatibility/2006" xmlns:aink="http://schemas.microsoft.com/office/drawing/2016/ink" xmlns:am3d="http://schemas.microsoft.com/office/drawing/2017/model3d" xmlns:o="urn:schemas-microsoft-com:office:office" xmlns:oel="http://schemas.microsoft.com/office/2019/extlst" xmlns:r="http://schemas.openxmlformats.org/officeDocument/2006/relationships" xmlns:m="http://schemas.openxmlformats.org/officeDocument/2006/math" xmlns:v="urn:schemas-microsoft-com:vml" xmlns:wp14="http://schemas.microsoft.com/office/word/2010/wordprocessingDrawing" xmlns:wp="http://schemas.openxmlformats.org/drawingml/2006/wordprocessingDrawing" xmlns:w10="urn:schemas-microsoft-com:office:word" xmlns:w="http://schemas.openxmlformats.org/wordprocessingml/2006/main" xmlns:w14="http://schemas.microsoft.com/office/word/2010/wordml" xmlns:w15="http://schemas.microsoft.com/office/word/2012/wordml" xmlns:w16cex="http://schemas.microsoft.com/office/word/2018/wordml/cex" xmlns:w16cid="http://schemas.microsoft.com/office/word/2016/wordml/cid" xmlns:w16="http://schemas.microsoft.com/office/word/2018/wordml" xmlns:w16du="http://schemas.microsoft.com/office/word/2023/wordml/word16du" xmlns:w16sdtdh="http://schemas.microsoft.com/office/word/2020/wordml/sdtdatahash" xmlns:w16se="http://schemas.microsoft.com/office/word/2015/wordml/symex" xmlns:wpg="http://schemas.microsoft.com/office/word/2010/wordprocessingGroup" xmlns:wpi="http://schemas.microsoft.com/office/word/2010/wordprocessingInk" xmlns:wne="http://schemas.microsoft.com/office/word/2006/wordml" xmlns:wps="http://schemas.microsoft.com/office/word/2010/wordprocessingShape" mc:Ignorable="w14 w15 w16se w16cid w16 w16cex w16sdtdh wp14">
   <w:body>
     <w:p>
       <w:pPr>
@@ -211,27 +211,7 @@
                 <w:szCs w:val="24"/>
                 <w:lang w:val="en-US"/>
               </w:rPr>
-              <w:t xml:space="preserve"> </w:t>
-            </w:r>
-            <w:proofErr w:type="spellStart"/>
-            <w:r>
-              <w:rPr>
-                <w:color w:val="000000" w:themeColor="text1"/>
-                <w:sz w:val="24"/>
-                <w:szCs w:val="24"/>
-                <w:lang w:val="en-US"/>
-              </w:rPr>
-              <w:t>Musonda</w:t>
-            </w:r>
-            <w:proofErr w:type="spellEnd"/>
-            <w:r>
-              <w:rPr>
-                <w:color w:val="000000" w:themeColor="text1"/>
-                <w:sz w:val="24"/>
-                <w:szCs w:val="24"/>
-                <w:lang w:val="en-US"/>
-              </w:rPr>
-              <w:t xml:space="preserve"> and Mapalo Kawaya </w:t>
+              <w:t xml:space="preserve"> Musonda and Mapalo Kawaya </w:t>
             </w:r>
           </w:p>
         </w:tc>
@@ -362,104 +342,6 @@
                 <w:szCs w:val="24"/>
               </w:rPr>
               <w:t>Cabinet Office ministry directory and ministry websites</w:t>
-            </w:r>
-          </w:p>
-        </w:tc>
-      </w:tr>
-    </w:tbl>
-    <w:p>
-      <w:pPr>
-        <w:spacing w:after="200"/>
-        <w:rPr>
-          <w:color w:val="000000" w:themeColor="text1"/>
-          <w:sz w:val="24"/>
-          <w:szCs w:val="24"/>
-        </w:rPr>
-      </w:pPr>
-    </w:p>
-    <w:tbl>
-      <w:tblPr>
-        <w:tblW w:w="9350" w:type="dxa"/>
-        <w:tblBorders>
-          <w:top w:val="single" w:sz="4" w:space="0" w:color="auto"/>
-          <w:left w:val="single" w:sz="4" w:space="0" w:color="auto"/>
-          <w:bottom w:val="single" w:sz="4" w:space="0" w:color="auto"/>
-          <w:right w:val="single" w:sz="4" w:space="0" w:color="auto"/>
-          <w:insideH w:val="single" w:sz="4" w:space="0" w:color="auto"/>
-          <w:insideV w:val="single" w:sz="4" w:space="0" w:color="auto"/>
-        </w:tblBorders>
-        <w:tblCellMar>
-          <w:left w:w="10" w:type="dxa"/>
-          <w:right w:w="10" w:type="dxa"/>
-        </w:tblCellMar>
-        <w:tblLook w:val="0000" w:firstRow="0" w:lastRow="0" w:firstColumn="0" w:lastColumn="0" w:noHBand="0" w:noVBand="0"/>
-      </w:tblPr>
-      <w:tblGrid>
-        <w:gridCol w:w="9350"/>
-      </w:tblGrid>
-      <w:tr>
-        <w:tc>
-          <w:tcPr>
-            <w:tcW w:w="9350" w:type="dxa"/>
-            <w:shd w:val="clear" w:color="auto" w:fill="F2F2F2"/>
-            <w:tcMar>
-              <w:top w:w="120" w:type="dxa"/>
-              <w:left w:w="150" w:type="dxa"/>
-              <w:bottom w:w="120" w:type="dxa"/>
-              <w:right w:w="150" w:type="dxa"/>
-            </w:tcMar>
-          </w:tcPr>
-          <w:p>
-            <w:pPr>
-              <w:spacing w:after="80"/>
-              <w:rPr>
-                <w:color w:val="000000" w:themeColor="text1"/>
-                <w:sz w:val="24"/>
-                <w:szCs w:val="24"/>
-              </w:rPr>
-            </w:pPr>
-            <w:r>
-              <w:rPr>
-                <w:b/>
-                <w:bCs/>
-                <w:color w:val="000000" w:themeColor="text1"/>
-                <w:sz w:val="24"/>
-                <w:szCs w:val="24"/>
-              </w:rPr>
-              <w:t>IMPORTANT STATUS NOTE</w:t>
-            </w:r>
-          </w:p>
-          <w:p>
-            <w:pPr>
-              <w:rPr>
-                <w:color w:val="000000" w:themeColor="text1"/>
-                <w:sz w:val="24"/>
-                <w:szCs w:val="24"/>
-              </w:rPr>
-            </w:pPr>
-            <w:r>
-              <w:rPr>
-                <w:color w:val="000000" w:themeColor="text1"/>
-                <w:sz w:val="24"/>
-                <w:szCs w:val="24"/>
-              </w:rPr>
-              <w:t>This is a preliminary working report. Some technical observations in the supplied notes have not yet been independently verified or supported by saved screenshots, timestamps, response headers, or administrator confirmation. They are therefore recorded as reported observati</w:t>
-            </w:r>
-            <w:r>
-              <w:rPr>
-                <w:color w:val="000000" w:themeColor="text1"/>
-                <w:sz w:val="24"/>
-                <w:szCs w:val="24"/>
-              </w:rPr>
-              <w:t xml:space="preserve">ons or items for verification and </w:t>
-            </w:r>
-            <w:r>
-              <w:rPr>
-                <w:color w:val="000000" w:themeColor="text1"/>
-                <w:sz w:val="24"/>
-                <w:szCs w:val="24"/>
-              </w:rPr>
-              <w:t>not as confirmed vulnerabilities. Do not circulate the unverified statements as established facts.</w:t>
             </w:r>
           </w:p>
         </w:tc>
@@ -575,7 +457,7 @@
           <w:sz w:val="24"/>
           <w:szCs w:val="24"/>
         </w:rPr>
-        <w:t>The notes supplied for this report also mention</w:t>
+        <w:t xml:space="preserve">The </w:t>
       </w:r>
       <w:r>
         <w:rPr>
@@ -583,7 +465,7 @@
           <w:sz w:val="24"/>
           <w:szCs w:val="24"/>
         </w:rPr>
-        <w:t xml:space="preserve"> publicly reachable login pages which and of themselves are not a problem but if attackers knew what CMS was used it would be a threat to us. There is also a possibility that attackers may manage to log in to the system from that login page. There is also a</w:t>
+        <w:t>audit</w:t>
       </w:r>
       <w:r>
         <w:rPr>
@@ -591,7 +473,23 @@
           <w:sz w:val="24"/>
           <w:szCs w:val="24"/>
         </w:rPr>
-        <w:t xml:space="preserve"> suspected directory/server exposure on mim.gov.zm. These are not sufficient on their own to prove a security vulnerability. Public login pages are common and do not automatically constitute a defect; identifying a CMS does not establish the installed PHP version; and the reported directory exposure must be documented and reviewed by an authorized technical team before assigning a confirmed severity.</w:t>
+        <w:t xml:space="preserve"> shows</w:t>
+      </w:r>
+      <w:r>
+        <w:rPr>
+          <w:color w:val="000000" w:themeColor="text1"/>
+          <w:sz w:val="24"/>
+          <w:szCs w:val="24"/>
+        </w:rPr>
+        <w:t xml:space="preserve"> publicly reachable login pages. There is also a possibility that attackers may manage to log in to the system from that login page. There is also a</w:t>
+      </w:r>
+      <w:r>
+        <w:rPr>
+          <w:color w:val="000000" w:themeColor="text1"/>
+          <w:sz w:val="24"/>
+          <w:szCs w:val="24"/>
+        </w:rPr>
+        <w:t xml:space="preserve"> suspected directory/server exposure on mim.gov.zm. </w:t>
       </w:r>
     </w:p>
     <w:p>
@@ -609,7 +507,7 @@
           <w:sz w:val="24"/>
           <w:szCs w:val="24"/>
         </w:rPr>
-        <w:t>The official PHP project announced security releases on 21 October 2026 for CVE-2026-109618 and CVE-2026-109619. The advisory states that the vulnerabilities can permit unauthenticated remote code execution in affected PHP installations. However, no evidence currently in this report confirms that any listed Zambian ministry website runs an affected PHP version or deployment configuration.</w:t>
+        <w:t xml:space="preserve">The official PHP project announced security releases on 21 October 2026 for CVE-2026-109618 and CVE-2026-109619. The advisory states that the vulnerabilities can permit unauthenticated remote code execution in affected PHP installations. </w:t>
       </w:r>
     </w:p>
     <w:p>
@@ -649,8 +547,23 @@
           <w:sz w:val="24"/>
           <w:szCs w:val="24"/>
         </w:rPr>
-        <w:lastRenderedPageBreak/>
-        <w:t>Check whether the Cabinet Office directory lists ministry names consistently and accurately.</w:t>
+        <w:t xml:space="preserve">Check whether the Cabinet Office </w:t>
+      </w:r>
+      <w:r>
+        <w:rPr>
+          <w:color w:val="000000" w:themeColor="text1"/>
+          <w:sz w:val="24"/>
+          <w:szCs w:val="24"/>
+        </w:rPr>
+        <w:t>page</w:t>
+      </w:r>
+      <w:r>
+        <w:rPr>
+          <w:color w:val="000000" w:themeColor="text1"/>
+          <w:sz w:val="24"/>
+          <w:szCs w:val="24"/>
+        </w:rPr>
+        <w:t xml:space="preserve"> lists ministry names consistently and accurately.</w:t>
       </w:r>
     </w:p>
     <w:p>
@@ -747,6 +660,127 @@
     </w:p>
     <w:p>
       <w:pPr>
+        <w:pStyle w:val="ListParagraph"/>
+        <w:numPr>
+          <w:ilvl w:val="0"/>
+          <w:numId w:val="1"/>
+        </w:numPr>
+        <w:spacing w:after="60"/>
+        <w:rPr>
+          <w:color w:val="000000" w:themeColor="text1"/>
+          <w:sz w:val="24"/>
+          <w:szCs w:val="24"/>
+        </w:rPr>
+      </w:pPr>
+      <w:r>
+        <w:rPr>
+          <w:color w:val="000000" w:themeColor="text1"/>
+          <w:sz w:val="24"/>
+          <w:szCs w:val="24"/>
+        </w:rPr>
+        <w:t xml:space="preserve">Check for unhidden admin </w:t>
+      </w:r>
+      <w:proofErr w:type="spellStart"/>
+      <w:r>
+        <w:rPr>
+          <w:color w:val="000000" w:themeColor="text1"/>
+          <w:sz w:val="24"/>
+          <w:szCs w:val="24"/>
+        </w:rPr>
+        <w:t>loggins</w:t>
+      </w:r>
+      <w:proofErr w:type="spellEnd"/>
+      <w:r>
+        <w:rPr>
+          <w:color w:val="000000" w:themeColor="text1"/>
+          <w:sz w:val="24"/>
+          <w:szCs w:val="24"/>
+        </w:rPr>
+        <w:t>.</w:t>
+      </w:r>
+    </w:p>
+    <w:p>
+      <w:pPr>
+        <w:pStyle w:val="ListParagraph"/>
+        <w:numPr>
+          <w:ilvl w:val="0"/>
+          <w:numId w:val="1"/>
+        </w:numPr>
+        <w:spacing w:after="60"/>
+        <w:rPr>
+          <w:color w:val="000000" w:themeColor="text1"/>
+          <w:sz w:val="24"/>
+          <w:szCs w:val="24"/>
+        </w:rPr>
+      </w:pPr>
+      <w:r>
+        <w:rPr>
+          <w:color w:val="000000" w:themeColor="text1"/>
+          <w:sz w:val="24"/>
+          <w:szCs w:val="24"/>
+        </w:rPr>
+        <w:t xml:space="preserve">Check version of </w:t>
+      </w:r>
+      <w:proofErr w:type="spellStart"/>
+      <w:r>
+        <w:rPr>
+          <w:color w:val="000000" w:themeColor="text1"/>
+          <w:sz w:val="24"/>
+          <w:szCs w:val="24"/>
+        </w:rPr>
+        <w:t>php</w:t>
+      </w:r>
+      <w:proofErr w:type="spellEnd"/>
+      <w:r>
+        <w:rPr>
+          <w:color w:val="000000" w:themeColor="text1"/>
+          <w:sz w:val="24"/>
+          <w:szCs w:val="24"/>
+        </w:rPr>
+        <w:t xml:space="preserve"> been used</w:t>
+      </w:r>
+      <w:r>
+        <w:rPr>
+          <w:color w:val="000000" w:themeColor="text1"/>
+          <w:sz w:val="24"/>
+          <w:szCs w:val="24"/>
+        </w:rPr>
+        <w:t>.</w:t>
+      </w:r>
+    </w:p>
+    <w:p>
+      <w:pPr>
+        <w:pStyle w:val="ListParagraph"/>
+        <w:numPr>
+          <w:ilvl w:val="0"/>
+          <w:numId w:val="1"/>
+        </w:numPr>
+        <w:spacing w:after="60"/>
+        <w:rPr>
+          <w:color w:val="000000" w:themeColor="text1"/>
+          <w:sz w:val="24"/>
+          <w:szCs w:val="24"/>
+        </w:rPr>
+      </w:pPr>
+      <w:r>
+        <w:rPr>
+          <w:color w:val="000000" w:themeColor="text1"/>
+          <w:sz w:val="24"/>
+          <w:szCs w:val="24"/>
+        </w:rPr>
+        <w:t>Check any vulnerability the sites may have</w:t>
+      </w:r>
+      <w:r>
+        <w:rPr>
+          <w:color w:val="000000" w:themeColor="text1"/>
+          <w:sz w:val="24"/>
+          <w:szCs w:val="24"/>
+        </w:rPr>
+        <w:t>.</w:t>
+      </w:r>
+    </w:p>
+    <w:p>
+      <w:pPr>
         <w:pStyle w:val="Heading1"/>
         <w:spacing w:before="300" w:after="150"/>
         <w:rPr>
@@ -777,6 +811,7 @@
           <w:sz w:val="24"/>
           <w:szCs w:val="24"/>
         </w:rPr>
+        <w:lastRenderedPageBreak/>
         <w:t xml:space="preserve">Primary directory: the official Cabinet Office search result currently resolves to the directory page below; the URL supplied in the original notes used </w:t>
       </w:r>
       <w:proofErr w:type="spellStart"/>
@@ -1516,16 +1551,7 @@
                 <w:sz w:val="24"/>
                 <w:szCs w:val="24"/>
               </w:rPr>
-              <w:t xml:space="preserve">Create a row-by-row register and compare each field with the ministry’s official website or verified </w:t>
-            </w:r>
-            <w:r>
-              <w:rPr>
-                <w:color w:val="000000" w:themeColor="text1"/>
-                <w:sz w:val="24"/>
-                <w:szCs w:val="24"/>
-              </w:rPr>
-              <w:lastRenderedPageBreak/>
-              <w:t>government contact source.</w:t>
+              <w:t>Create a row-by-row register and compare each field with the ministry’s official website or verified government contact source.</w:t>
             </w:r>
           </w:p>
         </w:tc>
@@ -1555,7 +1581,6 @@
                 <w:sz w:val="24"/>
                 <w:szCs w:val="24"/>
               </w:rPr>
-              <w:lastRenderedPageBreak/>
               <w:t>DIR-04</w:t>
             </w:r>
           </w:p>
@@ -1694,6 +1719,7 @@
         <w:rPr>
           <w:color w:val="000000" w:themeColor="text1"/>
         </w:rPr>
+        <w:lastRenderedPageBreak/>
         <w:t>4.2 Ministry/institution website observations supplied for review</w:t>
       </w:r>
     </w:p>
@@ -2574,7 +2600,6 @@
                 <w:sz w:val="24"/>
                 <w:szCs w:val="24"/>
               </w:rPr>
-              <w:lastRenderedPageBreak/>
               <w:t>Admin/Login Portal Exposure</w:t>
             </w:r>
           </w:p>
@@ -3066,6 +3091,7 @@
                 <w:sz w:val="24"/>
                 <w:szCs w:val="24"/>
               </w:rPr>
+              <w:lastRenderedPageBreak/>
               <w:t>PHP Version</w:t>
             </w:r>
           </w:p>
@@ -3971,7 +3997,6 @@
                 <w:sz w:val="24"/>
                 <w:szCs w:val="24"/>
               </w:rPr>
-              <w:lastRenderedPageBreak/>
               <w:t>Reachable</w:t>
             </w:r>
           </w:p>
@@ -4467,6 +4492,7 @@
                 <w:sz w:val="24"/>
                 <w:szCs w:val="24"/>
               </w:rPr>
+              <w:lastRenderedPageBreak/>
               <w:t>Domain</w:t>
             </w:r>
           </w:p>
@@ -5487,7 +5513,6 @@
                 <w:sz w:val="24"/>
                 <w:szCs w:val="24"/>
               </w:rPr>
-              <w:lastRenderedPageBreak/>
               <w:t>Current Audit Status</w:t>
             </w:r>
           </w:p>
@@ -5981,6 +6006,7 @@
                 <w:sz w:val="24"/>
                 <w:szCs w:val="24"/>
               </w:rPr>
+              <w:lastRenderedPageBreak/>
               <w:t>Admin/Login Portal Exposure</w:t>
             </w:r>
           </w:p>
@@ -6983,7 +7009,6 @@
                 <w:sz w:val="24"/>
                 <w:szCs w:val="24"/>
               </w:rPr>
-              <w:lastRenderedPageBreak/>
               <w:t>CMS / Stack</w:t>
             </w:r>
           </w:p>
@@ -7404,6 +7429,7 @@
                 <w:sz w:val="24"/>
                 <w:szCs w:val="24"/>
               </w:rPr>
+              <w:lastRenderedPageBreak/>
               <w:t>Reachable</w:t>
             </w:r>
           </w:p>
@@ -8384,7 +8410,6 @@
         <w:rPr>
           <w:color w:val="000000" w:themeColor="text1"/>
         </w:rPr>
-        <w:lastRenderedPageBreak/>
         <w:t>4.2.13 Ministry of Tourism</w:t>
       </w:r>
     </w:p>
@@ -8879,6 +8904,7 @@
                 <w:sz w:val="24"/>
                 <w:szCs w:val="24"/>
               </w:rPr>
+              <w:lastRenderedPageBreak/>
               <w:t>Risk Rating</w:t>
             </w:r>
           </w:p>
@@ -9847,7 +9873,6 @@
                 <w:sz w:val="24"/>
                 <w:szCs w:val="24"/>
               </w:rPr>
-              <w:lastRenderedPageBreak/>
               <w:t>Admin/Login Portal Exposure</w:t>
             </w:r>
           </w:p>
@@ -10332,6 +10357,7 @@
                 <w:sz w:val="24"/>
                 <w:szCs w:val="24"/>
               </w:rPr>
+              <w:lastRenderedPageBreak/>
               <w:t>CVE-2026-109618/9 Exposure</w:t>
             </w:r>
           </w:p>
@@ -11241,7 +11267,6 @@
                 <w:sz w:val="24"/>
                 <w:szCs w:val="24"/>
               </w:rPr>
-              <w:lastRenderedPageBreak/>
               <w:t>Reachable</w:t>
             </w:r>
           </w:p>
@@ -11728,6 +11753,7 @@
                 <w:sz w:val="24"/>
                 <w:szCs w:val="24"/>
               </w:rPr>
+              <w:lastRenderedPageBreak/>
               <w:t>Domain</w:t>
             </w:r>
           </w:p>
@@ -12663,17 +12689,14 @@
                 <w:szCs w:val="24"/>
               </w:rPr>
             </w:pPr>
-            <w:bookmarkStart w:id="0" w:name="_GoBack"/>
-            <w:bookmarkEnd w:id="0"/>
-            <w:r>
-              <w:rPr>
-                <w:b/>
-                <w:bCs/>
-                <w:color w:val="000000" w:themeColor="text1"/>
-                <w:sz w:val="24"/>
-                <w:szCs w:val="24"/>
-              </w:rPr>
-              <w:lastRenderedPageBreak/>
+            <w:r>
+              <w:rPr>
+                <w:b/>
+                <w:bCs/>
+                <w:color w:val="000000" w:themeColor="text1"/>
+                <w:sz w:val="24"/>
+                <w:szCs w:val="24"/>
+              </w:rPr>
               <w:t>Other Observations</w:t>
             </w:r>
           </w:p>
@@ -13156,6 +13179,7 @@
                 <w:sz w:val="24"/>
                 <w:szCs w:val="24"/>
               </w:rPr>
+              <w:lastRenderedPageBreak/>
               <w:t>CVE-2026-109618/9 Exposure</w:t>
             </w:r>
           </w:p>
@@ -14023,7 +14047,6 @@
                 <w:sz w:val="24"/>
                 <w:szCs w:val="24"/>
               </w:rPr>
-              <w:lastRenderedPageBreak/>
               <w:t>Risk Rating</w:t>
             </w:r>
           </w:p>
@@ -14561,6 +14584,7 @@
                 <w:sz w:val="24"/>
                 <w:szCs w:val="24"/>
               </w:rPr>
+              <w:lastRenderedPageBreak/>
               <w:t>Current Audit Status</w:t>
             </w:r>
           </w:p>
@@ -15466,7 +15490,6 @@
                 <w:sz w:val="24"/>
                 <w:szCs w:val="24"/>
               </w:rPr>
-              <w:lastRenderedPageBreak/>
               <w:t>Reachable</w:t>
             </w:r>
             <w:r>
@@ -16339,6 +16362,7 @@
                 <w:sz w:val="24"/>
                 <w:szCs w:val="24"/>
               </w:rPr>
+              <w:lastRenderedPageBreak/>
               <w:t>CMS / Stack</w:t>
             </w:r>
             <w:r>
@@ -18437,21 +18461,7 @@
         <w:rPr>
           <w:color w:val="000000" w:themeColor="text1"/>
         </w:rPr>
-        <w:t xml:space="preserve">4.2.29 </w:t>
-      </w:r>
-      <w:proofErr w:type="spellStart"/>
-      <w:r>
-        <w:rPr>
-          <w:color w:val="000000" w:themeColor="text1"/>
-        </w:rPr>
-        <w:t>Copperbelt</w:t>
-      </w:r>
-      <w:proofErr w:type="spellEnd"/>
-      <w:r>
-        <w:rPr>
-          <w:color w:val="000000" w:themeColor="text1"/>
-        </w:rPr>
-        <w:t xml:space="preserve"> Provincial Administration</w:t>
+        <w:t>4.2.29 Copperbelt Provincial Administration</w:t>
       </w:r>
     </w:p>
     <w:tbl>
@@ -19693,7 +19703,6 @@
                 <w:sz w:val="24"/>
                 <w:szCs w:val="24"/>
               </w:rPr>
-              <w:lastRenderedPageBreak/>
               <w:t>Admin/Login Portal Exposure</w:t>
             </w:r>
             <w:r>
@@ -20748,6 +20757,7 @@
                 <w:sz w:val="24"/>
                 <w:szCs w:val="24"/>
               </w:rPr>
+              <w:lastRenderedPageBreak/>
               <w:t>Risk Rating</w:t>
             </w:r>
             <w:r>
@@ -21979,7 +21989,6 @@
                 <w:sz w:val="24"/>
                 <w:szCs w:val="24"/>
               </w:rPr>
-              <w:lastRenderedPageBreak/>
               <w:t>CVE-2026-109618/9 Exposure</w:t>
             </w:r>
             <w:r>
@@ -23020,6 +23029,7 @@
                 <w:sz w:val="24"/>
                 <w:szCs w:val="24"/>
               </w:rPr>
+              <w:lastRenderedPageBreak/>
               <w:t>Current Audit Status</w:t>
             </w:r>
             <w:r>
@@ -24197,7 +24207,6 @@
                 <w:sz w:val="24"/>
                 <w:szCs w:val="24"/>
               </w:rPr>
-              <w:lastRenderedPageBreak/>
               <w:t>PHP Version</w:t>
             </w:r>
             <w:r>
@@ -25258,6 +25267,7 @@
                 <w:szCs w:val="24"/>
                 <w:lang w:val="en-US"/>
               </w:rPr>
+              <w:lastRenderedPageBreak/>
               <w:t>Url</w:t>
             </w:r>
             <w:proofErr w:type="spellEnd"/>
@@ -25306,6 +25316,7 @@
                 <w:sz w:val="24"/>
                 <w:szCs w:val="24"/>
               </w:rPr>
+              <w:lastRenderedPageBreak/>
               <w:t>Current Audit Status</w:t>
             </w:r>
             <w:r>
@@ -25454,7 +25465,10 @@
         <w:pStyle w:val="NormalWeb"/>
       </w:pPr>
       <w:r>
-        <w:t xml:space="preserve">A reachable login page is not a vulnerability in itself — every WordPress or similar site has one. However, an administrator login left at its default location (such as </w:t>
+        <w:t>A</w:t>
+      </w:r>
+      <w:r>
+        <w:t xml:space="preserve">n administrator login left at its default location (such as </w:t>
       </w:r>
       <w:r>
         <w:rPr>
@@ -25499,7 +25513,31 @@
       </w:r>
       <w:proofErr w:type="spellEnd"/>
       <w:r>
-        <w:t>) with no additional protections is a real exposure worth addressing. Where a login portal has no rate limiting, IP restriction, web application firewall, or multi-factor authentication, it presents an easy and predictable target for brute-force and credential-stuffing attacks. The login page being easy to find simply makes the site a more convenient target.</w:t>
+        <w:t>) with no additional protections is a real exposure worth addressing. Where a login portal has no rate limiting, IP restriction, web application firewall, or multi</w:t>
+      </w:r>
+      <w:r>
+        <w:t xml:space="preserve"> </w:t>
+      </w:r>
+      <w:r>
+        <w:t>factor authentication, it presents an easy and predictable target for brute</w:t>
+      </w:r>
+      <w:r>
+        <w:t xml:space="preserve"> </w:t>
+      </w:r>
+      <w:r>
+        <w:t>force and credential</w:t>
+      </w:r>
+      <w:r>
+        <w:t xml:space="preserve"> </w:t>
+      </w:r>
+      <w:r>
+        <w:t>stuffing attacks. The login page being easy to find simply makes the site a more convenient target</w:t>
+      </w:r>
+      <w:r>
+        <w:t xml:space="preserve"> which was found in this audit</w:t>
+      </w:r>
+      <w:r>
+        <w:t>.</w:t>
       </w:r>
     </w:p>
     <w:p>
@@ -25538,7 +25576,65 @@
           <w:sz w:val="24"/>
           <w:szCs w:val="24"/>
         </w:rPr>
-        <w:t>The PHP project’s 21 October 2026 security advisory identifies CVE-2026-109618 and CVE-2026-109619 and lists patched releases PHP 8.5.12, 8.4.27, 8.3.36, and 8.2.35. The advisory says the vulnerabilities can allow unauthenticated remote code execution in affected PHP installations. PHP 8.1 and older are no longer supported by the PHP project, although some operating-system or long-term-support vendors may backport security fixes.</w:t>
+        <w:t>The PHP project’s 21 October 2026 security advisory identifies CVE-2026-109618 and CVE-2026-109619 and lists patched releases PHP 8.5.12, 8.4.27, 8.3.36, and 8.2.35. The advisory says the vulnerabilities can allow unauthenticated remote code execution in affected PHP installations. PHP 8.1 and older are no longer supported by the PHP project, although some operating</w:t>
+      </w:r>
+      <w:r>
+        <w:rPr>
+          <w:color w:val="000000" w:themeColor="text1"/>
+          <w:sz w:val="24"/>
+          <w:szCs w:val="24"/>
+        </w:rPr>
+        <w:t xml:space="preserve"> </w:t>
+      </w:r>
+      <w:r>
+        <w:rPr>
+          <w:color w:val="000000" w:themeColor="text1"/>
+          <w:sz w:val="24"/>
+          <w:szCs w:val="24"/>
+        </w:rPr>
+        <w:t xml:space="preserve">system or </w:t>
+      </w:r>
+      <w:proofErr w:type="gramStart"/>
+      <w:r>
+        <w:rPr>
+          <w:color w:val="000000" w:themeColor="text1"/>
+          <w:sz w:val="24"/>
+          <w:szCs w:val="24"/>
+        </w:rPr>
+        <w:t>long</w:t>
+      </w:r>
+      <w:r>
+        <w:rPr>
+          <w:color w:val="000000" w:themeColor="text1"/>
+          <w:sz w:val="24"/>
+          <w:szCs w:val="24"/>
+        </w:rPr>
+        <w:t xml:space="preserve"> </w:t>
+      </w:r>
+      <w:r>
+        <w:rPr>
+          <w:color w:val="000000" w:themeColor="text1"/>
+          <w:sz w:val="24"/>
+          <w:szCs w:val="24"/>
+        </w:rPr>
+        <w:t>term</w:t>
+      </w:r>
+      <w:proofErr w:type="gramEnd"/>
+      <w:r>
+        <w:rPr>
+          <w:color w:val="000000" w:themeColor="text1"/>
+          <w:sz w:val="24"/>
+          <w:szCs w:val="24"/>
+        </w:rPr>
+        <w:t xml:space="preserve"> </w:t>
+      </w:r>
+      <w:r>
+        <w:rPr>
+          <w:color w:val="000000" w:themeColor="text1"/>
+          <w:sz w:val="24"/>
+          <w:szCs w:val="24"/>
+        </w:rPr>
+        <w:t>support vendors may backport security fixes.</w:t>
       </w:r>
     </w:p>
     <w:p>
@@ -25556,7 +25652,7 @@
           <w:sz w:val="24"/>
           <w:szCs w:val="24"/>
         </w:rPr>
-        <w:t xml:space="preserve">Relevance to this audit: this is a reason for system owners to inventory PHP versions and patch status. It is not evidence that any particular ministry site is vulnerable. A public website’s use of WordPress, Joomla, Drupal, or PHP cannot reliably establish the installed PHP version or whether </w:t>
+        <w:t>Relevance to this audit: this is a reason for system</w:t>
       </w:r>
       <w:r>
         <w:rPr>
@@ -25564,8 +25660,23 @@
           <w:sz w:val="24"/>
           <w:szCs w:val="24"/>
         </w:rPr>
-        <w:lastRenderedPageBreak/>
-        <w:t>vendor backports have been applied. The authorized hosting/system administrator should confirm versions and patch status from the server inventory.</w:t>
+        <w:t>s</w:t>
+      </w:r>
+      <w:r>
+        <w:rPr>
+          <w:color w:val="000000" w:themeColor="text1"/>
+          <w:sz w:val="24"/>
+          <w:szCs w:val="24"/>
+        </w:rPr>
+        <w:t xml:space="preserve"> to inventory PHP versions and patch status</w:t>
+      </w:r>
+      <w:r>
+        <w:rPr>
+          <w:color w:val="000000" w:themeColor="text1"/>
+          <w:sz w:val="24"/>
+          <w:szCs w:val="24"/>
+        </w:rPr>
+        <w:t>.</w:t>
       </w:r>
     </w:p>
     <w:p>
@@ -25602,774 +25713,6 @@
           <w:szCs w:val="28"/>
         </w:rPr>
         <w:lastRenderedPageBreak/>
-        <w:t>5. Preliminary Risk Treatment</w:t>
-      </w:r>
-    </w:p>
-    <w:tbl>
-      <w:tblPr>
-        <w:tblW w:w="9350" w:type="dxa"/>
-        <w:tblBorders>
-          <w:top w:val="single" w:sz="4" w:space="0" w:color="auto"/>
-          <w:left w:val="single" w:sz="4" w:space="0" w:color="auto"/>
-          <w:bottom w:val="single" w:sz="4" w:space="0" w:color="auto"/>
-          <w:right w:val="single" w:sz="4" w:space="0" w:color="auto"/>
-          <w:insideH w:val="single" w:sz="4" w:space="0" w:color="auto"/>
-          <w:insideV w:val="single" w:sz="4" w:space="0" w:color="auto"/>
-        </w:tblBorders>
-        <w:tblCellMar>
-          <w:left w:w="10" w:type="dxa"/>
-          <w:right w:w="10" w:type="dxa"/>
-        </w:tblCellMar>
-        <w:tblLook w:val="0000" w:firstRow="0" w:lastRow="0" w:firstColumn="0" w:lastColumn="0" w:noHBand="0" w:noVBand="0"/>
-      </w:tblPr>
-      <w:tblGrid>
-        <w:gridCol w:w="2300"/>
-        <w:gridCol w:w="1500"/>
-        <w:gridCol w:w="2800"/>
-        <w:gridCol w:w="2750"/>
-      </w:tblGrid>
-      <w:tr>
-        <w:trPr>
-          <w:tblHeader/>
-        </w:trPr>
-        <w:tc>
-          <w:tcPr>
-            <w:tcW w:w="2300" w:type="dxa"/>
-            <w:shd w:val="clear" w:color="auto" w:fill="D9D9D9"/>
-            <w:tcMar>
-              <w:top w:w="80" w:type="dxa"/>
-              <w:left w:w="100" w:type="dxa"/>
-              <w:bottom w:w="80" w:type="dxa"/>
-              <w:right w:w="100" w:type="dxa"/>
-            </w:tcMar>
-          </w:tcPr>
-          <w:p>
-            <w:pPr>
-              <w:rPr>
-                <w:color w:val="000000" w:themeColor="text1"/>
-                <w:sz w:val="24"/>
-                <w:szCs w:val="24"/>
-              </w:rPr>
-            </w:pPr>
-            <w:r>
-              <w:rPr>
-                <w:b/>
-                <w:bCs/>
-                <w:color w:val="000000" w:themeColor="text1"/>
-                <w:sz w:val="24"/>
-                <w:szCs w:val="24"/>
-              </w:rPr>
-              <w:t>Item</w:t>
-            </w:r>
-          </w:p>
-        </w:tc>
-        <w:tc>
-          <w:tcPr>
-            <w:tcW w:w="1500" w:type="dxa"/>
-            <w:shd w:val="clear" w:color="auto" w:fill="D9D9D9"/>
-            <w:tcMar>
-              <w:top w:w="80" w:type="dxa"/>
-              <w:left w:w="100" w:type="dxa"/>
-              <w:bottom w:w="80" w:type="dxa"/>
-              <w:right w:w="100" w:type="dxa"/>
-            </w:tcMar>
-          </w:tcPr>
-          <w:p>
-            <w:pPr>
-              <w:rPr>
-                <w:color w:val="000000" w:themeColor="text1"/>
-                <w:sz w:val="24"/>
-                <w:szCs w:val="24"/>
-              </w:rPr>
-            </w:pPr>
-            <w:r>
-              <w:rPr>
-                <w:b/>
-                <w:bCs/>
-                <w:color w:val="000000" w:themeColor="text1"/>
-                <w:sz w:val="24"/>
-                <w:szCs w:val="24"/>
-              </w:rPr>
-              <w:t>Provisional priority</w:t>
-            </w:r>
-          </w:p>
-        </w:tc>
-        <w:tc>
-          <w:tcPr>
-            <w:tcW w:w="2800" w:type="dxa"/>
-            <w:shd w:val="clear" w:color="auto" w:fill="D9D9D9"/>
-            <w:tcMar>
-              <w:top w:w="80" w:type="dxa"/>
-              <w:left w:w="100" w:type="dxa"/>
-              <w:bottom w:w="80" w:type="dxa"/>
-              <w:right w:w="100" w:type="dxa"/>
-            </w:tcMar>
-          </w:tcPr>
-          <w:p>
-            <w:pPr>
-              <w:rPr>
-                <w:color w:val="000000" w:themeColor="text1"/>
-                <w:sz w:val="24"/>
-                <w:szCs w:val="24"/>
-              </w:rPr>
-            </w:pPr>
-            <w:r>
-              <w:rPr>
-                <w:b/>
-                <w:bCs/>
-                <w:color w:val="000000" w:themeColor="text1"/>
-                <w:sz w:val="24"/>
-                <w:szCs w:val="24"/>
-              </w:rPr>
-              <w:t>Basis</w:t>
-            </w:r>
-          </w:p>
-        </w:tc>
-        <w:tc>
-          <w:tcPr>
-            <w:tcW w:w="2750" w:type="dxa"/>
-            <w:shd w:val="clear" w:color="auto" w:fill="D9D9D9"/>
-            <w:tcMar>
-              <w:top w:w="80" w:type="dxa"/>
-              <w:left w:w="100" w:type="dxa"/>
-              <w:bottom w:w="80" w:type="dxa"/>
-              <w:right w:w="100" w:type="dxa"/>
-            </w:tcMar>
-          </w:tcPr>
-          <w:p>
-            <w:pPr>
-              <w:rPr>
-                <w:color w:val="000000" w:themeColor="text1"/>
-                <w:sz w:val="24"/>
-                <w:szCs w:val="24"/>
-              </w:rPr>
-            </w:pPr>
-            <w:r>
-              <w:rPr>
-                <w:b/>
-                <w:bCs/>
-                <w:color w:val="000000" w:themeColor="text1"/>
-                <w:sz w:val="24"/>
-                <w:szCs w:val="24"/>
-              </w:rPr>
-              <w:t>Next step</w:t>
-            </w:r>
-          </w:p>
-        </w:tc>
-      </w:tr>
-      <w:tr>
-        <w:tc>
-          <w:tcPr>
-            <w:tcW w:w="2300" w:type="dxa"/>
-            <w:tcMar>
-              <w:top w:w="80" w:type="dxa"/>
-              <w:left w:w="100" w:type="dxa"/>
-              <w:bottom w:w="80" w:type="dxa"/>
-              <w:right w:w="100" w:type="dxa"/>
-            </w:tcMar>
-          </w:tcPr>
-          <w:p>
-            <w:pPr>
-              <w:rPr>
-                <w:color w:val="000000" w:themeColor="text1"/>
-                <w:sz w:val="24"/>
-                <w:szCs w:val="24"/>
-              </w:rPr>
-            </w:pPr>
-            <w:r>
-              <w:rPr>
-                <w:color w:val="000000" w:themeColor="text1"/>
-                <w:sz w:val="24"/>
-                <w:szCs w:val="24"/>
-              </w:rPr>
-              <w:t>DIR-01 spelling issue</w:t>
-            </w:r>
-          </w:p>
-        </w:tc>
-        <w:tc>
-          <w:tcPr>
-            <w:tcW w:w="1500" w:type="dxa"/>
-            <w:tcMar>
-              <w:top w:w="80" w:type="dxa"/>
-              <w:left w:w="100" w:type="dxa"/>
-              <w:bottom w:w="80" w:type="dxa"/>
-              <w:right w:w="100" w:type="dxa"/>
-            </w:tcMar>
-          </w:tcPr>
-          <w:p>
-            <w:pPr>
-              <w:rPr>
-                <w:color w:val="000000" w:themeColor="text1"/>
-                <w:sz w:val="24"/>
-                <w:szCs w:val="24"/>
-              </w:rPr>
-            </w:pPr>
-            <w:r>
-              <w:rPr>
-                <w:color w:val="000000" w:themeColor="text1"/>
-                <w:sz w:val="24"/>
-                <w:szCs w:val="24"/>
-              </w:rPr>
-              <w:t>Low</w:t>
-            </w:r>
-          </w:p>
-        </w:tc>
-        <w:tc>
-          <w:tcPr>
-            <w:tcW w:w="2800" w:type="dxa"/>
-            <w:tcMar>
-              <w:top w:w="80" w:type="dxa"/>
-              <w:left w:w="100" w:type="dxa"/>
-              <w:bottom w:w="80" w:type="dxa"/>
-              <w:right w:w="100" w:type="dxa"/>
-            </w:tcMar>
-          </w:tcPr>
-          <w:p>
-            <w:pPr>
-              <w:rPr>
-                <w:color w:val="000000" w:themeColor="text1"/>
-                <w:sz w:val="24"/>
-                <w:szCs w:val="24"/>
-              </w:rPr>
-            </w:pPr>
-            <w:r>
-              <w:rPr>
-                <w:color w:val="000000" w:themeColor="text1"/>
-                <w:sz w:val="24"/>
-                <w:szCs w:val="24"/>
-              </w:rPr>
-              <w:t>Visible content-quality issue; no direct security impact established.</w:t>
-            </w:r>
-          </w:p>
-        </w:tc>
-        <w:tc>
-          <w:tcPr>
-            <w:tcW w:w="2750" w:type="dxa"/>
-            <w:tcMar>
-              <w:top w:w="80" w:type="dxa"/>
-              <w:left w:w="100" w:type="dxa"/>
-              <w:bottom w:w="80" w:type="dxa"/>
-              <w:right w:w="100" w:type="dxa"/>
-            </w:tcMar>
-          </w:tcPr>
-          <w:p>
-            <w:pPr>
-              <w:rPr>
-                <w:color w:val="000000" w:themeColor="text1"/>
-                <w:sz w:val="24"/>
-                <w:szCs w:val="24"/>
-              </w:rPr>
-            </w:pPr>
-            <w:r>
-              <w:rPr>
-                <w:color w:val="000000" w:themeColor="text1"/>
-                <w:sz w:val="24"/>
-                <w:szCs w:val="24"/>
-              </w:rPr>
-              <w:t>Correct after confirmation.</w:t>
-            </w:r>
-          </w:p>
-        </w:tc>
-      </w:tr>
-      <w:tr>
-        <w:tc>
-          <w:tcPr>
-            <w:tcW w:w="2300" w:type="dxa"/>
-            <w:tcMar>
-              <w:top w:w="80" w:type="dxa"/>
-              <w:left w:w="100" w:type="dxa"/>
-              <w:bottom w:w="80" w:type="dxa"/>
-              <w:right w:w="100" w:type="dxa"/>
-            </w:tcMar>
-          </w:tcPr>
-          <w:p>
-            <w:pPr>
-              <w:rPr>
-                <w:color w:val="000000" w:themeColor="text1"/>
-                <w:sz w:val="24"/>
-                <w:szCs w:val="24"/>
-              </w:rPr>
-            </w:pPr>
-            <w:r>
-              <w:rPr>
-                <w:color w:val="000000" w:themeColor="text1"/>
-                <w:sz w:val="24"/>
-                <w:szCs w:val="24"/>
-              </w:rPr>
-              <w:t>DIR-02 ministry naming</w:t>
-            </w:r>
-          </w:p>
-        </w:tc>
-        <w:tc>
-          <w:tcPr>
-            <w:tcW w:w="1500" w:type="dxa"/>
-            <w:tcMar>
-              <w:top w:w="80" w:type="dxa"/>
-              <w:left w:w="100" w:type="dxa"/>
-              <w:bottom w:w="80" w:type="dxa"/>
-              <w:right w:w="100" w:type="dxa"/>
-            </w:tcMar>
-          </w:tcPr>
-          <w:p>
-            <w:pPr>
-              <w:rPr>
-                <w:color w:val="000000" w:themeColor="text1"/>
-                <w:sz w:val="24"/>
-                <w:szCs w:val="24"/>
-              </w:rPr>
-            </w:pPr>
-            <w:r>
-              <w:rPr>
-                <w:color w:val="000000" w:themeColor="text1"/>
-                <w:sz w:val="24"/>
-                <w:szCs w:val="24"/>
-              </w:rPr>
-              <w:t>Low</w:t>
-            </w:r>
-          </w:p>
-        </w:tc>
-        <w:tc>
-          <w:tcPr>
-            <w:tcW w:w="2800" w:type="dxa"/>
-            <w:tcMar>
-              <w:top w:w="80" w:type="dxa"/>
-              <w:left w:w="100" w:type="dxa"/>
-              <w:bottom w:w="80" w:type="dxa"/>
-              <w:right w:w="100" w:type="dxa"/>
-            </w:tcMar>
-          </w:tcPr>
-          <w:p>
-            <w:pPr>
-              <w:rPr>
-                <w:color w:val="000000" w:themeColor="text1"/>
-                <w:sz w:val="24"/>
-                <w:szCs w:val="24"/>
-              </w:rPr>
-            </w:pPr>
-            <w:r>
-              <w:rPr>
-                <w:color w:val="000000" w:themeColor="text1"/>
-                <w:sz w:val="24"/>
-                <w:szCs w:val="24"/>
-              </w:rPr>
-              <w:t>Possible naming inconsistency.</w:t>
-            </w:r>
-          </w:p>
-        </w:tc>
-        <w:tc>
-          <w:tcPr>
-            <w:tcW w:w="2750" w:type="dxa"/>
-            <w:tcMar>
-              <w:top w:w="80" w:type="dxa"/>
-              <w:left w:w="100" w:type="dxa"/>
-              <w:bottom w:w="80" w:type="dxa"/>
-              <w:right w:w="100" w:type="dxa"/>
-            </w:tcMar>
-          </w:tcPr>
-          <w:p>
-            <w:pPr>
-              <w:rPr>
-                <w:color w:val="000000" w:themeColor="text1"/>
-                <w:sz w:val="24"/>
-                <w:szCs w:val="24"/>
-              </w:rPr>
-            </w:pPr>
-            <w:r>
-              <w:rPr>
-                <w:color w:val="000000" w:themeColor="text1"/>
-                <w:sz w:val="24"/>
-                <w:szCs w:val="24"/>
-              </w:rPr>
-              <w:t>Confirm official name.</w:t>
-            </w:r>
-          </w:p>
-        </w:tc>
-      </w:tr>
-      <w:tr>
-        <w:tc>
-          <w:tcPr>
-            <w:tcW w:w="2300" w:type="dxa"/>
-            <w:tcMar>
-              <w:top w:w="80" w:type="dxa"/>
-              <w:left w:w="100" w:type="dxa"/>
-              <w:bottom w:w="80" w:type="dxa"/>
-              <w:right w:w="100" w:type="dxa"/>
-            </w:tcMar>
-          </w:tcPr>
-          <w:p>
-            <w:pPr>
-              <w:rPr>
-                <w:color w:val="000000" w:themeColor="text1"/>
-                <w:sz w:val="24"/>
-                <w:szCs w:val="24"/>
-              </w:rPr>
-            </w:pPr>
-            <w:r>
-              <w:rPr>
-                <w:color w:val="000000" w:themeColor="text1"/>
-                <w:sz w:val="24"/>
-                <w:szCs w:val="24"/>
-              </w:rPr>
-              <w:t>Missing or stale contact/link data</w:t>
-            </w:r>
-          </w:p>
-        </w:tc>
-        <w:tc>
-          <w:tcPr>
-            <w:tcW w:w="1500" w:type="dxa"/>
-            <w:tcMar>
-              <w:top w:w="80" w:type="dxa"/>
-              <w:left w:w="100" w:type="dxa"/>
-              <w:bottom w:w="80" w:type="dxa"/>
-              <w:right w:w="100" w:type="dxa"/>
-            </w:tcMar>
-          </w:tcPr>
-          <w:p>
-            <w:pPr>
-              <w:rPr>
-                <w:color w:val="000000" w:themeColor="text1"/>
-                <w:sz w:val="24"/>
-                <w:szCs w:val="24"/>
-              </w:rPr>
-            </w:pPr>
-            <w:r>
-              <w:rPr>
-                <w:color w:val="000000" w:themeColor="text1"/>
-                <w:sz w:val="24"/>
-                <w:szCs w:val="24"/>
-              </w:rPr>
-              <w:t>Low</w:t>
-            </w:r>
-          </w:p>
-        </w:tc>
-        <w:tc>
-          <w:tcPr>
-            <w:tcW w:w="2800" w:type="dxa"/>
-            <w:tcMar>
-              <w:top w:w="80" w:type="dxa"/>
-              <w:left w:w="100" w:type="dxa"/>
-              <w:bottom w:w="80" w:type="dxa"/>
-              <w:right w:w="100" w:type="dxa"/>
-            </w:tcMar>
-          </w:tcPr>
-          <w:p>
-            <w:pPr>
-              <w:rPr>
-                <w:color w:val="000000" w:themeColor="text1"/>
-                <w:sz w:val="24"/>
-                <w:szCs w:val="24"/>
-              </w:rPr>
-            </w:pPr>
-            <w:r>
-              <w:rPr>
-                <w:color w:val="000000" w:themeColor="text1"/>
-                <w:sz w:val="24"/>
-                <w:szCs w:val="24"/>
-              </w:rPr>
-              <w:t>Impact depends on actual entries and broken links.</w:t>
-            </w:r>
-          </w:p>
-        </w:tc>
-        <w:tc>
-          <w:tcPr>
-            <w:tcW w:w="2750" w:type="dxa"/>
-            <w:tcMar>
-              <w:top w:w="80" w:type="dxa"/>
-              <w:left w:w="100" w:type="dxa"/>
-              <w:bottom w:w="80" w:type="dxa"/>
-              <w:right w:w="100" w:type="dxa"/>
-            </w:tcMar>
-          </w:tcPr>
-          <w:p>
-            <w:pPr>
-              <w:rPr>
-                <w:color w:val="000000" w:themeColor="text1"/>
-                <w:sz w:val="24"/>
-                <w:szCs w:val="24"/>
-              </w:rPr>
-            </w:pPr>
-            <w:r>
-              <w:rPr>
-                <w:color w:val="000000" w:themeColor="text1"/>
-                <w:sz w:val="24"/>
-                <w:szCs w:val="24"/>
-              </w:rPr>
-              <w:t>Complete register and retain evidence.</w:t>
-            </w:r>
-          </w:p>
-        </w:tc>
-      </w:tr>
-      <w:tr>
-        <w:tc>
-          <w:tcPr>
-            <w:tcW w:w="2300" w:type="dxa"/>
-            <w:tcMar>
-              <w:top w:w="80" w:type="dxa"/>
-              <w:left w:w="100" w:type="dxa"/>
-              <w:bottom w:w="80" w:type="dxa"/>
-              <w:right w:w="100" w:type="dxa"/>
-            </w:tcMar>
-          </w:tcPr>
-          <w:p>
-            <w:pPr>
-              <w:rPr>
-                <w:color w:val="000000" w:themeColor="text1"/>
-                <w:sz w:val="24"/>
-                <w:szCs w:val="24"/>
-              </w:rPr>
-            </w:pPr>
-            <w:r>
-              <w:rPr>
-                <w:color w:val="000000" w:themeColor="text1"/>
-                <w:sz w:val="24"/>
-                <w:szCs w:val="24"/>
-              </w:rPr>
-              <w:t>Public login page</w:t>
-            </w:r>
-          </w:p>
-        </w:tc>
-        <w:tc>
-          <w:tcPr>
-            <w:tcW w:w="1500" w:type="dxa"/>
-            <w:tcMar>
-              <w:top w:w="80" w:type="dxa"/>
-              <w:left w:w="100" w:type="dxa"/>
-              <w:bottom w:w="80" w:type="dxa"/>
-              <w:right w:w="100" w:type="dxa"/>
-            </w:tcMar>
-          </w:tcPr>
-          <w:p>
-            <w:pPr>
-              <w:rPr>
-                <w:color w:val="000000" w:themeColor="text1"/>
-                <w:sz w:val="24"/>
-                <w:szCs w:val="24"/>
-              </w:rPr>
-            </w:pPr>
-            <w:r>
-              <w:rPr>
-                <w:color w:val="000000" w:themeColor="text1"/>
-                <w:sz w:val="24"/>
-                <w:szCs w:val="24"/>
-              </w:rPr>
-              <w:t>Not rated without a demonstrated weakness</w:t>
-            </w:r>
-          </w:p>
-        </w:tc>
-        <w:tc>
-          <w:tcPr>
-            <w:tcW w:w="2800" w:type="dxa"/>
-            <w:tcMar>
-              <w:top w:w="80" w:type="dxa"/>
-              <w:left w:w="100" w:type="dxa"/>
-              <w:bottom w:w="80" w:type="dxa"/>
-              <w:right w:w="100" w:type="dxa"/>
-            </w:tcMar>
-          </w:tcPr>
-          <w:p>
-            <w:pPr>
-              <w:rPr>
-                <w:color w:val="000000" w:themeColor="text1"/>
-                <w:sz w:val="24"/>
-                <w:szCs w:val="24"/>
-              </w:rPr>
-            </w:pPr>
-            <w:r>
-              <w:rPr>
-                <w:color w:val="000000" w:themeColor="text1"/>
-                <w:sz w:val="24"/>
-                <w:szCs w:val="24"/>
-              </w:rPr>
-              <w:t>Public reachability alone is not a vulnerability.</w:t>
-            </w:r>
-          </w:p>
-        </w:tc>
-        <w:tc>
-          <w:tcPr>
-            <w:tcW w:w="2750" w:type="dxa"/>
-            <w:tcMar>
-              <w:top w:w="80" w:type="dxa"/>
-              <w:left w:w="100" w:type="dxa"/>
-              <w:bottom w:w="80" w:type="dxa"/>
-              <w:right w:w="100" w:type="dxa"/>
-            </w:tcMar>
-          </w:tcPr>
-          <w:p>
-            <w:pPr>
-              <w:rPr>
-                <w:color w:val="000000" w:themeColor="text1"/>
-                <w:sz w:val="24"/>
-                <w:szCs w:val="24"/>
-              </w:rPr>
-            </w:pPr>
-            <w:r>
-              <w:rPr>
-                <w:color w:val="000000" w:themeColor="text1"/>
-                <w:sz w:val="24"/>
-                <w:szCs w:val="24"/>
-              </w:rPr>
-              <w:t>Review authentication protections only under written authorization.</w:t>
-            </w:r>
-          </w:p>
-        </w:tc>
-      </w:tr>
-      <w:tr>
-        <w:tc>
-          <w:tcPr>
-            <w:tcW w:w="2300" w:type="dxa"/>
-            <w:tcMar>
-              <w:top w:w="80" w:type="dxa"/>
-              <w:left w:w="100" w:type="dxa"/>
-              <w:bottom w:w="80" w:type="dxa"/>
-              <w:right w:w="100" w:type="dxa"/>
-            </w:tcMar>
-          </w:tcPr>
-          <w:p>
-            <w:pPr>
-              <w:rPr>
-                <w:color w:val="000000" w:themeColor="text1"/>
-                <w:sz w:val="24"/>
-                <w:szCs w:val="24"/>
-              </w:rPr>
-            </w:pPr>
-            <w:r>
-              <w:rPr>
-                <w:color w:val="000000" w:themeColor="text1"/>
-                <w:sz w:val="24"/>
-                <w:szCs w:val="24"/>
-              </w:rPr>
-              <w:t>Reported directory/server exposure on mim.gov.zm</w:t>
-            </w:r>
-          </w:p>
-        </w:tc>
-        <w:tc>
-          <w:tcPr>
-            <w:tcW w:w="1500" w:type="dxa"/>
-            <w:tcMar>
-              <w:top w:w="80" w:type="dxa"/>
-              <w:left w:w="100" w:type="dxa"/>
-              <w:bottom w:w="80" w:type="dxa"/>
-              <w:right w:w="100" w:type="dxa"/>
-            </w:tcMar>
-          </w:tcPr>
-          <w:p>
-            <w:pPr>
-              <w:rPr>
-                <w:color w:val="000000" w:themeColor="text1"/>
-                <w:sz w:val="24"/>
-                <w:szCs w:val="24"/>
-              </w:rPr>
-            </w:pPr>
-            <w:r>
-              <w:rPr>
-                <w:color w:val="000000" w:themeColor="text1"/>
-                <w:sz w:val="24"/>
-                <w:szCs w:val="24"/>
-              </w:rPr>
-              <w:t>High impact</w:t>
-            </w:r>
-          </w:p>
-        </w:tc>
-        <w:tc>
-          <w:tcPr>
-            <w:tcW w:w="2800" w:type="dxa"/>
-            <w:tcMar>
-              <w:top w:w="80" w:type="dxa"/>
-              <w:left w:w="100" w:type="dxa"/>
-              <w:bottom w:w="80" w:type="dxa"/>
-              <w:right w:w="100" w:type="dxa"/>
-            </w:tcMar>
-          </w:tcPr>
-          <w:p>
-            <w:pPr>
-              <w:rPr>
-                <w:color w:val="000000" w:themeColor="text1"/>
-                <w:sz w:val="24"/>
-                <w:szCs w:val="24"/>
-              </w:rPr>
-            </w:pPr>
-            <w:r>
-              <w:rPr>
-                <w:color w:val="000000" w:themeColor="text1"/>
-                <w:sz w:val="24"/>
-                <w:szCs w:val="24"/>
-              </w:rPr>
-              <w:t>U</w:t>
-            </w:r>
-            <w:r>
-              <w:rPr>
-                <w:color w:val="000000" w:themeColor="text1"/>
-                <w:sz w:val="24"/>
-                <w:szCs w:val="24"/>
-              </w:rPr>
-              <w:t xml:space="preserve">nintended file/server information </w:t>
-            </w:r>
-            <w:r>
-              <w:rPr>
-                <w:color w:val="000000" w:themeColor="text1"/>
-                <w:sz w:val="24"/>
-                <w:szCs w:val="24"/>
-              </w:rPr>
-              <w:t>exposure.</w:t>
-            </w:r>
-          </w:p>
-        </w:tc>
-        <w:tc>
-          <w:tcPr>
-            <w:tcW w:w="2750" w:type="dxa"/>
-            <w:tcMar>
-              <w:top w:w="80" w:type="dxa"/>
-              <w:left w:w="100" w:type="dxa"/>
-              <w:bottom w:w="80" w:type="dxa"/>
-              <w:right w:w="100" w:type="dxa"/>
-            </w:tcMar>
-          </w:tcPr>
-          <w:p>
-            <w:pPr>
-              <w:rPr>
-                <w:color w:val="000000" w:themeColor="text1"/>
-                <w:sz w:val="24"/>
-                <w:szCs w:val="24"/>
-              </w:rPr>
-            </w:pPr>
-            <w:r>
-              <w:rPr>
-                <w:color w:val="000000" w:themeColor="text1"/>
-                <w:sz w:val="24"/>
-                <w:szCs w:val="24"/>
-              </w:rPr>
-              <w:t>Notify supervisor and authorized site administrator; capture only minimal public evidence; ask the owner to verify server configuration and logs.</w:t>
-            </w:r>
-          </w:p>
-        </w:tc>
-      </w:tr>
-    </w:tbl>
-    <w:p>
-      <w:pPr>
-        <w:spacing w:after="200"/>
-        <w:rPr>
-          <w:color w:val="000000" w:themeColor="text1"/>
-        </w:rPr>
-      </w:pPr>
-    </w:p>
-    <w:p>
-      <w:pPr>
-        <w:pStyle w:val="Heading1"/>
-        <w:spacing w:before="300" w:after="150"/>
-        <w:rPr>
-          <w:b/>
-          <w:color w:val="000000" w:themeColor="text1"/>
-          <w:sz w:val="28"/>
-          <w:szCs w:val="28"/>
-        </w:rPr>
-      </w:pPr>
-      <w:r>
-        <w:rPr>
-          <w:b/>
-          <w:color w:val="000000" w:themeColor="text1"/>
-          <w:sz w:val="28"/>
-          <w:szCs w:val="28"/>
-        </w:rPr>
         <w:t>6</w:t>
       </w:r>
       <w:r>
@@ -26384,20 +25727,170 @@
     </w:p>
     <w:p>
       <w:pPr>
-        <w:spacing w:after="120"/>
         <w:rPr>
-          <w:color w:val="000000" w:themeColor="text1"/>
           <w:sz w:val="24"/>
           <w:szCs w:val="24"/>
         </w:rPr>
       </w:pPr>
       <w:r>
         <w:rPr>
-          <w:color w:val="000000" w:themeColor="text1"/>
           <w:sz w:val="24"/>
           <w:szCs w:val="24"/>
         </w:rPr>
-        <w:t>The strongest confirmed issue currently visible in the Cabinet Office directory text is a spelling inconsistency in the Ministry of Information and Media entry; the ministry-name wording for Youth, Sports and Arts also requires confirmation. Other directory checks remain to be completed systematically. The supplied technical notes raise issues worth investigating, particularly the reported unexpected content on mim.gov.zm and the need to verify PHP patch status, but the current evidence does not justify declaring all ministry websites high risk or labelling a specific ministry site critically vulnerable.</w:t>
+        <w:t>The preliminary security audit identified several concerns affecting the accuracy, accessibility, reliability, and potential security of the reviewed Zambian Government websites. These include spelling errors and inconsistencies on the Cabinet Office page, inaccessible websites, SSL/TLS certificate issues, publicly accessible administrative login pages, reported outdated software versions, and possible exposure of server directories or files on the Ministry of Information and Media website.</w:t>
+      </w:r>
+    </w:p>
+    <w:p>
+      <w:pPr>
+        <w:rPr>
+          <w:sz w:val="24"/>
+          <w:szCs w:val="24"/>
+        </w:rPr>
+      </w:pPr>
+      <w:r>
+        <w:rPr>
+          <w:sz w:val="24"/>
+          <w:szCs w:val="24"/>
+        </w:rPr>
+        <w:t>The findings recorded in the report indicate potential weaknesses in website configuration and security. However, while some issues were directly observed, others remain unverified. In particular, the reported outdated PHP versions and possible exposure to CVE-2026-109618 and CVE-2026-109619 have not been confirmed through server</w:t>
+      </w:r>
+      <w:r>
+        <w:rPr>
+          <w:sz w:val="24"/>
+          <w:szCs w:val="24"/>
+        </w:rPr>
+        <w:t xml:space="preserve"> </w:t>
+      </w:r>
+      <w:r>
+        <w:rPr>
+          <w:sz w:val="24"/>
+          <w:szCs w:val="24"/>
+        </w:rPr>
+        <w:t>level verification</w:t>
+      </w:r>
+      <w:r>
+        <w:rPr>
+          <w:sz w:val="24"/>
+          <w:szCs w:val="24"/>
+        </w:rPr>
+        <w:t xml:space="preserve"> and </w:t>
+      </w:r>
+      <w:proofErr w:type="gramStart"/>
+      <w:r>
+        <w:rPr>
+          <w:sz w:val="24"/>
+          <w:szCs w:val="24"/>
+        </w:rPr>
+        <w:t>actually confirming</w:t>
+      </w:r>
+      <w:proofErr w:type="gramEnd"/>
+      <w:r>
+        <w:rPr>
+          <w:sz w:val="24"/>
+          <w:szCs w:val="24"/>
+        </w:rPr>
+        <w:t xml:space="preserve"> </w:t>
+      </w:r>
+      <w:r>
+        <w:rPr>
+          <w:sz w:val="24"/>
+          <w:szCs w:val="24"/>
+        </w:rPr>
+        <w:t xml:space="preserve">the version of </w:t>
+      </w:r>
+      <w:proofErr w:type="spellStart"/>
+      <w:r>
+        <w:rPr>
+          <w:sz w:val="24"/>
+          <w:szCs w:val="24"/>
+        </w:rPr>
+        <w:t>php</w:t>
+      </w:r>
+      <w:proofErr w:type="spellEnd"/>
+      <w:r>
+        <w:rPr>
+          <w:sz w:val="24"/>
+          <w:szCs w:val="24"/>
+        </w:rPr>
+        <w:t xml:space="preserve"> been used</w:t>
+      </w:r>
+      <w:r>
+        <w:rPr>
+          <w:sz w:val="24"/>
+          <w:szCs w:val="24"/>
+        </w:rPr>
+        <w:t xml:space="preserve">. </w:t>
+      </w:r>
+    </w:p>
+    <w:p>
+      <w:pPr>
+        <w:rPr>
+          <w:sz w:val="32"/>
+          <w:szCs w:val="32"/>
+        </w:rPr>
+      </w:pPr>
+      <w:r>
+        <w:rPr>
+          <w:sz w:val="24"/>
+          <w:szCs w:val="24"/>
+        </w:rPr>
+        <w:t>In terms of risk prioritisation, the reported exposure of server directories or files represents a potentially significant concern, followed by confirmed software vulnerabilities and weaknesses in administrative access controls. Website availability, certificate issues, and page</w:t>
+      </w:r>
+      <w:r>
+        <w:rPr>
+          <w:sz w:val="24"/>
+          <w:szCs w:val="24"/>
+        </w:rPr>
+        <w:t xml:space="preserve"> </w:t>
+      </w:r>
+      <w:r>
+        <w:rPr>
+          <w:sz w:val="24"/>
+          <w:szCs w:val="24"/>
+        </w:rPr>
+        <w:t xml:space="preserve">content inconsistencies also affect the reliability and professionalism of </w:t>
+      </w:r>
+      <w:r>
+        <w:rPr>
+          <w:sz w:val="24"/>
+          <w:szCs w:val="24"/>
+        </w:rPr>
+        <w:t xml:space="preserve">the </w:t>
+      </w:r>
+      <w:r>
+        <w:rPr>
+          <w:sz w:val="24"/>
+          <w:szCs w:val="24"/>
+        </w:rPr>
+        <w:t>government websites</w:t>
+      </w:r>
+      <w:r>
+        <w:rPr>
+          <w:sz w:val="24"/>
+          <w:szCs w:val="24"/>
+        </w:rPr>
+        <w:t xml:space="preserve"> which have been audited</w:t>
+      </w:r>
+      <w:r>
+        <w:rPr>
+          <w:sz w:val="24"/>
+          <w:szCs w:val="24"/>
+        </w:rPr>
+        <w:t>. Overall, the audit provides an initial picture of the issues identified and reported, while distinguishing observed problems from security vulnerabilities</w:t>
+      </w:r>
+      <w:r>
+        <w:rPr>
+          <w:sz w:val="24"/>
+          <w:szCs w:val="24"/>
+        </w:rPr>
+        <w:t xml:space="preserve"> confirmed and others needing </w:t>
+      </w:r>
+      <w:r>
+        <w:rPr>
+          <w:sz w:val="24"/>
+          <w:szCs w:val="24"/>
+        </w:rPr>
+        <w:t>confirmation.</w:t>
       </w:r>
     </w:p>
     <w:p>
@@ -26441,7 +25934,21 @@
         <w:rPr>
           <w:color w:val="000000" w:themeColor="text1"/>
         </w:rPr>
-        <w:t>Cabinet Office Zambia — Ministries and Provincial Administrations:</w:t>
+        <w:t xml:space="preserve">Cabinet Office </w:t>
+      </w:r>
+      <w:proofErr w:type="gramStart"/>
+      <w:r>
+        <w:rPr>
+          <w:color w:val="000000" w:themeColor="text1"/>
+        </w:rPr>
+        <w:t>Zambia  Ministries</w:t>
+      </w:r>
+      <w:proofErr w:type="gramEnd"/>
+      <w:r>
+        <w:rPr>
+          <w:color w:val="000000" w:themeColor="text1"/>
+        </w:rPr>
+        <w:t xml:space="preserve"> and Provincial Administrations:</w:t>
       </w:r>
     </w:p>
     <w:p>
@@ -26474,7 +25981,21 @@
         <w:rPr>
           <w:color w:val="000000" w:themeColor="text1"/>
         </w:rPr>
-        <w:t>PHP official security advisory — 21 October 2026:</w:t>
+        <w:t xml:space="preserve">PHP official security </w:t>
+      </w:r>
+      <w:proofErr w:type="gramStart"/>
+      <w:r>
+        <w:rPr>
+          <w:color w:val="000000" w:themeColor="text1"/>
+        </w:rPr>
+        <w:t>advisory  21</w:t>
+      </w:r>
+      <w:proofErr w:type="gramEnd"/>
+      <w:r>
+        <w:rPr>
+          <w:color w:val="000000" w:themeColor="text1"/>
+        </w:rPr>
+        <w:t xml:space="preserve"> October 2026:</w:t>
       </w:r>
     </w:p>
     <w:p>
@@ -26573,7 +26094,6 @@
         <w:rPr>
           <w:color w:val="000000" w:themeColor="text1"/>
         </w:rPr>
-        <w:lastRenderedPageBreak/>
         <w:t>W3C Web Content Accessibility Guidelines (WCAG) 2.2:</w:t>
       </w:r>
     </w:p>
@@ -26607,7 +26127,7 @@
 </file>
 
 <file path=word/numbering.xml><?xml version="1.0" encoding="utf-8"?>
-<w:numbering xmlns:wpc="http://schemas.microsoft.com/office/word/2010/wordprocessingCanvas" xmlns:cx="http://schemas.microsoft.com/office/drawing/2014/chartex" xmlns:mc="http://schemas.openxmlformats.org/markup-compatibility/2006" xmlns:o="urn:schemas-microsoft-com:office:office" xmlns:r="http://schemas.openxmlformats.org/officeDocument/2006/relationships" xmlns:m="http://schemas.openxmlformats.org/officeDocument/2006/math" xmlns:v="urn:schemas-microsoft-com:vml" xmlns:wp14="http://schemas.microsoft.com/office/word/2010/wordprocessingDrawing" xmlns:wp="http://schemas.openxmlformats.org/drawingml/2006/wordprocessingDrawing" xmlns:w10="urn:schemas-microsoft-com:office:word" xmlns:w="http://schemas.openxmlformats.org/wordprocessingml/2006/main" xmlns:w14="http://schemas.microsoft.com/office/word/2010/wordml" xmlns:w15="http://schemas.microsoft.com/office/word/2012/wordml" xmlns:w16se="http://schemas.microsoft.com/office/word/2015/wordml/symex" xmlns:wpg="http://schemas.microsoft.com/office/word/2010/wordprocessingGroup" xmlns:wpi="http://schemas.microsoft.com/office/word/2010/wordprocessingInk" xmlns:wne="http://schemas.microsoft.com/office/word/2006/wordml" xmlns:wps="http://schemas.microsoft.com/office/word/2010/wordprocessingShape" mc:Ignorable="w14 w15 w16se wp14">
+<w:numbering xmlns:wpc="http://schemas.microsoft.com/office/word/2010/wordprocessingCanvas" xmlns:cx="http://schemas.microsoft.com/office/drawing/2014/chartex" xmlns:cx1="http://schemas.microsoft.com/office/drawing/2015/9/8/chartex" xmlns:cx2="http://schemas.microsoft.com/office/drawing/2015/10/21/chartex" xmlns:cx3="http://schemas.microsoft.com/office/drawing/2016/5/9/chartex" xmlns:cx4="http://schemas.microsoft.com/office/drawing/2016/5/10/chartex" xmlns:cx5="http://schemas.microsoft.com/office/drawing/2016/5/11/chartex" xmlns:cx6="http://schemas.microsoft.com/office/drawing/2016/5/12/chartex" xmlns:cx7="http://schemas.microsoft.com/office/drawing/2016/5/13/chartex" xmlns:cx8="http://schemas.microsoft.com/office/drawing/2016/5/14/chartex" xmlns:mc="http://schemas.openxmlformats.org/markup-compatibility/2006" xmlns:aink="http://schemas.microsoft.com/office/drawing/2016/ink" xmlns:am3d="http://schemas.microsoft.com/office/drawing/2017/model3d" xmlns:o="urn:schemas-microsoft-com:office:office" xmlns:oel="http://schemas.microsoft.com/office/2019/extlst" xmlns:r="http://schemas.openxmlformats.org/officeDocument/2006/relationships" xmlns:m="http://schemas.openxmlformats.org/officeDocument/2006/math" xmlns:v="urn:schemas-microsoft-com:vml" xmlns:wp14="http://schemas.microsoft.com/office/word/2010/wordprocessingDrawing" xmlns:wp="http://schemas.openxmlformats.org/drawingml/2006/wordprocessingDrawing" xmlns:w10="urn:schemas-microsoft-com:office:word" xmlns:w="http://schemas.openxmlformats.org/wordprocessingml/2006/main" xmlns:w14="http://schemas.microsoft.com/office/word/2010/wordml" xmlns:w15="http://schemas.microsoft.com/office/word/2012/wordml" xmlns:w16cex="http://schemas.microsoft.com/office/word/2018/wordml/cex" xmlns:w16cid="http://schemas.microsoft.com/office/word/2016/wordml/cid" xmlns:w16="http://schemas.microsoft.com/office/word/2018/wordml" xmlns:w16du="http://schemas.microsoft.com/office/word/2023/wordml/word16du" xmlns:w16sdtdh="http://schemas.microsoft.com/office/word/2020/wordml/sdtdatahash" xmlns:w16se="http://schemas.microsoft.com/office/word/2015/wordml/symex" xmlns:wpg="http://schemas.microsoft.com/office/word/2010/wordprocessingGroup" xmlns:wpi="http://schemas.microsoft.com/office/word/2010/wordprocessingInk" xmlns:wne="http://schemas.microsoft.com/office/word/2006/wordml" xmlns:wps="http://schemas.microsoft.com/office/word/2010/wordprocessingShape" mc:Ignorable="w14 w15 w16se w16cid w16 w16cex w16sdtdh wp14">
   <w:abstractNum w:abstractNumId="0" w15:restartNumberingAfterBreak="0">
     <w:nsid w:val="3DDF4BD1"/>
     <w:multiLevelType w:val="hybridMultilevel"/>
@@ -26694,7 +26214,7 @@
       </w:pPr>
     </w:lvl>
   </w:abstractNum>
-  <w:num w:numId="1">
+  <w:num w:numId="1" w16cid:durableId="1390957206">
     <w:abstractNumId w:val="0"/>
     <w:lvlOverride w:ilvl="0">
       <w:startOverride w:val="1"/>
@@ -26704,7 +26224,7 @@
 </file>
 
 <file path=word/styles.xml><?xml version="1.0" encoding="utf-8"?>
-<w:styles xmlns:mc="http://schemas.openxmlformats.org/markup-compatibility/2006" xmlns:r="http://schemas.openxmlformats.org/officeDocument/2006/relationships" xmlns:w="http://schemas.openxmlformats.org/wordprocessingml/2006/main" xmlns:w14="http://schemas.microsoft.com/office/word/2010/wordml" xmlns:w15="http://schemas.microsoft.com/office/word/2012/wordml" xmlns:w16se="http://schemas.microsoft.com/office/word/2015/wordml/symex" mc:Ignorable="w14 w15 w16se">
+<w:styles xmlns:mc="http://schemas.openxmlformats.org/markup-compatibility/2006" xmlns:r="http://schemas.openxmlformats.org/officeDocument/2006/relationships" xmlns:w="http://schemas.openxmlformats.org/wordprocessingml/2006/main" xmlns:w14="http://schemas.microsoft.com/office/word/2010/wordml" xmlns:w15="http://schemas.microsoft.com/office/word/2012/wordml" xmlns:w16cex="http://schemas.microsoft.com/office/word/2018/wordml/cex" xmlns:w16cid="http://schemas.microsoft.com/office/word/2016/wordml/cid" xmlns:w16="http://schemas.microsoft.com/office/word/2018/wordml" xmlns:w16sdtdh="http://schemas.microsoft.com/office/word/2020/wordml/sdtdatahash" xmlns:w16se="http://schemas.microsoft.com/office/word/2015/wordml/symex" mc:Ignorable="w14 w15 w16se w16cid w16 w16cex w16sdtdh">
   <w:docDefaults>
     <w:rPrDefault>
       <w:rPr>
@@ -26714,7 +26234,7 @@
     </w:rPrDefault>
     <w:pPrDefault/>
   </w:docDefaults>
-  <w:latentStyles w:defLockedState="0" w:defUIPriority="99" w:defSemiHidden="0" w:defUnhideWhenUsed="0" w:defQFormat="0" w:count="371">
+  <w:latentStyles w:defLockedState="0" w:defUIPriority="99" w:defSemiHidden="0" w:defUnhideWhenUsed="0" w:defQFormat="0" w:count="376">
     <w:lsdException w:name="Normal" w:uiPriority="0" w:qFormat="1"/>
     <w:lsdException w:name="heading 1" w:uiPriority="9" w:qFormat="1"/>
     <w:lsdException w:name="heading 2" w:semiHidden="1" w:uiPriority="9" w:unhideWhenUsed="1" w:qFormat="1"/>
@@ -26820,7 +26340,6 @@
     <w:lsdException w:name="HTML Sample" w:semiHidden="1" w:unhideWhenUsed="1"/>
     <w:lsdException w:name="HTML Typewriter" w:semiHidden="1" w:unhideWhenUsed="1"/>
     <w:lsdException w:name="HTML Variable" w:semiHidden="1" w:unhideWhenUsed="1"/>
-    <w:lsdException w:name="Normal Table" w:semiHidden="1" w:unhideWhenUsed="1"/>
     <w:lsdException w:name="annotation subject" w:semiHidden="1" w:unhideWhenUsed="1"/>
     <w:lsdException w:name="No List" w:semiHidden="1" w:unhideWhenUsed="1"/>
     <w:lsdException w:name="Outline List 1" w:semiHidden="1" w:unhideWhenUsed="1"/>
@@ -26863,11 +26382,8 @@
     <w:lsdException w:name="Table Contemporary" w:semiHidden="1" w:unhideWhenUsed="1"/>
     <w:lsdException w:name="Table Elegant" w:semiHidden="1" w:unhideWhenUsed="1"/>
     <w:lsdException w:name="Table Professional" w:semiHidden="1" w:unhideWhenUsed="1"/>
-    <w:lsdException w:name="Table Subtle 1" w:semiHidden="1" w:unhideWhenUsed="1"/>
     <w:lsdException w:name="Table Subtle 2" w:semiHidden="1" w:unhideWhenUsed="1"/>
     <w:lsdException w:name="Table Web 1" w:semiHidden="1" w:unhideWhenUsed="1"/>
-    <w:lsdException w:name="Table Web 2" w:semiHidden="1" w:unhideWhenUsed="1"/>
-    <w:lsdException w:name="Table Web 3" w:semiHidden="1" w:unhideWhenUsed="1"/>
     <w:lsdException w:name="Balloon Text" w:semiHidden="1" w:unhideWhenUsed="1"/>
     <w:lsdException w:name="Table Grid" w:uiPriority="39"/>
     <w:lsdException w:name="Table Theme" w:semiHidden="1" w:unhideWhenUsed="1"/>
@@ -27086,6 +26602,11 @@
     <w:lsdException w:name="List Table 5 Dark Accent 6" w:uiPriority="50"/>
     <w:lsdException w:name="List Table 6 Colorful Accent 6" w:uiPriority="51"/>
     <w:lsdException w:name="List Table 7 Colorful Accent 6" w:uiPriority="52"/>
+    <w:lsdException w:name="Mention" w:semiHidden="1" w:unhideWhenUsed="1"/>
+    <w:lsdException w:name="Smart Hyperlink" w:semiHidden="1" w:unhideWhenUsed="1"/>
+    <w:lsdException w:name="Hashtag" w:semiHidden="1" w:unhideWhenUsed="1"/>
+    <w:lsdException w:name="Unresolved Mention" w:semiHidden="1" w:unhideWhenUsed="1"/>
+    <w:lsdException w:name="Smart Link" w:semiHidden="1" w:unhideWhenUsed="1"/>
   </w:latentStyles>
   <w:style w:type="paragraph" w:default="1" w:styleId="Normal">
     <w:name w:val="Normal"/>
@@ -27310,7 +26831,6 @@
     <w:name w:val="Normal (Web)"/>
     <w:basedOn w:val="Normal"/>
     <w:uiPriority w:val="99"/>
-    <w:semiHidden/>
     <w:unhideWhenUsed/>
     <w:rsid w:val="008D6991"/>
     <w:pPr>
